--- a/downloads/teacher/ai-7-week-19.docx
+++ b/downloads/teacher/ai-7-week-19.docx
@@ -1938,6 +1938,396 @@
         <w:t>For the Reproducible AI Research Study, retain an annotated worked trace and the changed-case reasoning. Connect the claim to its records, units and assumptions so another investigator can challenge or reproduce it.</w:t>
       </w:r>
     </w:p>
+    <w:p>
+      <w:pPr>
+        <w:pStyle w:val="Heading1"/>
+      </w:pPr>
+      <w:r>
+        <w:t>07. Prepare, teach and assess</w:t>
+      </w:r>
+    </w:p>
+    <w:p>
+      <w:r>
+        <w:t>Teaching target: Explain the mechanism and terminology of research ethics and consent</w:t>
+      </w:r>
+    </w:p>
+    <w:p>
+      <w:r>
+        <w:t>Prepare the labelled worked-case picture, the matching workbook, fictional input cards and a place for individual responses. Check a local Python 3 environment before class; have a paper-trace version ready.</w:t>
+      </w:r>
+    </w:p>
+    <w:tbl>
+      <w:tblPr>
+        <w:tblStyle w:val="LightShading-Accent1"/>
+        <w:tblW w:type="auto" w:w="0"/>
+        <w:tblLook w:firstColumn="1" w:firstRow="1" w:lastColumn="0" w:lastRow="0" w:noHBand="0" w:noVBand="1" w:val="04A0"/>
+      </w:tblPr>
+      <w:tblGrid>
+        <w:gridCol w:w="3408"/>
+        <w:gridCol w:w="3408"/>
+        <w:gridCol w:w="3408"/>
+      </w:tblGrid>
+      <w:tr>
+        <w:trPr>
+          <w:tblHeader/>
+        </w:trPr>
+        <w:tc>
+          <w:tcPr>
+            <w:tcW w:type="dxa" w:w="3408"/>
+          </w:tcPr>
+          <w:p>
+            <w:r>
+              <w:t>Session</w:t>
+            </w:r>
+          </w:p>
+        </w:tc>
+        <w:tc>
+          <w:tcPr>
+            <w:tcW w:type="dxa" w:w="3408"/>
+          </w:tcPr>
+          <w:p>
+            <w:r>
+              <w:t>Plan</w:t>
+            </w:r>
+          </w:p>
+        </w:tc>
+        <w:tc>
+          <w:tcPr>
+            <w:tcW w:type="dxa" w:w="3408"/>
+          </w:tcPr>
+          <w:p>
+            <w:r>
+              <w:t>Resources</w:t>
+            </w:r>
+          </w:p>
+        </w:tc>
+      </w:tr>
+      <w:tr>
+        <w:tc>
+          <w:tcPr>
+            <w:tcW w:type="dxa" w:w="3408"/>
+          </w:tcPr>
+          <w:p>
+            <w:r>
+              <w:t>Session 1 · Understand · 45 min</w:t>
+            </w:r>
+          </w:p>
+        </w:tc>
+        <w:tc>
+          <w:tcPr>
+            <w:tcW w:type="dxa" w:w="3408"/>
+          </w:tcPr>
+          <w:p>
+            <w:r>
+              <w:t>0–7: recall and prerequisite; 7–15: inspect the concrete case and predict; 15–30: teacher models the worked trace; 30–40: learners explain a step using the text and visual; 40–45: check the core idea.</w:t>
+            </w:r>
+          </w:p>
+        </w:tc>
+        <w:tc>
+          <w:tcPr>
+            <w:tcW w:type="dxa" w:w="3408"/>
+          </w:tcPr>
+          <w:p>
+            <w:r>
+              <w:t>Sections 1–6; record the brief recall in the workbook.</w:t>
+            </w:r>
+          </w:p>
+        </w:tc>
+      </w:tr>
+      <w:tr>
+        <w:tc>
+          <w:tcPr>
+            <w:tcW w:type="dxa" w:w="3408"/>
+          </w:tcPr>
+          <w:p>
+            <w:r>
+              <w:t>Session 2 · Practise · 45 min</w:t>
+            </w:r>
+          </w:p>
+        </w:tc>
+        <w:tc>
+          <w:tcPr>
+            <w:tcW w:type="dxa" w:w="3408"/>
+          </w:tcPr>
+          <w:p>
+            <w:r>
+              <w:t>0–5: retrieve the procedure; 5–15: W2 completion practice; 15–23: explain and check with a partner; 23–30: each learner answers the misconception check; 30–40: targeted reteaching or a harder variation; 40–45: prepare the investigation.</w:t>
+            </w:r>
+          </w:p>
+        </w:tc>
+        <w:tc>
+          <w:tcPr>
+            <w:tcW w:type="dxa" w:w="3408"/>
+          </w:tcPr>
+          <w:p>
+            <w:r>
+              <w:t>Sections 7–10; use the matching workbook W2 and misconception check.</w:t>
+            </w:r>
+          </w:p>
+        </w:tc>
+      </w:tr>
+      <w:tr>
+        <w:tc>
+          <w:tcPr>
+            <w:tcW w:type="dxa" w:w="3408"/>
+          </w:tcPr>
+          <w:p>
+            <w:r>
+              <w:t>Session 3 · Investigate and transfer · 45 min</w:t>
+            </w:r>
+          </w:p>
+        </w:tc>
+        <w:tc>
+          <w:tcPr>
+            <w:tcW w:type="dxa" w:w="3408"/>
+          </w:tcPr>
+          <w:p>
+            <w:r>
+              <w:t>0–5: retrieve the decision rule; 5–20: investigate or trace; 20–30: start the independent case; 30–38: connect the project; 38–43: act on feedback; 43–45: plan the return check.</w:t>
+            </w:r>
+          </w:p>
+        </w:tc>
+        <w:tc>
+          <w:tcPr>
+            <w:tcW w:type="dxa" w:w="3408"/>
+          </w:tcPr>
+          <w:p>
+            <w:r>
+              <w:t>Sections 9 and 11–14. Give extra time to finish the full task set; use Section 15 when the week includes a coding lab.</w:t>
+            </w:r>
+          </w:p>
+        </w:tc>
+      </w:tr>
+    </w:tbl>
+    <w:p>
+      <w:r>
+        <w:t>Before class, solve the supported practice: Proposal automatically copies student essays into a study because they were submitted for grading. Show the intermediate steps and give the conclusion with its scope.</w:t>
+      </w:r>
+    </w:p>
+    <w:p>
+      <w:r>
+        <w:t>Reasoned practice answer: Teacher explanation: The grading purpose does not establish research permission under the policy. Redesign around fictional data or obtain required review and voluntary permission before collection.</w:t>
+      </w:r>
+    </w:p>
+    <w:p>
+      <w:r>
+        <w:t>Check every learner before discussion: Use the worked case for Research ethics and consent. Proposed explanation: “The worked result establishes every future case”. Decide whether this explanation is supported. Point to the step or supplied fact that decides; explain your repair if needed.</w:t>
+      </w:r>
+    </w:p>
+    <w:p>
+      <w:r>
+        <w:t>Misconception repair: This classroom policy exercise does not determine real legal or institutional requirements.</w:t>
+      </w:r>
+    </w:p>
+    <w:p>
+      <w:r>
+        <w:t>Support: read the exact case aloud, enlarge the labelled picture, supply input cards and model only the first deciding step. Accept a spoken explanation or drawing; retain the reasoning goal.</w:t>
+      </w:r>
+    </w:p>
+    <w:p>
+      <w:r>
+        <w:t>Extension: A new project requests the same drawings for an excluded purpose. Require a prediction and a reason before comparing. Expected result: Do not reuse them under the existing consent; seek the required new authorisation. Reason: The new purpose falls outside the stated agreement.</w:t>
+      </w:r>
+    </w:p>
+    <w:p>
+      <w:r>
+        <w:t>Independent assessment: withhold the reserved answer until the learner has attempted the new case. Record support separately from correctness.</w:t>
+      </w:r>
+    </w:p>
+    <w:tbl>
+      <w:tblPr>
+        <w:tblStyle w:val="LightShading-Accent1"/>
+        <w:tblW w:type="auto" w:w="0"/>
+        <w:tblLook w:firstColumn="1" w:firstRow="1" w:lastColumn="0" w:lastRow="0" w:noHBand="0" w:noVBand="1" w:val="04A0"/>
+      </w:tblPr>
+      <w:tblGrid>
+        <w:gridCol w:w="2556"/>
+        <w:gridCol w:w="2556"/>
+        <w:gridCol w:w="2556"/>
+        <w:gridCol w:w="2556"/>
+      </w:tblGrid>
+      <w:tr>
+        <w:trPr>
+          <w:tblHeader/>
+        </w:trPr>
+        <w:tc>
+          <w:tcPr>
+            <w:tcW w:type="dxa" w:w="2556"/>
+          </w:tcPr>
+          <w:p>
+            <w:r>
+              <w:t>Criterion</w:t>
+            </w:r>
+          </w:p>
+        </w:tc>
+        <w:tc>
+          <w:tcPr>
+            <w:tcW w:type="dxa" w:w="2556"/>
+          </w:tcPr>
+          <w:p>
+            <w:r>
+              <w:t>Not yet</w:t>
+            </w:r>
+          </w:p>
+        </w:tc>
+        <w:tc>
+          <w:tcPr>
+            <w:tcW w:type="dxa" w:w="2556"/>
+          </w:tcPr>
+          <w:p>
+            <w:r>
+              <w:t>With support</w:t>
+            </w:r>
+          </w:p>
+        </w:tc>
+        <w:tc>
+          <w:tcPr>
+            <w:tcW w:type="dxa" w:w="2556"/>
+          </w:tcPr>
+          <w:p>
+            <w:r>
+              <w:t>Independent</w:t>
+            </w:r>
+          </w:p>
+        </w:tc>
+      </w:tr>
+      <w:tr>
+        <w:tc>
+          <w:tcPr>
+            <w:tcW w:type="dxa" w:w="2556"/>
+          </w:tcPr>
+          <w:p>
+            <w:r>
+              <w:t>Explanation</w:t>
+            </w:r>
+          </w:p>
+        </w:tc>
+        <w:tc>
+          <w:tcPr>
+            <w:tcW w:type="dxa" w:w="2556"/>
+          </w:tcPr>
+          <w:p>
+            <w:r>
+              <w:t>Names an answer without a deciding fact</w:t>
+            </w:r>
+          </w:p>
+        </w:tc>
+        <w:tc>
+          <w:tcPr>
+            <w:tcW w:type="dxa" w:w="2556"/>
+          </w:tcPr>
+          <w:p>
+            <w:r>
+              <w:t>Uses a hint to link fact and decision</w:t>
+            </w:r>
+          </w:p>
+        </w:tc>
+        <w:tc>
+          <w:tcPr>
+            <w:tcW w:type="dxa" w:w="2556"/>
+          </w:tcPr>
+          <w:p>
+            <w:r>
+              <w:t>Explains the deciding fact in own words</w:t>
+            </w:r>
+          </w:p>
+        </w:tc>
+      </w:tr>
+      <w:tr>
+        <w:tc>
+          <w:tcPr>
+            <w:tcW w:type="dxa" w:w="2556"/>
+          </w:tcPr>
+          <w:p>
+            <w:r>
+              <w:t>Trace or test</w:t>
+            </w:r>
+          </w:p>
+        </w:tc>
+        <w:tc>
+          <w:tcPr>
+            <w:tcW w:type="dxa" w:w="2556"/>
+          </w:tcPr>
+          <w:p>
+            <w:r>
+              <w:t>Cannot connect input and result</w:t>
+            </w:r>
+          </w:p>
+        </w:tc>
+        <w:tc>
+          <w:tcPr>
+            <w:tcW w:type="dxa" w:w="2556"/>
+          </w:tcPr>
+          <w:p>
+            <w:r>
+              <w:t>Completes steps with prompts</w:t>
+            </w:r>
+          </w:p>
+        </w:tc>
+        <w:tc>
+          <w:tcPr>
+            <w:tcW w:type="dxa" w:w="2556"/>
+          </w:tcPr>
+          <w:p>
+            <w:r>
+              <w:t>Traces or tests a changed case accurately</w:t>
+            </w:r>
+          </w:p>
+        </w:tc>
+      </w:tr>
+      <w:tr>
+        <w:tc>
+          <w:tcPr>
+            <w:tcW w:type="dxa" w:w="2556"/>
+          </w:tcPr>
+          <w:p>
+            <w:r>
+              <w:t>Limits and revision</w:t>
+            </w:r>
+          </w:p>
+        </w:tc>
+        <w:tc>
+          <w:tcPr>
+            <w:tcW w:type="dxa" w:w="2556"/>
+          </w:tcPr>
+          <w:p>
+            <w:r>
+              <w:t>Claims more than evidence supports</w:t>
+            </w:r>
+          </w:p>
+        </w:tc>
+        <w:tc>
+          <w:tcPr>
+            <w:tcW w:type="dxa" w:w="2556"/>
+          </w:tcPr>
+          <w:p>
+            <w:r>
+              <w:t>Names a limit after a prompt</w:t>
+            </w:r>
+          </w:p>
+        </w:tc>
+        <w:tc>
+          <w:tcPr>
+            <w:tcW w:type="dxa" w:w="2556"/>
+          </w:tcPr>
+          <w:p>
+            <w:r>
+              <w:t>States a defensible limit and useful next test</w:t>
+            </w:r>
+          </w:p>
+        </w:tc>
+      </w:tr>
+    </w:tbl>
+    <w:p>
+      <w:r>
+        <w:t>Project checkpoint: Evaluate and revise. Compare with your starting method, explain errors and record a justified revision.</w:t>
+      </w:r>
+    </w:p>
+    <w:p>
+      <w:r>
+        <w:t>Use the weekly teacher answer for topic-specific reasoning. A saved progress tick is an activity record; judge mastery from the learner’s explanation and evidence.</w:t>
+      </w:r>
+    </w:p>
     <w:sectPr>
       <w:pgSz w:w="12240" w:h="15840"/>
       <w:pgMar w:top="936" w:right="1008" w:bottom="936" w:left="1008" w:header="720" w:footer="720" w:gutter="0"/>

--- a/downloads/teacher/ai-7-week-19.docx
+++ b/downloads/teacher/ai-7-week-19.docx
@@ -2328,6 +2328,39 @@
         <w:t>Use the weekly teacher answer for topic-specific reasoning. A saved progress tick is an activity record; judge mastery from the learner’s explanation and evidence.</w:t>
       </w:r>
     </w:p>
+    <w:p>
+      <w:pPr>
+        <w:pStyle w:val="Heading1"/>
+      </w:pPr>
+      <w:r>
+        <w:t>08. Use feedback, labs and repair paths</w:t>
+      </w:r>
+    </w:p>
+    <w:p>
+      <w:r>
+        <w:t>Use the two formative questions as supported practice, not as independent mastery scores. Discuss the deciding evidence rather than accepting a guessed selection.</w:t>
+      </w:r>
+    </w:p>
+    <w:p>
+      <w:r>
+        <w:t>The feedback comes from the reviewed public worked case. Do not reveal the separately reserved independent teacher answer until the learner has attempted that case.</w:t>
+      </w:r>
+    </w:p>
+    <w:p>
+      <w:r>
+        <w:t>Ask students to predict before running code. Preserve errors and actual outputs; collect a changed test and an explanation. The branch-boundary and indexing lessons deliberately include failure cases.</w:t>
+      </w:r>
+    </w:p>
+    <w:p>
+      <w:r>
+        <w:t>Use the earlier worked-explanation links to address a specific missing building block, then return to the current question. Adapt this suggestion after observing the learner; it is not an automatic diagnosis.</w:t>
+      </w:r>
+    </w:p>
+    <w:p>
+      <w:r>
+        <w:t>Collect the completed-work portfolio as evidence. Record support separately from correctness, and assess explanation, trace/test and limitations. Progress ticks and quiz selections alone do not establish mastery.</w:t>
+      </w:r>
+    </w:p>
     <w:sectPr>
       <w:pgSz w:w="12240" w:h="15840"/>
       <w:pgMar w:top="936" w:right="1008" w:bottom="936" w:left="1008" w:header="720" w:footer="720" w:gutter="0"/>

--- a/downloads/teacher/ai-7-week-19.docx
+++ b/downloads/teacher/ai-7-week-19.docx
@@ -29,16 +29,45 @@
       </w:r>
     </w:p>
     <w:p>
-      <w:pPr>
-        <w:pStyle w:val="Heading3"/>
-      </w:pPr>
-      <w:r>
-        <w:t>Teach the learning cycle</w:t>
+      <w:r>
+        <w:t>Prepare Research ethics and consent: check the target, prerequisites, resources and adaptable teaching schedule.</w:t>
       </w:r>
     </w:p>
     <w:p>
-      <w:r>
-        <w:t>Primary target: Explain the mechanism and terminology of research ethics and consent</w:t>
+      <w:pPr>
+        <w:pStyle w:val="Heading3"/>
+      </w:pPr>
+      <w:r>
+        <w:t>Teach the learning cycle</w:t>
+      </w:r>
+    </w:p>
+    <w:p>
+      <w:pPr>
+        <w:spacing w:line="336" w:lineRule="auto" w:after="180"/>
+      </w:pPr>
+      <w:r>
+        <w:rPr>
+          <w:b w:val="0"/>
+        </w:rPr>
+        <w:t xml:space="preserve">Primary target: Explain the </w:t>
+      </w:r>
+      <w:r>
+        <w:rPr>
+          <w:b/>
+        </w:rPr>
+        <w:t>mechanism</w:t>
+      </w:r>
+      <w:r>
+        <w:rPr>
+          <w:b w:val="0"/>
+        </w:rPr>
+        <w:t xml:space="preserve"> and terminology of research ethics and </w:t>
+      </w:r>
+      <w:r>
+        <w:rPr>
+          <w:b/>
+        </w:rPr>
+        <w:t>consent</w:t>
       </w:r>
     </w:p>
     <w:tbl>
@@ -185,16 +214,37 @@
       </w:tr>
     </w:tbl>
     <w:p>
-      <w:r>
-        <w:t>This is a starting allocation of 135 minutes, not a validated duration. Preserve all named topics. Schedule extra time for connected examples, the full investigation, independent cases and project building. Repeated copies of a case share one recorded attempt; they are not new evidence.</w:t>
+      <w:pPr>
+        <w:spacing w:line="336" w:lineRule="auto" w:after="180"/>
+      </w:pPr>
+      <w:r>
+        <w:rPr>
+          <w:b w:val="0"/>
+        </w:rPr>
+        <w:t>This is a starting allocation of 135 minutes, not a validated duration. Preserve all named topics. Schedule extra time for connected examples, the full investigation, independent cases and project building.</w:t>
       </w:r>
     </w:p>
     <w:p>
       <w:pPr>
-        <w:pStyle w:val="Heading3"/>
-      </w:pPr>
-      <w:r>
-        <w:t>Retrieval answer guidance</w:t>
+        <w:spacing w:line="336" w:lineRule="auto" w:after="180"/>
+      </w:pPr>
+      <w:r>
+        <w:rPr>
+          <w:b w:val="0"/>
+        </w:rPr>
+        <w:t xml:space="preserve">Repeated copies of a case share one recorded attempt; they are not new </w:t>
+      </w:r>
+      <w:r>
+        <w:rPr>
+          <w:b/>
+        </w:rPr>
+        <w:t>evidence</w:t>
+      </w:r>
+      <w:r>
+        <w:rPr>
+          <w:b w:val="0"/>
+        </w:rPr>
+        <w:t>.</w:t>
       </w:r>
     </w:p>
     <w:p>
@@ -202,178 +252,605 @@
         <w:pStyle w:val="Heading3"/>
       </w:pPr>
       <w:r>
-        <w:t>Dataset and benchmark limitations</w:t>
+        <w:t>Retrieval answer guidance</w:t>
       </w:r>
     </w:p>
     <w:p>
-      <w:r>
-        <w:t>Without opening the old lesson, explain one key idea from Dataset and benchmark limitations. Give an example and a mistake that the idea helps you avoid.</w:t>
+      <w:pPr>
+        <w:pStyle w:val="Heading3"/>
+      </w:pPr>
+      <w:r>
+        <w:t>Dataset and benchmark limitations</w:t>
       </w:r>
     </w:p>
     <w:p>
-      <w:r>
-        <w:t>Look for: Explain the mechanism and terminology of dataset and benchmark limitations</w:t>
+      <w:pPr>
+        <w:spacing w:line="336" w:lineRule="auto" w:after="180"/>
+      </w:pPr>
+      <w:r>
+        <w:rPr>
+          <w:b w:val="0"/>
+        </w:rPr>
+        <w:t>Without opening the old lesson, explain one key idea from Dataset and benchmark limitations. Give an example and a mistake that the idea helps you avoid.</w:t>
       </w:r>
     </w:p>
     <w:p>
-      <w:r>
-        <w:t>Reference example, not the only acceptable wording: Teacher explanation: A benchmark measures performance on its particular data and labels. Duplicates, obsolete cases or poor coverage can weaken claims. Inspect eligibility, source dates, related units and label definitions before scoring. Deduplicate by declared unit identity, not merely file name; report excluded and unassessed cases.</w:t>
+      <w:pPr>
+        <w:spacing w:line="336" w:lineRule="auto" w:after="180"/>
+      </w:pPr>
+      <w:r>
+        <w:rPr>
+          <w:b w:val="0"/>
+        </w:rPr>
+        <w:t xml:space="preserve">Look for: Explain the </w:t>
+      </w:r>
+      <w:r>
+        <w:rPr>
+          <w:b/>
+        </w:rPr>
+        <w:t>mechanism</w:t>
+      </w:r>
+      <w:r>
+        <w:rPr>
+          <w:b w:val="0"/>
+        </w:rPr>
+        <w:t xml:space="preserve"> and terminology of dataset and benchmark limitations</w:t>
       </w:r>
     </w:p>
     <w:p>
       <w:pPr>
-        <w:pStyle w:val="Heading3"/>
-      </w:pPr>
-      <w:r>
-        <w:t>Ablation studies</w:t>
+        <w:spacing w:line="336" w:lineRule="auto" w:after="180"/>
+      </w:pPr>
+      <w:r>
+        <w:rPr>
+          <w:b w:val="0"/>
+        </w:rPr>
+        <w:t>Reference example, not the only acceptable wording: Teacher explanation: A benchmark measures performance on its particular data and labels. Duplicates, obsolete cases or poor coverage can weaken claims.</w:t>
       </w:r>
     </w:p>
     <w:p>
-      <w:r>
-        <w:t>Without opening the old lesson, explain one key idea from Ablation studies. Give an example and a mistake that the idea helps you avoid.</w:t>
+      <w:pPr>
+        <w:spacing w:line="336" w:lineRule="auto" w:after="180"/>
+      </w:pPr>
+      <w:r>
+        <w:rPr>
+          <w:b w:val="0"/>
+        </w:rPr>
+        <w:t>Inspect eligibility, source dates, related units and label definitions before scoring. Deduplicate by declared unit identity, not merely file name; report excluded and unassessed cases.</w:t>
       </w:r>
     </w:p>
     <w:p>
-      <w:r>
-        <w:t>Look for: Explain the mechanism and terminology of ablation studies</w:t>
+      <w:pPr>
+        <w:pStyle w:val="Heading3"/>
+      </w:pPr>
+      <w:r>
+        <w:t>Ablation studies</w:t>
       </w:r>
     </w:p>
     <w:p>
-      <w:r>
-        <w:t>Reference example, not the only acceptable wording: Teacher explanation: Ablation removes a component to investigate its contribution under a controlled comparison. Interactions can make contributions depend on other components. Compare full system, without retrieval and without validation on identical cases and scoring. Hold other settings fixed; record changed failure categories, not just totals.</w:t>
+      <w:pPr>
+        <w:spacing w:line="336" w:lineRule="auto" w:after="180"/>
+      </w:pPr>
+      <w:r>
+        <w:rPr>
+          <w:b w:val="0"/>
+        </w:rPr>
+        <w:t>Without opening the old lesson, explain one key idea from Ablation studies. Give an example and a mistake that the idea helps you avoid.</w:t>
       </w:r>
     </w:p>
     <w:p>
       <w:pPr>
-        <w:pStyle w:val="Heading3"/>
-      </w:pPr>
-      <w:r>
-        <w:t>Effect size and practical importance</w:t>
+        <w:spacing w:line="336" w:lineRule="auto" w:after="180"/>
+      </w:pPr>
+      <w:r>
+        <w:rPr>
+          <w:b w:val="0"/>
+        </w:rPr>
+        <w:t xml:space="preserve">Look for: Explain the </w:t>
+      </w:r>
+      <w:r>
+        <w:rPr>
+          <w:b/>
+        </w:rPr>
+        <w:t>mechanism</w:t>
+      </w:r>
+      <w:r>
+        <w:rPr>
+          <w:b w:val="0"/>
+        </w:rPr>
+        <w:t xml:space="preserve"> and terminology of ablation studies</w:t>
       </w:r>
     </w:p>
     <w:p>
-      <w:r>
-        <w:t>Without opening the old lesson, explain one key idea from Effect size and practical importance. Give an example and a mistake that the idea helps you avoid.</w:t>
+      <w:pPr>
+        <w:spacing w:line="336" w:lineRule="auto" w:after="180"/>
+      </w:pPr>
+      <w:r>
+        <w:rPr>
+          <w:b w:val="0"/>
+        </w:rPr>
+        <w:t>Reference example, not the only acceptable wording: Teacher explanation: Ablation removes a component to investigate its contribution under a controlled comparison.</w:t>
       </w:r>
     </w:p>
     <w:p>
-      <w:r>
-        <w:t>Look for: Explain the mechanism and terminology of effect size and practical importance</w:t>
+      <w:pPr>
+        <w:spacing w:line="336" w:lineRule="auto" w:after="180"/>
+      </w:pPr>
+      <w:r>
+        <w:rPr>
+          <w:b w:val="0"/>
+        </w:rPr>
+        <w:t>Interactions can make contributions depend on other components. Compare full system, without retrieval and without validation on identical cases and scoring.</w:t>
       </w:r>
     </w:p>
     <w:p>
-      <w:r>
-        <w:t>Reference example, not the only acceptable wording: Teacher explanation: Effect size describes magnitude on a stated scale. Practical importance depends on task requirements, not merely a nonzero difference. For paired response durations compute baseline minus candidate per case and average the differences. Positive means faster candidate. Compare with a prespecified minimum useful gain.</w:t>
+      <w:pPr>
+        <w:spacing w:line="336" w:lineRule="auto" w:after="180"/>
+      </w:pPr>
+      <w:r>
+        <w:rPr>
+          <w:b w:val="0"/>
+        </w:rPr>
+        <w:t>Hold other settings fixed; record changed failure categories, not just totals.</w:t>
       </w:r>
     </w:p>
     <w:p>
-      <w:r>
-        <w:t>Two 45-minute sessions. Research ethics considers purpose, burden, voluntary participation and consequences. Approval to teach does not automatically authorise a research data collection. Use the supplied constructed scenarios to make the mechanism inspectable. Collect W4 before sharing solutions. Students should name intermediate evidence and limitations; classroom pacing and learning effectiveness remain unvalidated.</w:t>
+      <w:pPr>
+        <w:pStyle w:val="Heading3"/>
+      </w:pPr>
+      <w:r>
+        <w:t>Effect size and practical importance</w:t>
       </w:r>
     </w:p>
     <w:p>
       <w:pPr>
-        <w:pStyle w:val="Heading3"/>
-      </w:pPr>
-      <w:r>
-        <w:t>Outcomes</w:t>
+        <w:spacing w:line="336" w:lineRule="auto" w:after="180"/>
+      </w:pPr>
+      <w:r>
+        <w:rPr>
+          <w:b w:val="0"/>
+        </w:rPr>
+        <w:t>Without opening the old lesson, explain one key idea from Effect size and practical importance. Give an example and a mistake that the idea helps you avoid.</w:t>
       </w:r>
     </w:p>
     <w:p>
-      <w:r>
-        <w:t>Explain the mechanism and terminology of research ethics and consent</w:t>
+      <w:pPr>
+        <w:spacing w:line="336" w:lineRule="auto" w:after="180"/>
+      </w:pPr>
+      <w:r>
+        <w:rPr>
+          <w:b w:val="0"/>
+        </w:rPr>
+        <w:t xml:space="preserve">Look for: Explain the </w:t>
+      </w:r>
+      <w:r>
+        <w:rPr>
+          <w:b/>
+        </w:rPr>
+        <w:t>mechanism</w:t>
+      </w:r>
+      <w:r>
+        <w:rPr>
+          <w:b w:val="0"/>
+        </w:rPr>
+        <w:t xml:space="preserve"> and terminology of effect size and practical importance</w:t>
       </w:r>
     </w:p>
     <w:p>
-      <w:r>
-        <w:t>Apply the stated procedure to a new case with a traceable result</w:t>
+      <w:pPr>
+        <w:spacing w:line="336" w:lineRule="auto" w:after="180"/>
+      </w:pPr>
+      <w:r>
+        <w:rPr>
+          <w:b w:val="0"/>
+        </w:rPr>
+        <w:t>Reference example, not the only acceptable wording: Teacher explanation: Effect size describes magnitude on a stated scale. Practical importance depends on task requirements, not merely a nonzero difference.</w:t>
       </w:r>
     </w:p>
     <w:p>
-      <w:r>
-        <w:t>Identify an assumption or limitation and design a revealing follow-up</w:t>
+      <w:pPr>
+        <w:spacing w:line="336" w:lineRule="auto" w:after="180"/>
+      </w:pPr>
+      <w:r>
+        <w:rPr>
+          <w:b w:val="0"/>
+        </w:rPr>
+        <w:t>For paired response durations compute baseline minus candidate per case and average the differences. Positive means faster candidate. Compare with a prespecified minimum useful gain.</w:t>
       </w:r>
     </w:p>
     <w:p>
       <w:pPr>
-        <w:pStyle w:val="Heading3"/>
-      </w:pPr>
-      <w:r>
-        <w:t>Preparation</w:t>
+        <w:spacing w:line="336" w:lineRule="auto" w:after="180"/>
+      </w:pPr>
+      <w:r>
+        <w:rPr>
+          <w:b w:val="0"/>
+        </w:rPr>
+        <w:t>Two 45-minute sessions. Research ethics considers purpose, burden, voluntary participation and consequences. Approval to teach does not automatically authorise a research data collection.</w:t>
       </w:r>
     </w:p>
     <w:p>
-      <w:r>
-        <w:t>Lesson and workbook; paper and pencil</w:t>
+      <w:pPr>
+        <w:spacing w:line="336" w:lineRule="auto" w:after="180"/>
+      </w:pPr>
+      <w:r>
+        <w:rPr>
+          <w:b w:val="0"/>
+        </w:rPr>
+        <w:t xml:space="preserve">Use the supplied constructed scenarios to make the </w:t>
+      </w:r>
+      <w:r>
+        <w:rPr>
+          <w:b/>
+        </w:rPr>
+        <w:t>mechanism</w:t>
+      </w:r>
+      <w:r>
+        <w:rPr>
+          <w:b w:val="0"/>
+        </w:rPr>
+        <w:t xml:space="preserve"> inspectable. Collect W4 before sharing solutions.</w:t>
       </w:r>
     </w:p>
     <w:p>
-      <w:r>
-        <w:t>Calculator and optional local Python 3 for arithmetic; no live API or private data</w:t>
+      <w:pPr>
+        <w:spacing w:line="336" w:lineRule="auto" w:after="180"/>
+      </w:pPr>
+      <w:r>
+        <w:rPr>
+          <w:b w:val="0"/>
+        </w:rPr>
+        <w:t xml:space="preserve">Students should name intermediate </w:t>
+      </w:r>
+      <w:r>
+        <w:rPr>
+          <w:b/>
+        </w:rPr>
+        <w:t>evidence</w:t>
+      </w:r>
+      <w:r>
+        <w:rPr>
+          <w:b w:val="0"/>
+        </w:rPr>
+        <w:t xml:space="preserve"> and limitations; classroom pacing and learning effectiveness remain unvalidated.</w:t>
       </w:r>
     </w:p>
     <w:p>
-      <w:r>
-        <w:t>Prepare the fresh retry separately and withhold its solution until after collection</w:t>
+      <w:pPr>
+        <w:pStyle w:val="Heading3"/>
+      </w:pPr>
+      <w:r>
+        <w:t>Outcomes</w:t>
       </w:r>
     </w:p>
     <w:p>
       <w:pPr>
-        <w:pStyle w:val="Heading3"/>
-      </w:pPr>
-      <w:r>
-        <w:t>Prerequisite answer</w:t>
+        <w:spacing w:line="336" w:lineRule="auto" w:after="180"/>
+      </w:pPr>
+      <w:r>
+        <w:rPr>
+          <w:b w:val="0"/>
+        </w:rPr>
+        <w:t xml:space="preserve">Explain the </w:t>
+      </w:r>
+      <w:r>
+        <w:rPr>
+          <w:b/>
+        </w:rPr>
+        <w:t>mechanism</w:t>
+      </w:r>
+      <w:r>
+        <w:rPr>
+          <w:b w:val="0"/>
+        </w:rPr>
+        <w:t xml:space="preserve"> and terminology of research ethics and </w:t>
+      </w:r>
+      <w:r>
+        <w:rPr>
+          <w:b/>
+        </w:rPr>
+        <w:t>consent</w:t>
       </w:r>
     </w:p>
     <w:p>
-      <w:r>
-        <w:t>A result depends on the inputs, procedure and conditions that produced it. Preserve data roles and distinguish observed outcomes from predictions or unmeasured conditions. If the prior concept cannot be explained, use a short retrieval activity before this chapter.</w:t>
+      <w:pPr>
+        <w:spacing w:line="336" w:lineRule="auto" w:after="180"/>
+      </w:pPr>
+      <w:r>
+        <w:rPr>
+          <w:b w:val="0"/>
+        </w:rPr>
+        <w:t>Apply the stated procedure to a new case with a traceable result</w:t>
       </w:r>
     </w:p>
     <w:p>
       <w:pPr>
-        <w:pStyle w:val="Heading3"/>
-      </w:pPr>
-      <w:r>
-        <w:t>End goal for the pictorial case</w:t>
+        <w:spacing w:line="336" w:lineRule="auto" w:after="180"/>
+      </w:pPr>
+      <w:r>
+        <w:rPr>
+          <w:b w:val="0"/>
+        </w:rPr>
+        <w:t>Identify an assumption or limitation and design a revealing follow-up</w:t>
       </w:r>
     </w:p>
     <w:p>
-      <w:r>
-        <w:t>Explain research ethics and consent using the records and boundaries of this fictional investigation.</w:t>
+      <w:pPr>
+        <w:pStyle w:val="Heading3"/>
+      </w:pPr>
+      <w:r>
+        <w:t>Preparation</w:t>
       </w:r>
     </w:p>
     <w:p>
-      <w:r>
-        <w:t>This added worked case illustrates the week’s main idea. Retain all original and connected topics; schedule its practice within the teaching cycle.</w:t>
+      <w:pPr>
+        <w:spacing w:line="336" w:lineRule="auto" w:after="180"/>
+      </w:pPr>
+      <w:r>
+        <w:rPr>
+          <w:b w:val="0"/>
+        </w:rPr>
+        <w:t>Lesson and workbook; paper and pencil</w:t>
       </w:r>
     </w:p>
     <w:p>
       <w:pPr>
-        <w:pStyle w:val="Heading1"/>
-      </w:pPr>
-      <w:r>
-        <w:t>02. Explain and model the mechanism</w:t>
+        <w:spacing w:line="336" w:lineRule="auto" w:after="180"/>
+      </w:pPr>
+      <w:r>
+        <w:rPr>
+          <w:b w:val="0"/>
+        </w:rPr>
+        <w:t>Calculator and optional local Python 3 for arithmetic; no live API or private data</w:t>
       </w:r>
     </w:p>
     <w:p>
-      <w:r>
-        <w:t>Research ethics considers purpose, burden, voluntary participation and consequences. Approval to teach does not automatically authorise a research data collection.</w:t>
+      <w:pPr>
+        <w:spacing w:line="336" w:lineRule="auto" w:after="180"/>
+      </w:pPr>
+      <w:r>
+        <w:rPr>
+          <w:b w:val="0"/>
+        </w:rPr>
+        <w:t>Prepare the fresh retry separately and withhold its solution until after collection</w:t>
       </w:r>
     </w:p>
     <w:p>
-      <w:r>
-        <w:t>Begin by writing the question the procedure is intended to answer. Identify the information already supplied, the information it will produce and the information still missing. These are constructed classroom examples; they do not require live accounts, private records or an external service. Do not treat a plausible explanation as a measured outcome.</w:t>
+      <w:pPr>
+        <w:pStyle w:val="Heading3"/>
+      </w:pPr>
+      <w:r>
+        <w:t>Prerequisite answer</w:t>
       </w:r>
     </w:p>
     <w:p>
-      <w:r>
-        <w:t>Use fictional records for this course. For the supplied classroom policy, a real study needs responsible review, plain-language purpose, opt-in consent and withdrawal handling before collection. Do not implement real recruitment in this exercise.</w:t>
+      <w:pPr>
+        <w:spacing w:line="336" w:lineRule="auto" w:after="180"/>
+      </w:pPr>
+      <w:r>
+        <w:rPr>
+          <w:b w:val="0"/>
+        </w:rPr>
+        <w:t xml:space="preserve">A result depends on the </w:t>
+      </w:r>
+      <w:r>
+        <w:rPr>
+          <w:b/>
+        </w:rPr>
+        <w:t>input</w:t>
+      </w:r>
+      <w:r>
+        <w:rPr>
+          <w:b w:val="0"/>
+        </w:rPr>
+        <w:t xml:space="preserve">s, procedure and conditions that produced it. Preserve data roles and distinguish observed outcomes from </w:t>
+      </w:r>
+      <w:r>
+        <w:rPr>
+          <w:b/>
+        </w:rPr>
+        <w:t>prediction</w:t>
+      </w:r>
+      <w:r>
+        <w:rPr>
+          <w:b w:val="0"/>
+        </w:rPr>
+        <w:t>s or unmeasured conditions.</w:t>
       </w:r>
     </w:p>
     <w:p>
-      <w:r>
-        <w:t>Before applying the procedure, write its units, denominator or decision boundary where relevant. A partner should be able to repeat each step using the same inputs. If a required input is absent or violates the stated contract, record that condition explicitly instead of quietly replacing it with a convenient value.</w:t>
+      <w:pPr>
+        <w:spacing w:line="336" w:lineRule="auto" w:after="180"/>
+      </w:pPr>
+      <w:r>
+        <w:rPr>
+          <w:b w:val="0"/>
+        </w:rPr>
+        <w:t>If the prior concept cannot be explained, use a short retrieval activity before this chapter.</w:t>
+      </w:r>
+    </w:p>
+    <w:p>
+      <w:pPr>
+        <w:pStyle w:val="Heading3"/>
+      </w:pPr>
+      <w:r>
+        <w:t>End goal for the pictorial case</w:t>
+      </w:r>
+    </w:p>
+    <w:p>
+      <w:pPr>
+        <w:spacing w:line="336" w:lineRule="auto" w:after="180"/>
+      </w:pPr>
+      <w:r>
+        <w:rPr>
+          <w:b w:val="0"/>
+        </w:rPr>
+        <w:t xml:space="preserve">Explain research ethics and </w:t>
+      </w:r>
+      <w:r>
+        <w:rPr>
+          <w:b/>
+        </w:rPr>
+        <w:t>consent</w:t>
+      </w:r>
+      <w:r>
+        <w:rPr>
+          <w:b w:val="0"/>
+        </w:rPr>
+        <w:t xml:space="preserve"> using the records and boundaries of this fictional investigation.</w:t>
+      </w:r>
+    </w:p>
+    <w:p>
+      <w:pPr>
+        <w:spacing w:line="336" w:lineRule="auto" w:after="180"/>
+      </w:pPr>
+      <w:r>
+        <w:rPr>
+          <w:b w:val="0"/>
+        </w:rPr>
+        <w:t>This added worked case illustrates the week’s main idea. Retain all original and connected topics; schedule its practice within the teaching cycle.</w:t>
+      </w:r>
+    </w:p>
+    <w:p>
+      <w:pPr>
+        <w:pStyle w:val="Heading1"/>
+      </w:pPr>
+      <w:r>
+        <w:t>02. Explain and model the mechanism</w:t>
+      </w:r>
+    </w:p>
+    <w:p>
+      <w:r>
+        <w:t>Model Research ethics and consent using the supplied case, labelled mechanism and reasoning. Make the scope of each conclusion explicit.</w:t>
+      </w:r>
+    </w:p>
+    <w:p>
+      <w:pPr>
+        <w:spacing w:line="336" w:lineRule="auto" w:after="180"/>
+      </w:pPr>
+      <w:r>
+        <w:rPr>
+          <w:b w:val="0"/>
+        </w:rPr>
+        <w:t>Research ethics considers purpose, burden, voluntary participation and consequences. Approval to teach does not automatically authorise a research data collection.</w:t>
+      </w:r>
+    </w:p>
+    <w:p>
+      <w:pPr>
+        <w:pStyle w:val="Heading3"/>
+      </w:pPr>
+      <w:r>
+        <w:t>Explain Research ethics and consent · 1</w:t>
+      </w:r>
+    </w:p>
+    <w:p>
+      <w:pPr>
+        <w:spacing w:line="336" w:lineRule="auto" w:after="180"/>
+      </w:pPr>
+      <w:r>
+        <w:rPr>
+          <w:b w:val="0"/>
+        </w:rPr>
+        <w:t>Begin by writing the question the procedure is intended to answer. Identify the information already supplied, the information it will produce and the information still missing.</w:t>
+      </w:r>
+    </w:p>
+    <w:p>
+      <w:pPr>
+        <w:spacing w:line="336" w:lineRule="auto" w:after="180"/>
+      </w:pPr>
+      <w:r>
+        <w:rPr>
+          <w:b w:val="0"/>
+        </w:rPr>
+        <w:t>These are constructed classroom examples; they do not require live accounts, private records or an external service. Do not treat a plausible explanation as a measured outcome.</w:t>
+      </w:r>
+    </w:p>
+    <w:p>
+      <w:pPr>
+        <w:spacing w:line="336" w:lineRule="auto" w:after="180"/>
+      </w:pPr>
+      <w:r>
+        <w:rPr>
+          <w:b w:val="0"/>
+        </w:rPr>
+        <w:t xml:space="preserve">Use fictional records for this course. For the supplied classroom policy, a real study needs responsible review, plain-language purpose, opt-in </w:t>
+      </w:r>
+      <w:r>
+        <w:rPr>
+          <w:b/>
+        </w:rPr>
+        <w:t>consent</w:t>
+      </w:r>
+      <w:r>
+        <w:rPr>
+          <w:b w:val="0"/>
+        </w:rPr>
+        <w:t xml:space="preserve"> and withdrawal handling before collection.</w:t>
+      </w:r>
+    </w:p>
+    <w:p>
+      <w:pPr>
+        <w:spacing w:line="336" w:lineRule="auto" w:after="180"/>
+      </w:pPr>
+      <w:r>
+        <w:rPr>
+          <w:b w:val="0"/>
+        </w:rPr>
+        <w:t>Do not implement real recruitment in this exercise.</w:t>
+      </w:r>
+    </w:p>
+    <w:p>
+      <w:pPr>
+        <w:pStyle w:val="Heading3"/>
+      </w:pPr>
+      <w:r>
+        <w:t>Explain Research ethics and consent · 2</w:t>
+      </w:r>
+    </w:p>
+    <w:p>
+      <w:pPr>
+        <w:spacing w:line="336" w:lineRule="auto" w:after="180"/>
+      </w:pPr>
+      <w:r>
+        <w:rPr>
+          <w:b w:val="0"/>
+        </w:rPr>
+        <w:t xml:space="preserve">Before applying the procedure, write its units, denominator or decision boundary where relevant. A partner should be able to repeat each step using the same </w:t>
+      </w:r>
+      <w:r>
+        <w:rPr>
+          <w:b/>
+        </w:rPr>
+        <w:t>input</w:t>
+      </w:r>
+      <w:r>
+        <w:rPr>
+          <w:b w:val="0"/>
+        </w:rPr>
+        <w:t>s.</w:t>
+      </w:r>
+    </w:p>
+    <w:p>
+      <w:pPr>
+        <w:spacing w:line="336" w:lineRule="auto" w:after="180"/>
+      </w:pPr>
+      <w:r>
+        <w:rPr>
+          <w:b w:val="0"/>
+        </w:rPr>
+        <w:t xml:space="preserve">If a required </w:t>
+      </w:r>
+      <w:r>
+        <w:rPr>
+          <w:b/>
+        </w:rPr>
+        <w:t>input</w:t>
+      </w:r>
+      <w:r>
+        <w:rPr>
+          <w:b w:val="0"/>
+        </w:rPr>
+        <w:t xml:space="preserve"> is absent or violates the stated contract, record that condition explicitly instead of quietly replacing it with a convenient value.</w:t>
       </w:r>
     </w:p>
     <w:tbl>
@@ -571,36 +1048,198 @@
       </w:r>
     </w:p>
     <w:p>
-      <w:r>
-        <w:t>Guided: The grading purpose does not establish research permission under the policy. Redesign around fictional data or obtain required review and voluntary permission before collection. Qualification: This classroom policy exercise does not determine real legal or institutional requirements. Exit: accept a concrete variation with its predicted outcome and a stated condition that would challenge the mechanism; reject a claim resting on unmeasured evidence.</w:t>
+      <w:pPr>
+        <w:pStyle w:val="Heading3"/>
+      </w:pPr>
+      <w:r>
+        <w:t>Explain Research ethics and consent · 3</w:t>
       </w:r>
     </w:p>
     <w:p>
       <w:pPr>
-        <w:pStyle w:val="Heading3"/>
-      </w:pPr>
-      <w:r>
-        <w:t>Model the reasoning aloud</w:t>
+        <w:spacing w:line="336" w:lineRule="auto" w:after="180"/>
+      </w:pPr>
+      <w:r>
+        <w:rPr>
+          <w:b w:val="0"/>
+        </w:rPr>
+        <w:t>Guided: The grading purpose does not establish research permission under the policy. Redesign around fictional data or obtain required review and voluntary permission before collection.</w:t>
       </w:r>
     </w:p>
     <w:p>
-      <w:r>
-        <w:t>Use the complete worked example below before asking learners to complete W2. Reveal a small part, invite a prediction, then explain the deciding step. These teacher notes contain solutions; do not reveal the independent case answer during modelling.</w:t>
+      <w:pPr>
+        <w:spacing w:line="336" w:lineRule="auto" w:after="180"/>
+      </w:pPr>
+      <w:r>
+        <w:rPr>
+          <w:b w:val="0"/>
+        </w:rPr>
+        <w:t>Qualification: This classroom policy exercise does not determine real legal or institutional requirements.</w:t>
       </w:r>
     </w:p>
     <w:p>
-      <w:r>
-        <w:t>Proposal automatically copies student essays into a study because they were submitted for grading.</w:t>
+      <w:pPr>
+        <w:spacing w:line="336" w:lineRule="auto" w:after="180"/>
+      </w:pPr>
+      <w:r>
+        <w:rPr>
+          <w:b w:val="0"/>
+        </w:rPr>
+        <w:t xml:space="preserve">Exit: accept a concrete variation with its predicted outcome and a stated condition that would challenge the </w:t>
+      </w:r>
+      <w:r>
+        <w:rPr>
+          <w:b/>
+        </w:rPr>
+        <w:t>mechanism</w:t>
+      </w:r>
+      <w:r>
+        <w:rPr>
+          <w:b w:val="0"/>
+        </w:rPr>
+        <w:t xml:space="preserve">; reject a claim resting on unmeasured </w:t>
+      </w:r>
+      <w:r>
+        <w:rPr>
+          <w:b/>
+        </w:rPr>
+        <w:t>evidence</w:t>
+      </w:r>
+      <w:r>
+        <w:rPr>
+          <w:b w:val="0"/>
+        </w:rPr>
+        <w:t>.</w:t>
       </w:r>
     </w:p>
     <w:p>
-      <w:r>
-        <w:t>The grading purpose does not establish research permission under the policy. Redesign around fictional data or obtain required review and voluntary permission before collection.</w:t>
+      <w:pPr>
+        <w:pStyle w:val="Heading3"/>
+      </w:pPr>
+      <w:r>
+        <w:t>Model the reasoning aloud</w:t>
       </w:r>
     </w:p>
     <w:p>
-      <w:r>
-        <w:t>Compare the intermediate evidence with the final statement. Explain why each number or decision follows from the stated inputs. The conclusion belongs to this scenario and procedure; changing the inputs, evaluation population or authority can change what it establishes. Retain the raw record so a later revision can be compared honestly.</w:t>
+      <w:pPr>
+        <w:spacing w:line="336" w:lineRule="auto" w:after="180"/>
+      </w:pPr>
+      <w:r>
+        <w:rPr>
+          <w:b w:val="0"/>
+        </w:rPr>
+        <w:t xml:space="preserve">Use the complete worked example below before asking learners to complete W2. Reveal a small part, invite a </w:t>
+      </w:r>
+      <w:r>
+        <w:rPr>
+          <w:b/>
+        </w:rPr>
+        <w:t>prediction</w:t>
+      </w:r>
+      <w:r>
+        <w:rPr>
+          <w:b w:val="0"/>
+        </w:rPr>
+        <w:t>, then explain the deciding step.</w:t>
+      </w:r>
+    </w:p>
+    <w:p>
+      <w:pPr>
+        <w:spacing w:line="336" w:lineRule="auto" w:after="180"/>
+      </w:pPr>
+      <w:r>
+        <w:rPr>
+          <w:b w:val="0"/>
+        </w:rPr>
+        <w:t>These teacher notes contain solutions; do not reveal the independent case answer during modelling.</w:t>
+      </w:r>
+    </w:p>
+    <w:p>
+      <w:pPr>
+        <w:spacing w:line="336" w:lineRule="auto" w:after="180"/>
+      </w:pPr>
+      <w:r>
+        <w:rPr>
+          <w:b w:val="0"/>
+        </w:rPr>
+        <w:t>Proposal automatically copies student essays into a study because they were submitted for grading.</w:t>
+      </w:r>
+    </w:p>
+    <w:p>
+      <w:pPr>
+        <w:spacing w:line="336" w:lineRule="auto" w:after="180"/>
+      </w:pPr>
+      <w:r>
+        <w:rPr>
+          <w:b w:val="0"/>
+        </w:rPr>
+        <w:t>The grading purpose does not establish research permission under the policy. Redesign around fictional data or obtain required review and voluntary permission before collection.</w:t>
+      </w:r>
+    </w:p>
+    <w:p>
+      <w:pPr>
+        <w:pStyle w:val="Heading3"/>
+      </w:pPr>
+      <w:r>
+        <w:t>Model the reasoning aloud · 4</w:t>
+      </w:r>
+    </w:p>
+    <w:p>
+      <w:pPr>
+        <w:spacing w:line="336" w:lineRule="auto" w:after="180"/>
+      </w:pPr>
+      <w:r>
+        <w:rPr>
+          <w:b w:val="0"/>
+        </w:rPr>
+        <w:t xml:space="preserve">Compare the intermediate </w:t>
+      </w:r>
+      <w:r>
+        <w:rPr>
+          <w:b/>
+        </w:rPr>
+        <w:t>evidence</w:t>
+      </w:r>
+      <w:r>
+        <w:rPr>
+          <w:b w:val="0"/>
+        </w:rPr>
+        <w:t xml:space="preserve"> with the final statement. Explain why each number or decision follows from the stated </w:t>
+      </w:r>
+      <w:r>
+        <w:rPr>
+          <w:b/>
+        </w:rPr>
+        <w:t>input</w:t>
+      </w:r>
+      <w:r>
+        <w:rPr>
+          <w:b w:val="0"/>
+        </w:rPr>
+        <w:t>s.</w:t>
+      </w:r>
+    </w:p>
+    <w:p>
+      <w:pPr>
+        <w:spacing w:line="336" w:lineRule="auto" w:after="180"/>
+      </w:pPr>
+      <w:r>
+        <w:rPr>
+          <w:b w:val="0"/>
+        </w:rPr>
+        <w:t xml:space="preserve">The conclusion belongs to this scenario and procedure; changing the </w:t>
+      </w:r>
+      <w:r>
+        <w:rPr>
+          <w:b/>
+        </w:rPr>
+        <w:t>input</w:t>
+      </w:r>
+      <w:r>
+        <w:rPr>
+          <w:b w:val="0"/>
+        </w:rPr>
+        <w:t>s, evaluation population or authority can change what it establishes. Retain the raw record so a later revision can be compared honestly.</w:t>
       </w:r>
     </w:p>
     <w:tbl>
@@ -706,7 +1345,13 @@
       </w:tr>
     </w:tbl>
     <w:p>
-      <w:r>
+      <w:pPr>
+        <w:spacing w:line="336" w:lineRule="auto" w:after="180"/>
+      </w:pPr>
+      <w:r>
+        <w:rPr>
+          <w:b w:val="0"/>
+        </w:rPr>
         <w:t>Use the diagram and verbal explanation together. Ask learners to match a sentence to a specific visual step; do not assign learners fixed visual or auditory learning styles.</w:t>
       </w:r>
     </w:p>
@@ -719,8 +1364,20 @@
       </w:r>
     </w:p>
     <w:p>
-      <w:r>
-        <w:t>Consent is specific, not universal. A fictional study asks adults to submit anonymous drawings for one pattern-recognition investigation.</w:t>
+      <w:pPr>
+        <w:spacing w:line="336" w:lineRule="auto" w:after="180"/>
+      </w:pPr>
+      <w:r>
+        <w:rPr>
+          <w:b/>
+        </w:rPr>
+        <w:t>Consent</w:t>
+      </w:r>
+      <w:r>
+        <w:rPr>
+          <w:b w:val="0"/>
+        </w:rPr>
+        <w:t xml:space="preserve"> is specific, not universal. A fictional study asks adults to submit anonymous drawings for one pattern-recognition investigation.</w:t>
       </w:r>
     </w:p>
     <w:p>
@@ -732,8 +1389,29 @@
       </w:r>
     </w:p>
     <w:p>
-      <w:r>
-        <w:t>Consent covers this study only. It excludes public posting of originals and unrelated face-recognition research.</w:t>
+      <w:pPr>
+        <w:pStyle w:val="Heading3"/>
+      </w:pPr>
+      <w:r>
+        <w:t>Supplied facts</w:t>
+      </w:r>
+    </w:p>
+    <w:p>
+      <w:pPr>
+        <w:spacing w:line="336" w:lineRule="auto" w:after="180"/>
+        <w:shd w:fill="F1F6FC"/>
+      </w:pPr>
+      <w:r>
+        <w:rPr>
+          <w:b/>
+        </w:rPr>
+        <w:t>Consent</w:t>
+      </w:r>
+      <w:r>
+        <w:rPr>
+          <w:b w:val="0"/>
+        </w:rPr>
+        <w:t xml:space="preserve"> covers this study only. It excludes public posting of originals and unrelated face-recognition research.</w:t>
       </w:r>
     </w:p>
     <w:p>
@@ -896,21 +1574,31 @@
       </w:r>
     </w:p>
     <w:p>
-      <w:r>
-        <w:t>Research ethics includes what people agree to, how they can decline and how risks are addressed. A contribution does not grant unlimited reuse.</w:t>
+      <w:pPr>
+        <w:pStyle w:val="Heading3"/>
+      </w:pPr>
+      <w:r>
+        <w:t>Why the result follows</w:t>
       </w:r>
     </w:p>
     <w:p>
       <w:pPr>
-        <w:pStyle w:val="Heading3"/>
-      </w:pPr>
-      <w:r>
-        <w:t>What this example does not establish</w:t>
+        <w:spacing w:line="336" w:lineRule="auto" w:after="180"/>
+        <w:shd w:fill="F1F6FC"/>
+      </w:pPr>
+      <w:r>
+        <w:rPr>
+          <w:b w:val="0"/>
+        </w:rPr>
+        <w:t>Research ethics includes what people agree to, how they can decline and how risks are addressed. A contribution does not grant unlimited reuse.</w:t>
       </w:r>
     </w:p>
     <w:p>
-      <w:r>
-        <w:t>This fictional adult scenario is not approval for research with children; real oversight and applicable rules are separate requirements.</w:t>
+      <w:pPr>
+        <w:pStyle w:val="Heading3"/>
+      </w:pPr>
+      <w:r>
+        <w:t>What this example does not establish</w:t>
       </w:r>
     </w:p>
     <w:p>
@@ -918,43 +1606,180 @@
         <w:pStyle w:val="Heading3"/>
       </w:pPr>
       <w:r>
-        <w:t>Change one thing in the pictured case</w:t>
+        <w:t>Keep the stated limit</w:t>
       </w:r>
     </w:p>
     <w:p>
-      <w:r>
-        <w:t>Change: A new project requests the same drawings for an excluded purpose.</w:t>
+      <w:pPr>
+        <w:spacing w:line="336" w:lineRule="auto" w:after="180"/>
+        <w:shd w:fill="FFF5E6"/>
+      </w:pPr>
+      <w:r>
+        <w:rPr>
+          <w:b w:val="0"/>
+        </w:rPr>
+        <w:t>This fictional adult scenario is not approval for research with children; real oversight and applicable rules are separate requirements.</w:t>
       </w:r>
     </w:p>
     <w:p>
-      <w:r>
-        <w:t>Prediction: Do not reuse them under the existing consent; seek the required new authorisation.</w:t>
+      <w:pPr>
+        <w:pStyle w:val="Heading3"/>
+      </w:pPr>
+      <w:r>
+        <w:t>Change one thing in the pictured case</w:t>
       </w:r>
     </w:p>
     <w:p>
-      <w:r>
-        <w:t>Reason: The new purpose falls outside the stated agreement.</w:t>
+      <w:pPr>
+        <w:pStyle w:val="Heading3"/>
+      </w:pPr>
+      <w:r>
+        <w:t>Change one thing</w:t>
       </w:r>
     </w:p>
     <w:p>
       <w:pPr>
-        <w:pStyle w:val="Heading3"/>
-      </w:pPr>
-      <w:r>
-        <w:t>Ask while showing the picture</w:t>
+        <w:spacing w:line="336" w:lineRule="auto" w:after="180"/>
+        <w:shd w:fill="F5F1FB"/>
+      </w:pPr>
+      <w:r>
+        <w:rPr>
+          <w:b w:val="0"/>
+        </w:rPr>
+        <w:t>Change: A new project requests the same drawings for an excluded purpose.</w:t>
       </w:r>
     </w:p>
     <w:p>
-      <w:r>
-        <w:t>Cover the result. Ask learners to name the inputs and predict the next step. Uncover one step, connect the icon to the actual procedure, and explain its evidence. Then change the supplied condition and compare. The picture is a representation; it does not document execution of a real AI model.</w:t>
+      <w:pPr>
+        <w:pStyle w:val="Heading3"/>
+      </w:pPr>
+      <w:r>
+        <w:t>Predicted result</w:t>
       </w:r>
     </w:p>
     <w:p>
       <w:pPr>
+        <w:spacing w:line="336" w:lineRule="auto" w:after="180"/>
+        <w:shd w:fill="F1F6FC"/>
+      </w:pPr>
+      <w:r>
+        <w:rPr>
+          <w:b/>
+        </w:rPr>
+        <w:t>Prediction</w:t>
+      </w:r>
+      <w:r>
+        <w:rPr>
+          <w:b w:val="0"/>
+        </w:rPr>
+        <w:t xml:space="preserve">: Do not reuse them under the existing </w:t>
+      </w:r>
+      <w:r>
+        <w:rPr>
+          <w:b/>
+        </w:rPr>
+        <w:t>consent</w:t>
+      </w:r>
+      <w:r>
+        <w:rPr>
+          <w:b w:val="0"/>
+        </w:rPr>
+        <w:t>; seek the required new authorisation.</w:t>
+      </w:r>
+    </w:p>
+    <w:p>
+      <w:pPr>
+        <w:pStyle w:val="Heading3"/>
+      </w:pPr>
+      <w:r>
+        <w:t>Why the result follows</w:t>
+      </w:r>
+    </w:p>
+    <w:p>
+      <w:pPr>
+        <w:spacing w:line="336" w:lineRule="auto" w:after="180"/>
+        <w:shd w:fill="F1F6FC"/>
+      </w:pPr>
+      <w:r>
+        <w:rPr>
+          <w:b w:val="0"/>
+        </w:rPr>
+        <w:t>Reason: The new purpose falls outside the stated agreement.</w:t>
+      </w:r>
+    </w:p>
+    <w:p>
+      <w:pPr>
+        <w:pStyle w:val="Heading3"/>
+      </w:pPr>
+      <w:r>
+        <w:t>Ask while showing the picture</w:t>
+      </w:r>
+    </w:p>
+    <w:p>
+      <w:pPr>
+        <w:pStyle w:val="Heading3"/>
+      </w:pPr>
+      <w:r>
+        <w:t>Ask while showing the picture · 5</w:t>
+      </w:r>
+    </w:p>
+    <w:p>
+      <w:pPr>
+        <w:spacing w:line="336" w:lineRule="auto" w:after="180"/>
+      </w:pPr>
+      <w:r>
+        <w:rPr>
+          <w:b w:val="0"/>
+        </w:rPr>
+        <w:t xml:space="preserve">Cover the result. Ask learners to name the </w:t>
+      </w:r>
+      <w:r>
+        <w:rPr>
+          <w:b/>
+        </w:rPr>
+        <w:t>input</w:t>
+      </w:r>
+      <w:r>
+        <w:rPr>
+          <w:b w:val="0"/>
+        </w:rPr>
+        <w:t xml:space="preserve">s and predict the next step. Uncover one step, connect the icon to the actual procedure, and explain its </w:t>
+      </w:r>
+      <w:r>
+        <w:rPr>
+          <w:b/>
+        </w:rPr>
+        <w:t>evidence</w:t>
+      </w:r>
+      <w:r>
+        <w:rPr>
+          <w:b w:val="0"/>
+        </w:rPr>
+        <w:t>. Then change the supplied condition and compare.</w:t>
+      </w:r>
+    </w:p>
+    <w:p>
+      <w:pPr>
+        <w:spacing w:line="336" w:lineRule="auto" w:after="180"/>
+      </w:pPr>
+      <w:r>
+        <w:rPr>
+          <w:b w:val="0"/>
+        </w:rPr>
+        <w:t>The picture is a representation; it does not document execution of a real AI model.</w:t>
+      </w:r>
+    </w:p>
+    <w:p>
+      <w:pPr>
         <w:pStyle w:val="Heading1"/>
       </w:pPr>
       <w:r>
         <w:t>03. Demonstrate and guide practice</w:t>
+      </w:r>
+    </w:p>
+    <w:p>
+      <w:r>
+        <w:t>Demonstrate Research ethics and consent, reduce support deliberately and check individual reasoning before discussing answers.</w:t>
       </w:r>
     </w:p>
     <w:tbl>
@@ -1170,36 +1995,100 @@
       </w:tr>
     </w:tbl>
     <w:p>
-      <w:r>
-        <w:t>Use the worked example in Sections 3 and 6. Collect a prediction before revealing its result; ask the learner to point to each intermediate fact.</w:t>
+      <w:pPr>
+        <w:spacing w:line="336" w:lineRule="auto" w:after="180"/>
+      </w:pPr>
+      <w:r>
+        <w:rPr>
+          <w:b w:val="0"/>
+        </w:rPr>
+        <w:t xml:space="preserve">Use the worked example in Sections 3 and 6. Collect a </w:t>
+      </w:r>
+      <w:r>
+        <w:rPr>
+          <w:b/>
+        </w:rPr>
+        <w:t>prediction</w:t>
+      </w:r>
+      <w:r>
+        <w:rPr>
+          <w:b w:val="0"/>
+        </w:rPr>
+        <w:t xml:space="preserve"> before revealing its result; ask the learner to point to each intermediate fact.</w:t>
       </w:r>
     </w:p>
     <w:p>
-      <w:r>
-        <w:t>Provide an input/procedure/result/limit frame and a calculator when needed. Ask students to identify the first step before completing the whole trace. Extension: compare two concrete variants of this mechanism while holding unrelated conditions fixed; report both successful and unsuccessful outcomes.</w:t>
+      <w:pPr>
+        <w:spacing w:line="336" w:lineRule="auto" w:after="180"/>
+      </w:pPr>
+      <w:r>
+        <w:rPr>
+          <w:b w:val="0"/>
+        </w:rPr>
+        <w:t xml:space="preserve">Provide an </w:t>
+      </w:r>
+      <w:r>
+        <w:rPr>
+          <w:b/>
+        </w:rPr>
+        <w:t>input</w:t>
+      </w:r>
+      <w:r>
+        <w:rPr>
+          <w:b w:val="0"/>
+        </w:rPr>
+        <w:t>/procedure/result/limit frame and a calculator when needed. Ask students to identify the first step before completing the whole trace.</w:t>
       </w:r>
     </w:p>
     <w:p>
       <w:pPr>
-        <w:pStyle w:val="Heading3"/>
-      </w:pPr>
-      <w:r>
-        <w:t>Reduce help deliberately</w:t>
+        <w:spacing w:line="336" w:lineRule="auto" w:after="180"/>
+      </w:pPr>
+      <w:r>
+        <w:rPr>
+          <w:b w:val="0"/>
+        </w:rPr>
+        <w:t xml:space="preserve">Extension: compare two concrete variants of this </w:t>
+      </w:r>
+      <w:r>
+        <w:rPr>
+          <w:b/>
+        </w:rPr>
+        <w:t>mechanism</w:t>
+      </w:r>
+      <w:r>
+        <w:rPr>
+          <w:b w:val="0"/>
+        </w:rPr>
+        <w:t xml:space="preserve"> while holding unrelated conditions fixed; report both successful and unsuccessful outcomes.</w:t>
       </w:r>
     </w:p>
     <w:p>
-      <w:r>
-        <w:t>Completion task: Proposal automatically copies student essays into a study because they were submitted for grading. Show the intermediate steps and give the conclusion with its scope.</w:t>
+      <w:pPr>
+        <w:pStyle w:val="Heading3"/>
+      </w:pPr>
+      <w:r>
+        <w:t>Reduce help deliberately</w:t>
       </w:r>
     </w:p>
     <w:p>
-      <w:r>
-        <w:t>Teacher check: Teacher explanation: The grading purpose does not establish research permission under the policy. Redesign around fictional data or obtain required review and voluntary permission before collection.</w:t>
+      <w:pPr>
+        <w:pStyle w:val="Heading3"/>
+      </w:pPr>
+      <w:r>
+        <w:t>Completion practice</w:t>
       </w:r>
     </w:p>
     <w:p>
-      <w:r>
-        <w:t>Start by identifying the given inputs together. Leave the intermediate steps blank. If needed, model one step, then withdraw that help on the next step. Move to a full trace only when the partial trace is understood. For partners, alternate explainer and checker; collect a response from every learner before discussion.</w:t>
+      <w:pPr>
+        <w:spacing w:line="336" w:lineRule="auto" w:after="180"/>
+        <w:shd w:fill="F5F1FB"/>
+      </w:pPr>
+      <w:r>
+        <w:rPr>
+          <w:b w:val="0"/>
+        </w:rPr>
+        <w:t>Completion task: Proposal automatically copies student essays into a study because they were submitted for grading. Show the intermediate steps and give the conclusion with its scope.</w:t>
       </w:r>
     </w:p>
     <w:p>
@@ -1207,22 +2096,53 @@
         <w:pStyle w:val="Heading3"/>
       </w:pPr>
       <w:r>
-        <w:t>Individual reasoning check</w:t>
+        <w:t>Reasoning to listen for</w:t>
       </w:r>
     </w:p>
     <w:p>
-      <w:r>
-        <w:t>Use the worked case for Research ethics and consent. Proposed explanation: “The worked result establishes every future case”. Decide whether this explanation is supported. Point to the step or supplied fact that decides; explain your repair if needed.</w:t>
+      <w:pPr>
+        <w:spacing w:line="336" w:lineRule="auto" w:after="180"/>
+        <w:shd w:fill="F1F6FC"/>
+      </w:pPr>
+      <w:r>
+        <w:rPr>
+          <w:b w:val="0"/>
+        </w:rPr>
+        <w:t>Teacher check: Teacher explanation: The grading purpose does not establish research permission under the policy. Redesign around fictional data or obtain required review and voluntary permission before collection.</w:t>
       </w:r>
     </w:p>
     <w:p>
-      <w:r>
-        <w:t>Expected correction: This classroom policy exercise does not determine real legal or institutional requirements.</w:t>
+      <w:pPr>
+        <w:spacing w:line="336" w:lineRule="auto" w:after="180"/>
+      </w:pPr>
+      <w:r>
+        <w:rPr>
+          <w:b w:val="0"/>
+        </w:rPr>
+        <w:t xml:space="preserve">Start by identifying the given </w:t>
+      </w:r>
+      <w:r>
+        <w:rPr>
+          <w:b/>
+        </w:rPr>
+        <w:t>input</w:t>
+      </w:r>
+      <w:r>
+        <w:rPr>
+          <w:b w:val="0"/>
+        </w:rPr>
+        <w:t>s together. Leave the intermediate steps blank. If needed, model one step, then withdraw that help on the next step. Move to a full trace only when the partial trace is understood.</w:t>
       </w:r>
     </w:p>
     <w:p>
-      <w:r>
-        <w:t>Collect explanations, not only yes/no votes. If a misunderstanding is common, re-model the relevant step for the class. If it affects a few learners, give a short targeted group explanation while others solve a more demanding variation.</w:t>
+      <w:pPr>
+        <w:spacing w:line="336" w:lineRule="auto" w:after="180"/>
+      </w:pPr>
+      <w:r>
+        <w:rPr>
+          <w:b w:val="0"/>
+        </w:rPr>
+        <w:t>For partners, alternate explainer and checker; collect a response from every learner before discussion.</w:t>
       </w:r>
     </w:p>
     <w:p>
@@ -1230,63 +2150,332 @@
         <w:pStyle w:val="Heading3"/>
       </w:pPr>
       <w:r>
-        <w:t>Pictorial practice question</w:t>
+        <w:t>Individual reasoning check</w:t>
       </w:r>
     </w:p>
     <w:p>
-      <w:r>
-        <w:t>Identify which uses the drawing consent permits and excludes. Can the unrelated project reuse the drawings under this agreement, and what new authorisation would be needed?</w:t>
+      <w:pPr>
+        <w:spacing w:line="336" w:lineRule="auto" w:after="180"/>
+      </w:pPr>
+      <w:r>
+        <w:rPr>
+          <w:b w:val="0"/>
+        </w:rPr>
+        <w:t xml:space="preserve">Use the worked case for Research ethics and </w:t>
+      </w:r>
+      <w:r>
+        <w:rPr>
+          <w:b/>
+        </w:rPr>
+        <w:t>consent</w:t>
+      </w:r>
+      <w:r>
+        <w:rPr>
+          <w:b w:val="0"/>
+        </w:rPr>
+        <w:t>. Proposed explanation: “The worked result establishes every future case”. Decide whether this explanation is supported.</w:t>
       </w:r>
     </w:p>
     <w:p>
       <w:pPr>
-        <w:pStyle w:val="Heading3"/>
-      </w:pPr>
-      <w:r>
-        <w:t>Reasoned teacher answer</w:t>
+        <w:spacing w:line="336" w:lineRule="auto" w:after="180"/>
+      </w:pPr>
+      <w:r>
+        <w:rPr>
+          <w:b w:val="0"/>
+        </w:rPr>
+        <w:t>Point to the step or supplied fact that decides; explain your repair if needed.</w:t>
       </w:r>
     </w:p>
     <w:p>
-      <w:r>
-        <w:t>Explain the drawing task and planned use before participation. Do not publish originals or transfer them to the unrelated project. Record permitted uses and the approved withdrawal procedure. Changed case: Do not reuse them under the existing consent; seek the required new authorisation. The new purpose falls outside the stated agreement.</w:t>
+      <w:pPr>
+        <w:pStyle w:val="Heading3"/>
+      </w:pPr>
+      <w:r>
+        <w:t>Expected repair</w:t>
       </w:r>
     </w:p>
     <w:p>
-      <w:r>
-        <w:t>Changed-case reasoning: Do not reuse them under the existing consent; seek the required new authorisation. The new purpose falls outside the stated agreement.</w:t>
+      <w:pPr>
+        <w:spacing w:line="336" w:lineRule="auto" w:after="180"/>
+        <w:shd w:fill="F1F6FC"/>
+      </w:pPr>
+      <w:r>
+        <w:rPr>
+          <w:b w:val="0"/>
+        </w:rPr>
+        <w:t>Expected correction: This classroom policy exercise does not determine real legal or institutional requirements.</w:t>
       </w:r>
     </w:p>
     <w:p>
-      <w:r>
-        <w:t>Collect each learner’s explanation before discussion. Use the first missing connection between input, deciding step and result to choose support. This question is worked-case practice, not fresh mastery evidence.</w:t>
+      <w:pPr>
+        <w:spacing w:line="336" w:lineRule="auto" w:after="180"/>
+      </w:pPr>
+      <w:r>
+        <w:rPr>
+          <w:b w:val="0"/>
+        </w:rPr>
+        <w:t>Collect explanations, not only yes/no votes. If a misunderstanding is common, re-model the relevant step for the class.</w:t>
       </w:r>
     </w:p>
     <w:p>
       <w:pPr>
-        <w:pStyle w:val="Heading1"/>
-      </w:pPr>
-      <w:r>
-        <w:t>04. Run the investigation and diagnose misconceptions</w:t>
+        <w:spacing w:line="336" w:lineRule="auto" w:after="180"/>
+      </w:pPr>
+      <w:r>
+        <w:rPr>
+          <w:b w:val="0"/>
+        </w:rPr>
+        <w:t>If it affects a few learners, give a short targeted group explanation while others solve a more demanding variation.</w:t>
       </w:r>
     </w:p>
     <w:p>
-      <w:r>
-        <w:t>The worked result establishes every future case: This classroom policy exercise does not determine real legal or institutional requirements.</w:t>
+      <w:pPr>
+        <w:pStyle w:val="Heading3"/>
+      </w:pPr>
+      <w:r>
+        <w:t>Pictorial practice question</w:t>
       </w:r>
     </w:p>
     <w:p>
-      <w:r>
-        <w:t>A missing input may be replaced without recording the change: A replacement changes the evidence or contract. Record the change and its justification; do not silently turn unknown into a measured value.</w:t>
+      <w:pPr>
+        <w:spacing w:line="336" w:lineRule="auto" w:after="180"/>
+        <w:shd w:fill="F5F1FB"/>
+      </w:pPr>
+      <w:r>
+        <w:rPr>
+          <w:b w:val="0"/>
+        </w:rPr>
+        <w:t xml:space="preserve">Identify which uses the drawing </w:t>
+      </w:r>
+      <w:r>
+        <w:rPr>
+          <w:b/>
+        </w:rPr>
+        <w:t>consent</w:t>
+      </w:r>
+      <w:r>
+        <w:rPr>
+          <w:b w:val="0"/>
+        </w:rPr>
+        <w:t xml:space="preserve"> permits and excludes. Can the unrelated project reuse the drawings under this agreement, and what new authorisation would be needed?</w:t>
       </w:r>
     </w:p>
     <w:p>
-      <w:r>
-        <w:t>Repeating an assessed case is new independent evidence: A replay checks consistency. An example used for feedback or revision cannot later be described as untouched final evaluation.</w:t>
+      <w:pPr>
+        <w:pStyle w:val="Heading3"/>
+      </w:pPr>
+      <w:r>
+        <w:t>Reasoned teacher answer</w:t>
       </w:r>
     </w:p>
     <w:p>
-      <w:r>
-        <w:t>Use Section 9 for the evidence ledger. Add a boundary or missing-input case and record the expected response before checking. More successful repeats of one case do not establish wider coverage.</w:t>
+      <w:pPr>
+        <w:spacing w:line="336" w:lineRule="auto" w:after="180"/>
+      </w:pPr>
+      <w:r>
+        <w:rPr>
+          <w:b w:val="0"/>
+        </w:rPr>
+        <w:t>Explain the drawing task and planned use before participation. Do not publish originals or transfer them to the unrelated project. Record permitted uses and the approved withdrawal procedure.</w:t>
+      </w:r>
+    </w:p>
+    <w:p>
+      <w:pPr>
+        <w:spacing w:line="336" w:lineRule="auto" w:after="180"/>
+      </w:pPr>
+      <w:r>
+        <w:rPr>
+          <w:b w:val="0"/>
+        </w:rPr>
+        <w:t xml:space="preserve">Changed case: Do not reuse them under the existing </w:t>
+      </w:r>
+      <w:r>
+        <w:rPr>
+          <w:b/>
+        </w:rPr>
+        <w:t>consent</w:t>
+      </w:r>
+      <w:r>
+        <w:rPr>
+          <w:b w:val="0"/>
+        </w:rPr>
+        <w:t>; seek the required new authorisation. The new purpose falls outside the stated agreement.</w:t>
+      </w:r>
+    </w:p>
+    <w:p>
+      <w:pPr>
+        <w:spacing w:line="336" w:lineRule="auto" w:after="180"/>
+      </w:pPr>
+      <w:r>
+        <w:rPr>
+          <w:b w:val="0"/>
+        </w:rPr>
+        <w:t xml:space="preserve">Changed-case reasoning: Do not reuse them under the existing </w:t>
+      </w:r>
+      <w:r>
+        <w:rPr>
+          <w:b/>
+        </w:rPr>
+        <w:t>consent</w:t>
+      </w:r>
+      <w:r>
+        <w:rPr>
+          <w:b w:val="0"/>
+        </w:rPr>
+        <w:t>; seek the required new authorisation. The new purpose falls outside the stated agreement.</w:t>
+      </w:r>
+    </w:p>
+    <w:p>
+      <w:pPr>
+        <w:spacing w:line="336" w:lineRule="auto" w:after="180"/>
+      </w:pPr>
+      <w:r>
+        <w:rPr>
+          <w:b w:val="0"/>
+        </w:rPr>
+        <w:t xml:space="preserve">Collect each learner’s explanation before discussion. Use the first missing connection between </w:t>
+      </w:r>
+      <w:r>
+        <w:rPr>
+          <w:b/>
+        </w:rPr>
+        <w:t>input</w:t>
+      </w:r>
+      <w:r>
+        <w:rPr>
+          <w:b w:val="0"/>
+        </w:rPr>
+        <w:t xml:space="preserve">, deciding step and result to choose support. This question is worked-case practice, not fresh mastery </w:t>
+      </w:r>
+      <w:r>
+        <w:rPr>
+          <w:b/>
+        </w:rPr>
+        <w:t>evidence</w:t>
+      </w:r>
+      <w:r>
+        <w:rPr>
+          <w:b w:val="0"/>
+        </w:rPr>
+        <w:t>.</w:t>
+      </w:r>
+    </w:p>
+    <w:p>
+      <w:pPr>
+        <w:pStyle w:val="Heading1"/>
+      </w:pPr>
+      <w:r>
+        <w:t>04. Run the investigation and diagnose misconceptions</w:t>
+      </w:r>
+    </w:p>
+    <w:p>
+      <w:r>
+        <w:t>Run the Research ethics and consent investigation and use the first unsupported step to choose a teaching response.</w:t>
+      </w:r>
+    </w:p>
+    <w:p>
+      <w:pPr>
+        <w:spacing w:line="336" w:lineRule="auto" w:after="180"/>
+      </w:pPr>
+      <w:r>
+        <w:rPr>
+          <w:b w:val="0"/>
+        </w:rPr>
+        <w:t>The worked result establishes every future case: This classroom policy exercise does not determine real legal or institutional requirements.</w:t>
+      </w:r>
+    </w:p>
+    <w:p>
+      <w:pPr>
+        <w:spacing w:line="336" w:lineRule="auto" w:after="180"/>
+      </w:pPr>
+      <w:r>
+        <w:rPr>
+          <w:b w:val="0"/>
+        </w:rPr>
+        <w:t xml:space="preserve">A missing </w:t>
+      </w:r>
+      <w:r>
+        <w:rPr>
+          <w:b/>
+        </w:rPr>
+        <w:t>input</w:t>
+      </w:r>
+      <w:r>
+        <w:rPr>
+          <w:b w:val="0"/>
+        </w:rPr>
+        <w:t xml:space="preserve"> may be replaced without recording the change: A replacement changes the </w:t>
+      </w:r>
+      <w:r>
+        <w:rPr>
+          <w:b/>
+        </w:rPr>
+        <w:t>evidence</w:t>
+      </w:r>
+      <w:r>
+        <w:rPr>
+          <w:b w:val="0"/>
+        </w:rPr>
+        <w:t xml:space="preserve"> or contract. Record the change and its justification; do not silently turn unknown into a measured value.</w:t>
+      </w:r>
+    </w:p>
+    <w:p>
+      <w:pPr>
+        <w:spacing w:line="336" w:lineRule="auto" w:after="180"/>
+      </w:pPr>
+      <w:r>
+        <w:rPr>
+          <w:b w:val="0"/>
+        </w:rPr>
+        <w:t xml:space="preserve">Repeating an assessed case is new independent </w:t>
+      </w:r>
+      <w:r>
+        <w:rPr>
+          <w:b/>
+        </w:rPr>
+        <w:t>evidence</w:t>
+      </w:r>
+      <w:r>
+        <w:rPr>
+          <w:b w:val="0"/>
+        </w:rPr>
+        <w:t>: A replay checks consistency. An example used for feedback or revision cannot later be described as untouched final evaluation.</w:t>
+      </w:r>
+    </w:p>
+    <w:p>
+      <w:pPr>
+        <w:spacing w:line="336" w:lineRule="auto" w:after="180"/>
+      </w:pPr>
+      <w:r>
+        <w:rPr>
+          <w:b w:val="0"/>
+        </w:rPr>
+        <w:t xml:space="preserve">Use Section 9 for the </w:t>
+      </w:r>
+      <w:r>
+        <w:rPr>
+          <w:b/>
+        </w:rPr>
+        <w:t>evidence</w:t>
+      </w:r>
+      <w:r>
+        <w:rPr>
+          <w:b w:val="0"/>
+        </w:rPr>
+        <w:t xml:space="preserve"> ledger. Add a boundary or missing-</w:t>
+      </w:r>
+      <w:r>
+        <w:rPr>
+          <w:b/>
+        </w:rPr>
+        <w:t>input</w:t>
+      </w:r>
+      <w:r>
+        <w:rPr>
+          <w:b w:val="0"/>
+        </w:rPr>
+        <w:t xml:space="preserve"> case and record the expected response before checking. More successful repeats of one case do not establish wider coverage.</w:t>
       </w:r>
     </w:p>
     <w:p>
@@ -1444,29 +2633,38 @@
       </w:tr>
     </w:tbl>
     <w:p>
-      <w:r>
-        <w:t>Offer an oral explanation, drawing, enlarged visual or fewer examples when that removes a reading/writing barrier. Keep the same reasoning goal. Stretch secure learners by changing a boundary or assumption and asking them to defend the effect, not simply by assigning more of the same questions.</w:t>
+      <w:pPr>
+        <w:spacing w:line="336" w:lineRule="auto" w:after="180"/>
+      </w:pPr>
+      <w:r>
+        <w:rPr>
+          <w:b w:val="0"/>
+        </w:rPr>
+        <w:t>Offer an oral explanation, drawing, enlarged visual or fewer examples when that removes a reading/writing barrier. Keep the same reasoning goal.</w:t>
       </w:r>
     </w:p>
     <w:p>
       <w:pPr>
-        <w:pStyle w:val="Heading1"/>
-      </w:pPr>
-      <w:r>
-        <w:t>05. Assess and explain the answers</w:t>
+        <w:spacing w:line="336" w:lineRule="auto" w:after="180"/>
+      </w:pPr>
+      <w:r>
+        <w:rPr>
+          <w:b w:val="0"/>
+        </w:rPr>
+        <w:t>Stretch secure learners by changing a boundary or assumption and asking them to defend the effect, not simply by assigning more of the same questions.</w:t>
       </w:r>
     </w:p>
     <w:p>
       <w:pPr>
-        <w:pStyle w:val="Heading3"/>
-      </w:pPr>
-      <w:r>
-        <w:t>Guided and exit questions</w:t>
+        <w:pStyle w:val="Heading1"/>
+      </w:pPr>
+      <w:r>
+        <w:t>05. Assess and explain the answers</w:t>
       </w:r>
     </w:p>
     <w:p>
       <w:r>
-        <w:t>Guided: The grading purpose does not establish research permission under the policy. Redesign around fictional data or obtain required review and voluntary permission before collection. Qualification: This classroom policy exercise does not determine real legal or institutional requirements. Exit: accept a concrete variation with its predicted outcome and a stated condition that would challenge the mechanism; reject a claim resting on unmeasured evidence.</w:t>
+        <w:t>Use the Research ethics and consent questions, teacher keys and criteria after the relevant attempts. Previously discussed cases are practice; protect the separately selected independent task.</w:t>
       </w:r>
     </w:p>
     <w:p>
@@ -1474,89 +2672,220 @@
         <w:pStyle w:val="Heading3"/>
       </w:pPr>
       <w:r>
-        <w:t>W1 Explain the mechanism</w:t>
+        <w:t>Guided and exit questions</w:t>
       </w:r>
     </w:p>
     <w:p>
-      <w:r>
-        <w:t>Explain the weekly mechanism in your own words. Use the worked scenario to name its input, decision rule and output.</w:t>
+      <w:pPr>
+        <w:spacing w:line="336" w:lineRule="auto" w:after="180"/>
+      </w:pPr>
+      <w:r>
+        <w:rPr>
+          <w:b w:val="0"/>
+        </w:rPr>
+        <w:t>Guided: The grading purpose does not establish research permission under the policy. Redesign around fictional data or obtain required review and voluntary permission before collection.</w:t>
       </w:r>
     </w:p>
     <w:p>
-      <w:r>
-        <w:t>Teacher explanation: Research ethics considers purpose, burden, voluntary participation and consequences. Approval to teach does not automatically authorise a research data collection. Use fictional records for this course. For the supplied classroom policy, a real study needs responsible review, plain-language purpose, opt-in consent and withdrawal handling before collection. Do not implement real recruitment in this exercise.</w:t>
+      <w:pPr>
+        <w:spacing w:line="336" w:lineRule="auto" w:after="180"/>
+      </w:pPr>
+      <w:r>
+        <w:rPr>
+          <w:b w:val="0"/>
+        </w:rPr>
+        <w:t>Qualification: This classroom policy exercise does not determine real legal or institutional requirements.</w:t>
       </w:r>
     </w:p>
     <w:p>
       <w:pPr>
-        <w:pStyle w:val="Heading3"/>
-      </w:pPr>
-      <w:r>
-        <w:t>W2 Trace the worked case</w:t>
+        <w:spacing w:line="336" w:lineRule="auto" w:after="180"/>
+      </w:pPr>
+      <w:r>
+        <w:rPr>
+          <w:b w:val="0"/>
+        </w:rPr>
+        <w:t xml:space="preserve">Exit: accept a concrete variation with its predicted outcome and a stated condition that would challenge the </w:t>
+      </w:r>
+      <w:r>
+        <w:rPr>
+          <w:b/>
+        </w:rPr>
+        <w:t>mechanism</w:t>
+      </w:r>
+      <w:r>
+        <w:rPr>
+          <w:b w:val="0"/>
+        </w:rPr>
+        <w:t xml:space="preserve">; reject a claim resting on unmeasured </w:t>
+      </w:r>
+      <w:r>
+        <w:rPr>
+          <w:b/>
+        </w:rPr>
+        <w:t>evidence</w:t>
+      </w:r>
+      <w:r>
+        <w:rPr>
+          <w:b w:val="0"/>
+        </w:rPr>
+        <w:t>.</w:t>
       </w:r>
     </w:p>
     <w:p>
-      <w:r>
-        <w:t>Proposal automatically copies student essays into a study because they were submitted for grading. Show the intermediate steps and give the conclusion with its scope.</w:t>
+      <w:pPr>
+        <w:pStyle w:val="Heading3"/>
+      </w:pPr>
+      <w:r>
+        <w:t>W1 Explain the mechanism</w:t>
       </w:r>
     </w:p>
     <w:p>
-      <w:r>
-        <w:t>Teacher explanation: The grading purpose does not establish research permission under the policy. Redesign around fictional data or obtain required review and voluntary permission before collection.</w:t>
+      <w:pPr>
+        <w:pStyle w:val="Heading3"/>
+      </w:pPr>
+      <w:r>
+        <w:t>Workbook question · W1</w:t>
       </w:r>
     </w:p>
     <w:p>
       <w:pPr>
-        <w:pStyle w:val="Heading3"/>
-      </w:pPr>
-      <w:r>
-        <w:t>W3 Audit the limit</w:t>
+        <w:spacing w:line="336" w:lineRule="auto" w:after="180"/>
+        <w:shd w:fill="F5F1FB"/>
+      </w:pPr>
+      <w:r>
+        <w:rPr>
+          <w:b w:val="0"/>
+        </w:rPr>
+        <w:t xml:space="preserve">Explain the weekly </w:t>
+      </w:r>
+      <w:r>
+        <w:rPr>
+          <w:b/>
+        </w:rPr>
+        <w:t>mechanism</w:t>
+      </w:r>
+      <w:r>
+        <w:rPr>
+          <w:b w:val="0"/>
+        </w:rPr>
+        <w:t xml:space="preserve"> in your own words. Use the worked scenario to name its </w:t>
+      </w:r>
+      <w:r>
+        <w:rPr>
+          <w:b/>
+        </w:rPr>
+        <w:t>input</w:t>
+      </w:r>
+      <w:r>
+        <w:rPr>
+          <w:b w:val="0"/>
+        </w:rPr>
+        <w:t xml:space="preserve">, decision rule and </w:t>
+      </w:r>
+      <w:r>
+        <w:rPr>
+          <w:b/>
+        </w:rPr>
+        <w:t>output</w:t>
+      </w:r>
+      <w:r>
+        <w:rPr>
+          <w:b w:val="0"/>
+        </w:rPr>
+        <w:t>.</w:t>
       </w:r>
     </w:p>
     <w:p>
-      <w:r>
-        <w:t>A report omits this qualification: This classroom policy exercise does not determine real legal or institutional requirements. Explain how omitting it could change a reader's interpretation, and write an accurate replacement.</w:t>
+      <w:pPr>
+        <w:pStyle w:val="Heading3"/>
+      </w:pPr>
+      <w:r>
+        <w:t>Teacher reasoning · W1</w:t>
       </w:r>
     </w:p>
     <w:p>
-      <w:r>
-        <w:t>Teacher explanation: This classroom policy exercise does not determine real legal or institutional requirements. State the observed result separately from the unverified or out-of-scope claim; preserve the original evidence rather than inventing a missing fact.</w:t>
+      <w:pPr>
+        <w:spacing w:line="336" w:lineRule="auto" w:after="180"/>
+        <w:shd w:fill="F1F6FC"/>
+      </w:pPr>
+      <w:r>
+        <w:rPr>
+          <w:b w:val="0"/>
+        </w:rPr>
+        <w:t>Teacher explanation: Research ethics considers purpose, burden, voluntary participation and consequences. Approval to teach does not automatically authorise a research data collection. Use fictional records for this course.</w:t>
       </w:r>
     </w:p>
     <w:p>
       <w:pPr>
-        <w:pStyle w:val="Heading3"/>
-      </w:pPr>
-      <w:r>
-        <w:t>W4 Apply a new case independently</w:t>
+        <w:spacing w:line="336" w:lineRule="auto" w:after="180"/>
+        <w:shd w:fill="F1F6FC"/>
+      </w:pPr>
+      <w:r>
+        <w:rPr>
+          <w:b w:val="0"/>
+        </w:rPr>
+        <w:t xml:space="preserve">For the supplied classroom policy, a real study needs responsible review, plain-language purpose, opt-in </w:t>
+      </w:r>
+      <w:r>
+        <w:rPr>
+          <w:b/>
+        </w:rPr>
+        <w:t>consent</w:t>
+      </w:r>
+      <w:r>
+        <w:rPr>
+          <w:b w:val="0"/>
+        </w:rPr>
+        <w:t xml:space="preserve"> and withdrawal handling before collection. Do not implement real recruitment in this exercise.</w:t>
       </w:r>
     </w:p>
     <w:p>
-      <w:r>
-        <w:t>A fictional policy requires opt-in; proposal treats silence as agreement and grades participation. Audit.</w:t>
+      <w:pPr>
+        <w:pStyle w:val="Heading3"/>
+      </w:pPr>
+      <w:r>
+        <w:t>W2 Trace the worked case</w:t>
       </w:r>
     </w:p>
     <w:p>
-      <w:r>
-        <w:t>Teacher explanation: Silence is not opt-in; grading participation undermines voluntariness. Use non-participation without penalty and required review.</w:t>
+      <w:pPr>
+        <w:pStyle w:val="Heading3"/>
+      </w:pPr>
+      <w:r>
+        <w:t>Workbook question · W2</w:t>
       </w:r>
     </w:p>
     <w:p>
       <w:pPr>
-        <w:pStyle w:val="Heading3"/>
-      </w:pPr>
-      <w:r>
-        <w:t>W5 Design a revealing follow-up</w:t>
+        <w:spacing w:line="336" w:lineRule="auto" w:after="180"/>
+        <w:shd w:fill="F5F1FB"/>
+      </w:pPr>
+      <w:r>
+        <w:rPr>
+          <w:b w:val="0"/>
+        </w:rPr>
+        <w:t>Proposal automatically copies student essays into a study because they were submitted for grading. Show the intermediate steps and give the conclusion with its scope.</w:t>
       </w:r>
     </w:p>
     <w:p>
-      <w:r>
-        <w:t>For the worked scenario, propose one additional case that could reveal a failure, describe its expected outcome before running it, and explain what would need to remain fixed for a fair comparison. Do not reuse W4 as a new final test after receiving feedback.</w:t>
+      <w:pPr>
+        <w:pStyle w:val="Heading3"/>
+      </w:pPr>
+      <w:r>
+        <w:t>Teacher reasoning · W2</w:t>
       </w:r>
     </w:p>
     <w:p>
-      <w:r>
-        <w:t>Teacher explanation: Accept a concrete variant of the worked input or a missing/conflicting/boundary condition, with an expectation derived from the declared procedure. Require preserved settings, original outputs and data roles. This classroom policy exercise does not determine real legal or institutional requirements. The new case should test this particular mechanism rather than merely restate the original result.</w:t>
+      <w:pPr>
+        <w:spacing w:line="336" w:lineRule="auto" w:after="180"/>
+        <w:shd w:fill="F1F6FC"/>
+      </w:pPr>
+      <w:r>
+        <w:rPr>
+          <w:b w:val="0"/>
+        </w:rPr>
+        <w:t>Teacher explanation: The grading purpose does not establish research permission under the policy. Redesign around fictional data or obtain required review and voluntary permission before collection.</w:t>
       </w:r>
     </w:p>
     <w:p>
@@ -1564,37 +2893,346 @@
         <w:pStyle w:val="Heading3"/>
       </w:pPr>
       <w:r>
-        <w:t>Independent assessment and fresh retry</w:t>
+        <w:t>W3 Audit the limit</w:t>
       </w:r>
     </w:p>
     <w:p>
-      <w:r>
-        <w:t>W4: Silence is not opt-in; grading participation undermines voluntariness. Use non-participation without penalty and required review. Require intermediate reasoning and the stated scope. Fresh retry: Proposal publishes identifiable classroom examples without the required review. Expected reasoning: Keep fictional substitutes; do not publish real identifiable examples under this policy. If students need support, record it and reassess with another new case rather than awarding independence to a copied answer.</w:t>
+      <w:pPr>
+        <w:pStyle w:val="Heading3"/>
+      </w:pPr>
+      <w:r>
+        <w:t>Workbook question · W3</w:t>
       </w:r>
     </w:p>
     <w:p>
       <w:pPr>
-        <w:pStyle w:val="Heading3"/>
-      </w:pPr>
-      <w:r>
-        <w:t>Assess independent transfer</w:t>
+        <w:spacing w:line="336" w:lineRule="auto" w:after="180"/>
+        <w:shd w:fill="F5F1FB"/>
+      </w:pPr>
+      <w:r>
+        <w:rPr>
+          <w:b w:val="0"/>
+        </w:rPr>
+        <w:t>A report omits this qualification: This classroom policy exercise does not determine real legal or institutional requirements. Explain how omitting it could change a reader's interpretation, and write an accurate replacement.</w:t>
       </w:r>
     </w:p>
     <w:p>
-      <w:r>
-        <w:t>Selected case: A fictional policy requires opt-in; proposal treats silence as agreement and grades participation. Audit.</w:t>
+      <w:pPr>
+        <w:pStyle w:val="Heading3"/>
+      </w:pPr>
+      <w:r>
+        <w:t>Teacher reasoning · W3</w:t>
       </w:r>
     </w:p>
     <w:p>
       <w:pPr>
-        <w:pStyle w:val="Heading3"/>
-      </w:pPr>
-      <w:r>
-        <w:t>Selected case answer</w:t>
+        <w:spacing w:line="336" w:lineRule="auto" w:after="180"/>
+        <w:shd w:fill="F1F6FC"/>
+      </w:pPr>
+      <w:r>
+        <w:rPr>
+          <w:b w:val="0"/>
+        </w:rPr>
+        <w:t>Teacher explanation: This classroom policy exercise does not determine real legal or institutional requirements.</w:t>
       </w:r>
     </w:p>
     <w:p>
-      <w:r>
+      <w:pPr>
+        <w:spacing w:line="336" w:lineRule="auto" w:after="180"/>
+        <w:shd w:fill="F1F6FC"/>
+      </w:pPr>
+      <w:r>
+        <w:rPr>
+          <w:b w:val="0"/>
+        </w:rPr>
+        <w:t xml:space="preserve">State the observed result separately from the unverified or out-of-scope claim; preserve the original </w:t>
+      </w:r>
+      <w:r>
+        <w:rPr>
+          <w:b/>
+        </w:rPr>
+        <w:t>evidence</w:t>
+      </w:r>
+      <w:r>
+        <w:rPr>
+          <w:b w:val="0"/>
+        </w:rPr>
+        <w:t xml:space="preserve"> rather than inventing a missing fact.</w:t>
+      </w:r>
+    </w:p>
+    <w:p>
+      <w:pPr>
+        <w:pStyle w:val="Heading3"/>
+      </w:pPr>
+      <w:r>
+        <w:t>W4 Apply a new case independently</w:t>
+      </w:r>
+    </w:p>
+    <w:p>
+      <w:pPr>
+        <w:pStyle w:val="Heading3"/>
+      </w:pPr>
+      <w:r>
+        <w:t>Workbook question · W4</w:t>
+      </w:r>
+    </w:p>
+    <w:p>
+      <w:pPr>
+        <w:spacing w:line="336" w:lineRule="auto" w:after="180"/>
+        <w:shd w:fill="F5F1FB"/>
+      </w:pPr>
+      <w:r>
+        <w:rPr>
+          <w:b w:val="0"/>
+        </w:rPr>
+        <w:t>A fictional policy requires opt-in; proposal treats silence as agreement and grades participation. Audit.</w:t>
+      </w:r>
+    </w:p>
+    <w:p>
+      <w:pPr>
+        <w:pStyle w:val="Heading3"/>
+      </w:pPr>
+      <w:r>
+        <w:t>Teacher reasoning · W4</w:t>
+      </w:r>
+    </w:p>
+    <w:p>
+      <w:pPr>
+        <w:spacing w:line="336" w:lineRule="auto" w:after="180"/>
+        <w:shd w:fill="F1F6FC"/>
+      </w:pPr>
+      <w:r>
+        <w:rPr>
+          <w:b w:val="0"/>
+        </w:rPr>
+        <w:t>Teacher explanation: Silence is not opt-in; grading participation undermines voluntariness. Use non-participation without penalty and required review.</w:t>
+      </w:r>
+    </w:p>
+    <w:p>
+      <w:pPr>
+        <w:pStyle w:val="Heading3"/>
+      </w:pPr>
+      <w:r>
+        <w:t>W5 Design a revealing follow-up</w:t>
+      </w:r>
+    </w:p>
+    <w:p>
+      <w:pPr>
+        <w:pStyle w:val="Heading3"/>
+      </w:pPr>
+      <w:r>
+        <w:t>Workbook question · W5</w:t>
+      </w:r>
+    </w:p>
+    <w:p>
+      <w:pPr>
+        <w:spacing w:line="336" w:lineRule="auto" w:after="180"/>
+        <w:shd w:fill="F5F1FB"/>
+      </w:pPr>
+      <w:r>
+        <w:rPr>
+          <w:b w:val="0"/>
+        </w:rPr>
+        <w:t>For the worked scenario, propose one additional case that could reveal a failure, describe its expected outcome before running it, and explain what would need to remain fixed for a fair comparison.</w:t>
+      </w:r>
+    </w:p>
+    <w:p>
+      <w:pPr>
+        <w:spacing w:line="336" w:lineRule="auto" w:after="180"/>
+        <w:shd w:fill="F5F1FB"/>
+      </w:pPr>
+      <w:r>
+        <w:rPr>
+          <w:b w:val="0"/>
+        </w:rPr>
+        <w:t>Do not reuse W4 as a new final test after receiving feedback.</w:t>
+      </w:r>
+    </w:p>
+    <w:p>
+      <w:pPr>
+        <w:pStyle w:val="Heading3"/>
+      </w:pPr>
+      <w:r>
+        <w:t>Teacher reasoning · W5</w:t>
+      </w:r>
+    </w:p>
+    <w:p>
+      <w:pPr>
+        <w:spacing w:line="336" w:lineRule="auto" w:after="180"/>
+        <w:shd w:fill="F1F6FC"/>
+      </w:pPr>
+      <w:r>
+        <w:rPr>
+          <w:b w:val="0"/>
+        </w:rPr>
+        <w:t xml:space="preserve">Teacher explanation: Accept a concrete variant of the worked </w:t>
+      </w:r>
+      <w:r>
+        <w:rPr>
+          <w:b/>
+        </w:rPr>
+        <w:t>input</w:t>
+      </w:r>
+      <w:r>
+        <w:rPr>
+          <w:b w:val="0"/>
+        </w:rPr>
+        <w:t xml:space="preserve"> or a missing/conflicting/boundary condition, with an expectation derived from the declared procedure.</w:t>
+      </w:r>
+    </w:p>
+    <w:p>
+      <w:pPr>
+        <w:spacing w:line="336" w:lineRule="auto" w:after="180"/>
+        <w:shd w:fill="F1F6FC"/>
+      </w:pPr>
+      <w:r>
+        <w:rPr>
+          <w:b w:val="0"/>
+        </w:rPr>
+        <w:t xml:space="preserve">Require preserved settings, original </w:t>
+      </w:r>
+      <w:r>
+        <w:rPr>
+          <w:b/>
+        </w:rPr>
+        <w:t>output</w:t>
+      </w:r>
+      <w:r>
+        <w:rPr>
+          <w:b w:val="0"/>
+        </w:rPr>
+        <w:t>s and data roles. This classroom policy exercise does not determine real legal or institutional requirements.</w:t>
+      </w:r>
+    </w:p>
+    <w:p>
+      <w:pPr>
+        <w:spacing w:line="336" w:lineRule="auto" w:after="180"/>
+        <w:shd w:fill="F1F6FC"/>
+      </w:pPr>
+      <w:r>
+        <w:rPr>
+          <w:b w:val="0"/>
+        </w:rPr>
+        <w:t xml:space="preserve">The new case should test this particular </w:t>
+      </w:r>
+      <w:r>
+        <w:rPr>
+          <w:b/>
+        </w:rPr>
+        <w:t>mechanism</w:t>
+      </w:r>
+      <w:r>
+        <w:rPr>
+          <w:b w:val="0"/>
+        </w:rPr>
+        <w:t xml:space="preserve"> rather than merely restate the original result.</w:t>
+      </w:r>
+    </w:p>
+    <w:p>
+      <w:pPr>
+        <w:pStyle w:val="Heading3"/>
+      </w:pPr>
+      <w:r>
+        <w:t>Independent assessment and fresh retry</w:t>
+      </w:r>
+    </w:p>
+    <w:p>
+      <w:pPr>
+        <w:pStyle w:val="Heading3"/>
+      </w:pPr>
+      <w:r>
+        <w:t>Teacher key · Independent assessment and fresh retry</w:t>
+      </w:r>
+    </w:p>
+    <w:p>
+      <w:pPr>
+        <w:spacing w:line="336" w:lineRule="auto" w:after="180"/>
+        <w:shd w:fill="F1F6FC"/>
+      </w:pPr>
+      <w:r>
+        <w:rPr>
+          <w:b w:val="0"/>
+        </w:rPr>
+        <w:t>W4: Silence is not opt-in; grading participation undermines voluntariness. Use non-participation without penalty and required review. Require intermediate reasoning and the stated scope.</w:t>
+      </w:r>
+    </w:p>
+    <w:p>
+      <w:pPr>
+        <w:spacing w:line="336" w:lineRule="auto" w:after="180"/>
+        <w:shd w:fill="F1F6FC"/>
+      </w:pPr>
+      <w:r>
+        <w:rPr>
+          <w:b w:val="0"/>
+        </w:rPr>
+        <w:t>Fresh retry: Proposal publishes identifiable classroom examples without the required review. Expected reasoning: Keep fictional substitutes; do not publish real identifiable examples under this policy.</w:t>
+      </w:r>
+    </w:p>
+    <w:p>
+      <w:pPr>
+        <w:spacing w:line="336" w:lineRule="auto" w:after="180"/>
+        <w:shd w:fill="F1F6FC"/>
+      </w:pPr>
+      <w:r>
+        <w:rPr>
+          <w:b w:val="0"/>
+        </w:rPr>
+        <w:t>If students need support, record it and reassess with another new case rather than awarding independence to a copied answer.</w:t>
+      </w:r>
+    </w:p>
+    <w:p>
+      <w:pPr>
+        <w:pStyle w:val="Heading3"/>
+      </w:pPr>
+      <w:r>
+        <w:t>Assess independent transfer</w:t>
+      </w:r>
+    </w:p>
+    <w:p>
+      <w:pPr>
+        <w:pStyle w:val="Heading3"/>
+      </w:pPr>
+      <w:r>
+        <w:t>Independent question · withhold the key</w:t>
+      </w:r>
+    </w:p>
+    <w:p>
+      <w:pPr>
+        <w:spacing w:line="336" w:lineRule="auto" w:after="180"/>
+        <w:shd w:fill="F5F1FB"/>
+      </w:pPr>
+      <w:r>
+        <w:rPr>
+          <w:b w:val="0"/>
+        </w:rPr>
+        <w:t>Selected case: A fictional policy requires opt-in; proposal treats silence as agreement and grades participation. Audit.</w:t>
+      </w:r>
+    </w:p>
+    <w:p>
+      <w:pPr>
+        <w:pStyle w:val="Heading3"/>
+      </w:pPr>
+      <w:r>
+        <w:t>Selected case answer</w:t>
+      </w:r>
+    </w:p>
+    <w:p>
+      <w:pPr>
+        <w:pStyle w:val="Heading3"/>
+      </w:pPr>
+      <w:r>
+        <w:t>Teacher key · Selected case answer</w:t>
+      </w:r>
+    </w:p>
+    <w:p>
+      <w:pPr>
+        <w:spacing w:line="336" w:lineRule="auto" w:after="180"/>
+        <w:shd w:fill="F1F6FC"/>
+      </w:pPr>
+      <w:r>
+        <w:rPr>
+          <w:b w:val="0"/>
+        </w:rPr>
         <w:t>Teacher explanation: Silence is not opt-in; grading participation undermines voluntariness. Use non-participation without penalty and required review.</w:t>
       </w:r>
     </w:p>
@@ -1701,67 +3339,305 @@
       </w:tr>
     </w:tbl>
     <w:p>
-      <w:r>
-        <w:t>Record each dimension as not yet, with support, or independent. Accept a valid alternative procedure with a defensible trace. Do not penalise an honestly recorded model failure if the learner correctly explains its evidence and limits.</w:t>
+      <w:pPr>
+        <w:pStyle w:val="Heading3"/>
+      </w:pPr>
+      <w:r>
+        <w:t>Teacher key · Selected case answer</w:t>
       </w:r>
     </w:p>
     <w:p>
       <w:pPr>
-        <w:pStyle w:val="Heading3"/>
-      </w:pPr>
-      <w:r>
-        <w:t>Feedback that the learner uses</w:t>
+        <w:spacing w:line="336" w:lineRule="auto" w:after="180"/>
+        <w:shd w:fill="F1F6FC"/>
+      </w:pPr>
+      <w:r>
+        <w:rPr>
+          <w:b w:val="0"/>
+        </w:rPr>
+        <w:t>Record each dimension as not yet, with support, or independent. Accept a valid alternative procedure with a defensible trace.</w:t>
       </w:r>
     </w:p>
     <w:p>
-      <w:r>
-        <w:t>Name the earliest unsupported step and give one action to repair it. Have the learner make that repair now and explain why. Then assess the relevant skill on a fresh, fully specified case. Confirm it was not previously practised with feedback; solve and check the new case before assigning it. A follow-up design prompt is a starting brief, not automatically an equivalent test.</w:t>
+      <w:pPr>
+        <w:spacing w:line="336" w:lineRule="auto" w:after="180"/>
+        <w:shd w:fill="F1F6FC"/>
+      </w:pPr>
+      <w:r>
+        <w:rPr>
+          <w:b w:val="0"/>
+        </w:rPr>
+        <w:t xml:space="preserve">Do not penalise an honestly recorded model failure if the learner correctly explains its </w:t>
+      </w:r>
+      <w:r>
+        <w:rPr>
+          <w:b/>
+        </w:rPr>
+        <w:t>evidence</w:t>
+      </w:r>
+      <w:r>
+        <w:rPr>
+          <w:b w:val="0"/>
+        </w:rPr>
+        <w:t xml:space="preserve"> and limits.</w:t>
       </w:r>
     </w:p>
     <w:p>
       <w:pPr>
-        <w:pStyle w:val="Heading1"/>
-      </w:pPr>
-      <w:r>
-        <w:t>06. Connect the project, support and next lesson</w:t>
+        <w:pStyle w:val="Heading3"/>
+      </w:pPr>
+      <w:r>
+        <w:t>Feedback that the learner uses</w:t>
       </w:r>
     </w:p>
     <w:p>
-      <w:r>
-        <w:t>Add a labelled research ethics and consent evidence sheet to Reproducible AI Research Study. Show how you can explain the mechanism and terminology of research ethics and consent. Use the supplied fictional case and keep its inputs, intermediate steps, calculation or prediction, and limitation. Connect this record to last week’s record; a matching answer without a trace is insufficient.</w:t>
+      <w:pPr>
+        <w:spacing w:line="336" w:lineRule="auto" w:after="180"/>
+      </w:pPr>
+      <w:r>
+        <w:rPr>
+          <w:b w:val="0"/>
+        </w:rPr>
+        <w:t>Name the earliest unsupported step and give one action to repair it. Have the learner make that repair now and explain why. Then assess the relevant skill on a fresh, fully specified case.</w:t>
       </w:r>
     </w:p>
     <w:p>
-      <w:r>
-        <w:t>Provide an input/procedure/result/limit frame and a calculator when needed. Ask students to identify the first step before completing the whole trace. Extension: compare two concrete variants of this mechanism while holding unrelated conditions fixed; report both successful and unsuccessful outcomes.</w:t>
+      <w:pPr>
+        <w:spacing w:line="336" w:lineRule="auto" w:after="180"/>
+      </w:pPr>
+      <w:r>
+        <w:rPr>
+          <w:b w:val="0"/>
+        </w:rPr>
+        <w:t>Confirm it was not previously practised with feedback; solve and check the new case before assigning it. A follow-up design prompt is a starting brief, not automatically an equivalent test.</w:t>
       </w:r>
     </w:p>
     <w:p>
-      <w:r>
-        <w:t>Next connection: Privacy and data governance. Preserve the current case record and retrieve its evidence boundary before moving on.</w:t>
+      <w:pPr>
+        <w:pStyle w:val="Heading1"/>
+      </w:pPr>
+      <w:r>
+        <w:t>06. Connect the project, support and next lesson</w:t>
       </w:r>
     </w:p>
     <w:p>
       <w:r>
-        <w:t>Retain the project ledger and assess a changed case after support. Check the relevant prerequisite before carrying this component forward.</w:t>
+        <w:t>Connect Research ethics and consent to Reproducible AI Research Study, adapt support and plan a later changed-case check.</w:t>
       </w:r>
     </w:p>
     <w:p>
       <w:pPr>
-        <w:pStyle w:val="Heading3"/>
-      </w:pPr>
-      <w:r>
-        <w:t>Plan the delayed return</w:t>
+        <w:spacing w:line="336" w:lineRule="auto" w:after="180"/>
+      </w:pPr>
+      <w:r>
+        <w:rPr>
+          <w:b w:val="0"/>
+        </w:rPr>
+        <w:t xml:space="preserve">Add a labelled research ethics and </w:t>
+      </w:r>
+      <w:r>
+        <w:rPr>
+          <w:b/>
+        </w:rPr>
+        <w:t>consent</w:t>
+      </w:r>
+      <w:r>
+        <w:rPr>
+          <w:b w:val="0"/>
+        </w:rPr>
+        <w:t xml:space="preserve"> </w:t>
+      </w:r>
+      <w:r>
+        <w:rPr>
+          <w:b/>
+        </w:rPr>
+        <w:t>evidence</w:t>
+      </w:r>
+      <w:r>
+        <w:rPr>
+          <w:b w:val="0"/>
+        </w:rPr>
+        <w:t xml:space="preserve"> sheet to Reproducible AI Research Study. Show how you can explain the </w:t>
+      </w:r>
+      <w:r>
+        <w:rPr>
+          <w:b/>
+        </w:rPr>
+        <w:t>mechanism</w:t>
+      </w:r>
+      <w:r>
+        <w:rPr>
+          <w:b w:val="0"/>
+        </w:rPr>
+        <w:t xml:space="preserve"> and terminology of research ethics and </w:t>
+      </w:r>
+      <w:r>
+        <w:rPr>
+          <w:b/>
+        </w:rPr>
+        <w:t>consent</w:t>
+      </w:r>
+      <w:r>
+        <w:rPr>
+          <w:b w:val="0"/>
+        </w:rPr>
+        <w:t>.</w:t>
       </w:r>
     </w:p>
     <w:p>
-      <w:r>
-        <w:t>Suggested return points in this level: ai-7/20, ai-7/22, ai-7/25. Use actual classroom dates, adjusting for holidays and gaps. One, three and six teaching weeks are scheduling choices, not a claimed optimal spacing.</w:t>
+      <w:pPr>
+        <w:spacing w:line="336" w:lineRule="auto" w:after="180"/>
+      </w:pPr>
+      <w:r>
+        <w:rPr>
+          <w:b w:val="0"/>
+        </w:rPr>
+        <w:t xml:space="preserve">Use the supplied fictional case and keep its </w:t>
+      </w:r>
+      <w:r>
+        <w:rPr>
+          <w:b/>
+        </w:rPr>
+        <w:t>input</w:t>
+      </w:r>
+      <w:r>
+        <w:rPr>
+          <w:b w:val="0"/>
+        </w:rPr>
+        <w:t xml:space="preserve">s, intermediate steps, calculation or </w:t>
+      </w:r>
+      <w:r>
+        <w:rPr>
+          <w:b/>
+        </w:rPr>
+        <w:t>prediction</w:t>
+      </w:r>
+      <w:r>
+        <w:rPr>
+          <w:b w:val="0"/>
+        </w:rPr>
+        <w:t>, and limitation. Connect this record to last week’s record; a matching answer without a trace is insufficient.</w:t>
       </w:r>
     </w:p>
     <w:p>
-      <w:r>
-        <w:t>At a delayed check, ask for the idea from memory and a changed application. Compare with the earlier independent response and record support used. For a new level, revisit the previous capstone before checking the new prerequisites.</w:t>
+      <w:pPr>
+        <w:spacing w:line="336" w:lineRule="auto" w:after="180"/>
+      </w:pPr>
+      <w:r>
+        <w:rPr>
+          <w:b w:val="0"/>
+        </w:rPr>
+        <w:t xml:space="preserve">Provide an </w:t>
+      </w:r>
+      <w:r>
+        <w:rPr>
+          <w:b/>
+        </w:rPr>
+        <w:t>input</w:t>
+      </w:r>
+      <w:r>
+        <w:rPr>
+          <w:b w:val="0"/>
+        </w:rPr>
+        <w:t>/procedure/result/limit frame and a calculator when needed. Ask students to identify the first step before completing the whole trace.</w:t>
+      </w:r>
+    </w:p>
+    <w:p>
+      <w:pPr>
+        <w:spacing w:line="336" w:lineRule="auto" w:after="180"/>
+      </w:pPr>
+      <w:r>
+        <w:rPr>
+          <w:b w:val="0"/>
+        </w:rPr>
+        <w:t xml:space="preserve">Extension: compare two concrete variants of this </w:t>
+      </w:r>
+      <w:r>
+        <w:rPr>
+          <w:b/>
+        </w:rPr>
+        <w:t>mechanism</w:t>
+      </w:r>
+      <w:r>
+        <w:rPr>
+          <w:b w:val="0"/>
+        </w:rPr>
+        <w:t xml:space="preserve"> while holding unrelated conditions fixed; report both successful and unsuccessful outcomes.</w:t>
+      </w:r>
+    </w:p>
+    <w:p>
+      <w:pPr>
+        <w:spacing w:line="336" w:lineRule="auto" w:after="180"/>
+      </w:pPr>
+      <w:r>
+        <w:rPr>
+          <w:b w:val="0"/>
+        </w:rPr>
+        <w:t xml:space="preserve">Next connection: Privacy and data governance. Preserve the current case record and retrieve its </w:t>
+      </w:r>
+      <w:r>
+        <w:rPr>
+          <w:b/>
+        </w:rPr>
+        <w:t>evidence</w:t>
+      </w:r>
+      <w:r>
+        <w:rPr>
+          <w:b w:val="0"/>
+        </w:rPr>
+        <w:t xml:space="preserve"> boundary before moving on.</w:t>
+      </w:r>
+    </w:p>
+    <w:p>
+      <w:pPr>
+        <w:spacing w:line="336" w:lineRule="auto" w:after="180"/>
+      </w:pPr>
+      <w:r>
+        <w:rPr>
+          <w:b w:val="0"/>
+        </w:rPr>
+        <w:t>Retain the project ledger and assess a changed case after support. Check the relevant prerequisite before carrying this component forward.</w:t>
+      </w:r>
+    </w:p>
+    <w:p>
+      <w:pPr>
+        <w:pStyle w:val="Heading3"/>
+      </w:pPr>
+      <w:r>
+        <w:t>Plan the delayed return</w:t>
+      </w:r>
+    </w:p>
+    <w:p>
+      <w:pPr>
+        <w:spacing w:line="336" w:lineRule="auto" w:after="180"/>
+      </w:pPr>
+      <w:r>
+        <w:rPr>
+          <w:b w:val="0"/>
+        </w:rPr>
+        <w:t>Suggested return points in this level: ai-7/20, ai-7/22, ai-7/25. Use actual classroom dates, adjusting for holidays and gaps. One, three and six teaching weeks are scheduling choices, not a claimed optimal spacing.</w:t>
+      </w:r>
+    </w:p>
+    <w:p>
+      <w:pPr>
+        <w:spacing w:line="336" w:lineRule="auto" w:after="180"/>
+      </w:pPr>
+      <w:r>
+        <w:rPr>
+          <w:b w:val="0"/>
+        </w:rPr>
+        <w:t>At a delayed check, ask for the idea from memory and a changed application. Compare with the earlier independent response and record support used.</w:t>
+      </w:r>
+    </w:p>
+    <w:p>
+      <w:pPr>
+        <w:spacing w:line="336" w:lineRule="auto" w:after="180"/>
+      </w:pPr>
+      <w:r>
+        <w:rPr>
+          <w:b w:val="0"/>
+        </w:rPr>
+        <w:t>For a new level, revisit the previous capstone before checking the new prerequisites.</w:t>
       </w:r>
     </w:p>
     <w:tbl>
@@ -1921,8 +3797,26 @@
       </w:tr>
     </w:tbl>
     <w:p>
-      <w:r>
-        <w:t>Use the evidence to choose reteaching or the next step. A completed page, confidence rating or attractive project does not by itself demonstrate understanding.</w:t>
+      <w:pPr>
+        <w:spacing w:line="336" w:lineRule="auto" w:after="180"/>
+      </w:pPr>
+      <w:r>
+        <w:rPr>
+          <w:b w:val="0"/>
+        </w:rPr>
+        <w:t xml:space="preserve">Use the </w:t>
+      </w:r>
+      <w:r>
+        <w:rPr>
+          <w:b/>
+        </w:rPr>
+        <w:t>evidence</w:t>
+      </w:r>
+      <w:r>
+        <w:rPr>
+          <w:b w:val="0"/>
+        </w:rPr>
+        <w:t xml:space="preserve"> to choose reteaching or the next step. A completed page, confidence rating or attractive project does not by itself demonstrate understanding.</w:t>
       </w:r>
     </w:p>
     <w:p>
@@ -1934,7 +3828,13 @@
       </w:r>
     </w:p>
     <w:p>
-      <w:r>
+      <w:pPr>
+        <w:spacing w:line="336" w:lineRule="auto" w:after="180"/>
+      </w:pPr>
+      <w:r>
+        <w:rPr>
+          <w:b w:val="0"/>
+        </w:rPr>
         <w:t>For the Reproducible AI Research Study, retain an annotated worked trace and the changed-case reasoning. Connect the claim to its records, units and assumptions so another investigator can challenge or reproduce it.</w:t>
       </w:r>
     </w:p>
@@ -1948,12 +3848,68 @@
     </w:p>
     <w:p>
       <w:r>
-        <w:t>Teaching target: Explain the mechanism and terminology of research ethics and consent</w:t>
+        <w:t>Use this preparation summary alongside the detailed Research ethics and consent lesson; it is a checklist rather than a replacement for the full sequence.</w:t>
       </w:r>
     </w:p>
     <w:p>
-      <w:r>
-        <w:t>Prepare the labelled worked-case picture, the matching workbook, fictional input cards and a place for individual responses. Check a local Python 3 environment before class; have a paper-trace version ready.</w:t>
+      <w:pPr>
+        <w:pStyle w:val="Heading3"/>
+      </w:pPr>
+      <w:r>
+        <w:t>Teaching target</w:t>
+      </w:r>
+    </w:p>
+    <w:p>
+      <w:pPr>
+        <w:spacing w:line="336" w:lineRule="auto" w:after="180"/>
+        <w:shd w:fill="EDF7F3"/>
+      </w:pPr>
+      <w:r>
+        <w:rPr>
+          <w:b w:val="0"/>
+        </w:rPr>
+        <w:t xml:space="preserve">Teaching target: Explain the </w:t>
+      </w:r>
+      <w:r>
+        <w:rPr>
+          <w:b/>
+        </w:rPr>
+        <w:t>mechanism</w:t>
+      </w:r>
+      <w:r>
+        <w:rPr>
+          <w:b w:val="0"/>
+        </w:rPr>
+        <w:t xml:space="preserve"> and terminology of research ethics and </w:t>
+      </w:r>
+      <w:r>
+        <w:rPr>
+          <w:b/>
+        </w:rPr>
+        <w:t>consent</w:t>
+      </w:r>
+    </w:p>
+    <w:p>
+      <w:pPr>
+        <w:spacing w:line="336" w:lineRule="auto" w:after="180"/>
+      </w:pPr>
+      <w:r>
+        <w:rPr>
+          <w:b w:val="0"/>
+        </w:rPr>
+        <w:t xml:space="preserve">Prepare the labelled worked-case picture, the matching workbook, fictional </w:t>
+      </w:r>
+      <w:r>
+        <w:rPr>
+          <w:b/>
+        </w:rPr>
+        <w:t>input</w:t>
+      </w:r>
+      <w:r>
+        <w:rPr>
+          <w:b w:val="0"/>
+        </w:rPr>
+        <w:t xml:space="preserve"> cards and a place for individual responses. Check a local Python 3 environment before class; have a paper-trace version ready.</w:t>
       </w:r>
     </w:p>
     <w:tbl>
@@ -2100,37 +4056,195 @@
       </w:tr>
     </w:tbl>
     <w:p>
-      <w:r>
+      <w:pPr>
+        <w:spacing w:line="336" w:lineRule="auto" w:after="180"/>
+      </w:pPr>
+      <w:r>
+        <w:rPr>
+          <w:b w:val="0"/>
+        </w:rPr>
         <w:t>Before class, solve the supported practice: Proposal automatically copies student essays into a study because they were submitted for grading. Show the intermediate steps and give the conclusion with its scope.</w:t>
       </w:r>
     </w:p>
     <w:p>
-      <w:r>
-        <w:t>Reasoned practice answer: Teacher explanation: The grading purpose does not establish research permission under the policy. Redesign around fictional data or obtain required review and voluntary permission before collection.</w:t>
+      <w:pPr>
+        <w:pStyle w:val="Heading3"/>
+      </w:pPr>
+      <w:r>
+        <w:t>Supported practice answer</w:t>
       </w:r>
     </w:p>
     <w:p>
-      <w:r>
-        <w:t>Check every learner before discussion: Use the worked case for Research ethics and consent. Proposed explanation: “The worked result establishes every future case”. Decide whether this explanation is supported. Point to the step or supplied fact that decides; explain your repair if needed.</w:t>
+      <w:pPr>
+        <w:spacing w:line="336" w:lineRule="auto" w:after="180"/>
+        <w:shd w:fill="F1F6FC"/>
+      </w:pPr>
+      <w:r>
+        <w:rPr>
+          <w:b w:val="0"/>
+        </w:rPr>
+        <w:t>Reasoned practice answer: Teacher explanation: The grading purpose does not establish research permission under the policy. Redesign around fictional data or obtain required review and voluntary permission before collection.</w:t>
       </w:r>
     </w:p>
     <w:p>
-      <w:r>
-        <w:t>Misconception repair: This classroom policy exercise does not determine real legal or institutional requirements.</w:t>
+      <w:pPr>
+        <w:spacing w:line="336" w:lineRule="auto" w:after="180"/>
+      </w:pPr>
+      <w:r>
+        <w:rPr>
+          <w:b w:val="0"/>
+        </w:rPr>
+        <w:t xml:space="preserve">Check every learner before discussion: Use the worked case for Research ethics and </w:t>
+      </w:r>
+      <w:r>
+        <w:rPr>
+          <w:b/>
+        </w:rPr>
+        <w:t>consent</w:t>
+      </w:r>
+      <w:r>
+        <w:rPr>
+          <w:b w:val="0"/>
+        </w:rPr>
+        <w:t>. Proposed explanation: “The worked result establishes every future case”. Decide whether this explanation is supported.</w:t>
       </w:r>
     </w:p>
     <w:p>
-      <w:r>
-        <w:t>Support: read the exact case aloud, enlarge the labelled picture, supply input cards and model only the first deciding step. Accept a spoken explanation or drawing; retain the reasoning goal.</w:t>
+      <w:pPr>
+        <w:spacing w:line="336" w:lineRule="auto" w:after="180"/>
+      </w:pPr>
+      <w:r>
+        <w:rPr>
+          <w:b w:val="0"/>
+        </w:rPr>
+        <w:t>Point to the step or supplied fact that decides; explain your repair if needed.</w:t>
       </w:r>
     </w:p>
     <w:p>
-      <w:r>
-        <w:t>Extension: A new project requests the same drawings for an excluded purpose. Require a prediction and a reason before comparing. Expected result: Do not reuse them under the existing consent; seek the required new authorisation. Reason: The new purpose falls outside the stated agreement.</w:t>
+      <w:pPr>
+        <w:pStyle w:val="Heading3"/>
+      </w:pPr>
+      <w:r>
+        <w:t>Repair the misconception</w:t>
       </w:r>
     </w:p>
     <w:p>
-      <w:r>
+      <w:pPr>
+        <w:spacing w:line="336" w:lineRule="auto" w:after="180"/>
+        <w:shd w:fill="FFF5E6"/>
+      </w:pPr>
+      <w:r>
+        <w:rPr>
+          <w:b w:val="0"/>
+        </w:rPr>
+        <w:t>Misconception repair: This classroom policy exercise does not determine real legal or institutional requirements.</w:t>
+      </w:r>
+    </w:p>
+    <w:p>
+      <w:pPr>
+        <w:pStyle w:val="Heading3"/>
+      </w:pPr>
+      <w:r>
+        <w:t>Support without giving away the answer</w:t>
+      </w:r>
+    </w:p>
+    <w:p>
+      <w:pPr>
+        <w:spacing w:line="336" w:lineRule="auto" w:after="180"/>
+        <w:shd w:fill="F1F6F8"/>
+      </w:pPr>
+      <w:r>
+        <w:rPr>
+          <w:b w:val="0"/>
+        </w:rPr>
+        <w:t xml:space="preserve">Support: read the exact case aloud, enlarge the labelled picture, supply </w:t>
+      </w:r>
+      <w:r>
+        <w:rPr>
+          <w:b/>
+        </w:rPr>
+        <w:t>input</w:t>
+      </w:r>
+      <w:r>
+        <w:rPr>
+          <w:b w:val="0"/>
+        </w:rPr>
+        <w:t xml:space="preserve"> cards and model only the first deciding step. Accept a spoken explanation or drawing; retain the reasoning goal.</w:t>
+      </w:r>
+    </w:p>
+    <w:p>
+      <w:pPr>
+        <w:pStyle w:val="Heading3"/>
+      </w:pPr>
+      <w:r>
+        <w:t>Extend the reasoning</w:t>
+      </w:r>
+    </w:p>
+    <w:p>
+      <w:pPr>
+        <w:spacing w:line="336" w:lineRule="auto" w:after="180"/>
+        <w:shd w:fill="F5F1FB"/>
+      </w:pPr>
+      <w:r>
+        <w:rPr>
+          <w:b w:val="0"/>
+        </w:rPr>
+        <w:t xml:space="preserve">Extension: A new project requests the same drawings for an excluded purpose. Require a </w:t>
+      </w:r>
+      <w:r>
+        <w:rPr>
+          <w:b/>
+        </w:rPr>
+        <w:t>prediction</w:t>
+      </w:r>
+      <w:r>
+        <w:rPr>
+          <w:b w:val="0"/>
+        </w:rPr>
+        <w:t xml:space="preserve"> and a reason before comparing.</w:t>
+      </w:r>
+    </w:p>
+    <w:p>
+      <w:pPr>
+        <w:spacing w:line="336" w:lineRule="auto" w:after="180"/>
+        <w:shd w:fill="F5F1FB"/>
+      </w:pPr>
+      <w:r>
+        <w:rPr>
+          <w:b w:val="0"/>
+        </w:rPr>
+        <w:t xml:space="preserve">Expected result: Do not reuse them under the existing </w:t>
+      </w:r>
+      <w:r>
+        <w:rPr>
+          <w:b/>
+        </w:rPr>
+        <w:t>consent</w:t>
+      </w:r>
+      <w:r>
+        <w:rPr>
+          <w:b w:val="0"/>
+        </w:rPr>
+        <w:t>; seek the required new authorisation. Reason: The new purpose falls outside the stated agreement.</w:t>
+      </w:r>
+    </w:p>
+    <w:p>
+      <w:pPr>
+        <w:pStyle w:val="Heading3"/>
+      </w:pPr>
+      <w:r>
+        <w:t>Protect the independent attempt</w:t>
+      </w:r>
+    </w:p>
+    <w:p>
+      <w:pPr>
+        <w:spacing w:line="336" w:lineRule="auto" w:after="180"/>
+        <w:shd w:fill="FFF5E6"/>
+      </w:pPr>
+      <w:r>
+        <w:rPr>
+          <w:b w:val="0"/>
+        </w:rPr>
         <w:t>Independent assessment: withhold the reserved answer until the learner has attempted the new case. Record support separately from correctness.</w:t>
       </w:r>
     </w:p>
@@ -2319,46 +4433,1008 @@
       </w:tr>
     </w:tbl>
     <w:p>
-      <w:r>
-        <w:t>Project checkpoint: Evaluate and revise. Compare with your starting method, explain errors and record a justified revision.</w:t>
+      <w:pPr>
+        <w:pStyle w:val="Heading3"/>
+      </w:pPr>
+      <w:r>
+        <w:t>Project checkpoint</w:t>
       </w:r>
     </w:p>
     <w:p>
-      <w:r>
-        <w:t>Use the weekly teacher answer for topic-specific reasoning. A saved progress tick is an activity record; judge mastery from the learner’s explanation and evidence.</w:t>
+      <w:pPr>
+        <w:spacing w:line="336" w:lineRule="auto" w:after="180"/>
+        <w:shd w:fill="EDF7F3"/>
+      </w:pPr>
+      <w:r>
+        <w:rPr>
+          <w:b w:val="0"/>
+        </w:rPr>
+        <w:t>Project checkpoint: Evaluate and revise. Compare with your starting method, explain errors and record a justified revision.</w:t>
       </w:r>
     </w:p>
     <w:p>
       <w:pPr>
-        <w:pStyle w:val="Heading1"/>
-      </w:pPr>
-      <w:r>
-        <w:t>08. Use feedback, labs and repair paths</w:t>
+        <w:spacing w:line="336" w:lineRule="auto" w:after="180"/>
+      </w:pPr>
+      <w:r>
+        <w:rPr>
+          <w:b w:val="0"/>
+        </w:rPr>
+        <w:t xml:space="preserve">Use the weekly teacher answer for topic-specific reasoning. A saved progress tick is an activity record; judge mastery from the learner’s explanation and </w:t>
+      </w:r>
+      <w:r>
+        <w:rPr>
+          <w:b/>
+        </w:rPr>
+        <w:t>evidence</w:t>
+      </w:r>
+      <w:r>
+        <w:rPr>
+          <w:b w:val="0"/>
+        </w:rPr>
+        <w:t>.</w:t>
       </w:r>
     </w:p>
     <w:p>
-      <w:r>
-        <w:t>Use the two formative questions as supported practice, not as independent mastery scores. Discuss the deciding evidence rather than accepting a guessed selection.</w:t>
+      <w:pPr>
+        <w:pStyle w:val="Heading1"/>
+      </w:pPr>
+      <w:r>
+        <w:t>08. Use feedback, labs and repair paths</w:t>
       </w:r>
     </w:p>
     <w:p>
       <w:r>
-        <w:t>The feedback comes from the reviewed public worked case. Do not reveal the separately reserved independent teacher answer until the learner has attempted that case.</w:t>
+        <w:t>Use feedback, earlier review and portfolios purposefully. Apply the coding routine only when this lesson has an executable lab.</w:t>
       </w:r>
     </w:p>
     <w:p>
-      <w:r>
-        <w:t>Ask students to predict before running code. Preserve errors and actual outputs; collect a changed test and an explanation. The branch-boundary and indexing lessons deliberately include failure cases.</w:t>
+      <w:pPr>
+        <w:spacing w:line="336" w:lineRule="auto" w:after="180"/>
+      </w:pPr>
+      <w:r>
+        <w:rPr>
+          <w:b w:val="0"/>
+        </w:rPr>
+        <w:t xml:space="preserve">Use the two formative questions as supported practice, not as independent mastery scores. Discuss the deciding </w:t>
+      </w:r>
+      <w:r>
+        <w:rPr>
+          <w:b/>
+        </w:rPr>
+        <w:t>evidence</w:t>
+      </w:r>
+      <w:r>
+        <w:rPr>
+          <w:b w:val="0"/>
+        </w:rPr>
+        <w:t xml:space="preserve"> rather than accepting a guessed selection.</w:t>
       </w:r>
     </w:p>
     <w:p>
-      <w:r>
-        <w:t>Use the earlier worked-explanation links to address a specific missing building block, then return to the current question. Adapt this suggestion after observing the learner; it is not an automatic diagnosis.</w:t>
+      <w:pPr>
+        <w:spacing w:line="336" w:lineRule="auto" w:after="180"/>
+      </w:pPr>
+      <w:r>
+        <w:rPr>
+          <w:b w:val="0"/>
+        </w:rPr>
+        <w:t>The feedback comes from the reviewed public worked case. Do not reveal the separately reserved independent teacher answer until the learner has attempted that case.</w:t>
       </w:r>
     </w:p>
     <w:p>
-      <w:r>
-        <w:t>Collect the completed-work portfolio as evidence. Record support separately from correctness, and assess explanation, trace/test and limitations. Progress ticks and quiz selections alone do not establish mastery.</w:t>
+      <w:pPr>
+        <w:pStyle w:val="Heading3"/>
+      </w:pPr>
+      <w:r>
+        <w:t>For later coding lessons</w:t>
+      </w:r>
+    </w:p>
+    <w:p>
+      <w:r>
+        <w:t>This week has no code block. Use this routine when a later lesson includes an executable lab.</w:t>
+      </w:r>
+    </w:p>
+    <w:p>
+      <w:pPr>
+        <w:spacing w:line="336" w:lineRule="auto" w:after="180"/>
+        <w:shd w:fill="F1F6F8"/>
+      </w:pPr>
+      <w:r>
+        <w:rPr>
+          <w:b w:val="0"/>
+        </w:rPr>
+        <w:t xml:space="preserve">Ask students to predict before running code. Preserve errors and actual </w:t>
+      </w:r>
+      <w:r>
+        <w:rPr>
+          <w:b/>
+        </w:rPr>
+        <w:t>output</w:t>
+      </w:r>
+      <w:r>
+        <w:rPr>
+          <w:b w:val="0"/>
+        </w:rPr>
+        <w:t>s; collect a changed test and an explanation. The branch-boundary and indexing lessons deliberately include failure cases.</w:t>
+      </w:r>
+    </w:p>
+    <w:p>
+      <w:pPr>
+        <w:spacing w:line="336" w:lineRule="auto" w:after="180"/>
+      </w:pPr>
+      <w:r>
+        <w:rPr>
+          <w:b w:val="0"/>
+        </w:rPr>
+        <w:t>Use the earlier worked-explanation links to address a specific missing building block, then return to the current question. Adapt this suggestion after observing the learner; it is not an automatic diagnosis.</w:t>
+      </w:r>
+    </w:p>
+    <w:p>
+      <w:pPr>
+        <w:spacing w:line="336" w:lineRule="auto" w:after="180"/>
+      </w:pPr>
+      <w:r>
+        <w:rPr>
+          <w:b w:val="0"/>
+        </w:rPr>
+        <w:t xml:space="preserve">Collect the completed-work portfolio as </w:t>
+      </w:r>
+      <w:r>
+        <w:rPr>
+          <w:b/>
+        </w:rPr>
+        <w:t>evidence</w:t>
+      </w:r>
+      <w:r>
+        <w:rPr>
+          <w:b w:val="0"/>
+        </w:rPr>
+        <w:t>. Record support separately from correctness, and assess explanation, trace/test and limitations. Progress ticks and quiz selections alone do not establish mastery.</w:t>
+      </w:r>
+    </w:p>
+    <w:p>
+      <w:pPr>
+        <w:pStyle w:val="Heading1"/>
+      </w:pPr>
+      <w:r>
+        <w:t>09. Visual concept journey</w:t>
+      </w:r>
+    </w:p>
+    <w:p>
+      <w:r>
+        <w:t>Show one Research ethics and consent graphic at a time, request a prediction and discuss its trace before the independent assessment.</w:t>
+      </w:r>
+    </w:p>
+    <w:p>
+      <w:pPr>
+        <w:spacing w:line="336" w:lineRule="auto" w:after="180"/>
+      </w:pPr>
+      <w:r>
+        <w:rPr>
+          <w:b w:val="0"/>
+        </w:rPr>
+        <w:t xml:space="preserve">Use one picture at a time. Hide a worked result before asking for a </w:t>
+      </w:r>
+      <w:r>
+        <w:rPr>
+          <w:b/>
+        </w:rPr>
+        <w:t>prediction</w:t>
+      </w:r>
+      <w:r>
+        <w:rPr>
+          <w:b w:val="0"/>
+        </w:rPr>
+        <w:t>, then reveal it for feedback. These are supported teaching cases; retain the separate independent assessment for a fresh first attempt.</w:t>
+      </w:r>
+    </w:p>
+    <w:p>
+      <w:pPr>
+        <w:pStyle w:val="Heading3"/>
+      </w:pPr>
+      <w:r>
+        <w:t>01. Research ethics and consent: the case</w:t>
+      </w:r>
+    </w:p>
+    <w:p>
+      <w:r>
+        <w:drawing>
+          <wp:inline xmlns:a="http://schemas.openxmlformats.org/drawingml/2006/main" xmlns:pic="http://schemas.openxmlformats.org/drawingml/2006/picture">
+            <wp:extent cx="5486400" cy="2834640"/>
+            <wp:docPr id="2" name="Picture 2" descr="Consent is specific, not universal. A fictional study asks adults to submit anonymous drawings for one pattern-recognition investigation. Supplied facts: Consent covers this study only. It excludes public posting of originals and unrelated face-recognition research."/>
+            <wp:cNvGraphicFramePr>
+              <a:graphicFrameLocks noChangeAspect="1"/>
+            </wp:cNvGraphicFramePr>
+            <a:graphic>
+              <a:graphicData uri="http://schemas.openxmlformats.org/drawingml/2006/picture">
+                <pic:pic>
+                  <pic:nvPicPr>
+                    <pic:cNvPr id="0" name="academy-story-ai-7-19-01.png"/>
+                    <pic:cNvPicPr/>
+                  </pic:nvPicPr>
+                  <pic:blipFill>
+                    <a:blip r:embed="rId10"/>
+                    <a:stretch>
+                      <a:fillRect/>
+                    </a:stretch>
+                  </pic:blipFill>
+                  <pic:spPr>
+                    <a:xfrm>
+                      <a:off x="0" y="0"/>
+                      <a:ext cx="5486400" cy="2834640"/>
+                    </a:xfrm>
+                    <a:prstGeom prst="rect"/>
+                  </pic:spPr>
+                </pic:pic>
+              </a:graphicData>
+            </a:graphic>
+          </wp:inline>
+        </w:drawing>
+      </w:r>
+    </w:p>
+    <w:p>
+      <w:pPr>
+        <w:spacing w:line="336" w:lineRule="auto" w:after="180"/>
+      </w:pPr>
+      <w:r>
+        <w:rPr>
+          <w:b/>
+        </w:rPr>
+        <w:t>Consent</w:t>
+      </w:r>
+      <w:r>
+        <w:rPr>
+          <w:b w:val="0"/>
+        </w:rPr>
+        <w:t xml:space="preserve"> is specific, not universal. A fictional study asks adults to submit anonymous drawings for one pattern-recognition investigation. Supplied facts: </w:t>
+      </w:r>
+      <w:r>
+        <w:rPr>
+          <w:b/>
+        </w:rPr>
+        <w:t>Consent</w:t>
+      </w:r>
+      <w:r>
+        <w:rPr>
+          <w:b w:val="0"/>
+        </w:rPr>
+        <w:t xml:space="preserve"> covers this study only.</w:t>
+      </w:r>
+    </w:p>
+    <w:p>
+      <w:pPr>
+        <w:spacing w:line="336" w:lineRule="auto" w:after="180"/>
+      </w:pPr>
+      <w:r>
+        <w:rPr>
+          <w:b w:val="0"/>
+        </w:rPr>
+        <w:t>It excludes public posting of originals and unrelated face-recognition research.</w:t>
+      </w:r>
+    </w:p>
+    <w:p>
+      <w:pPr>
+        <w:spacing w:line="336" w:lineRule="auto" w:after="180"/>
+        <w:shd w:fill="F5F1FB"/>
+      </w:pPr>
+      <w:r>
+        <w:rPr>
+          <w:b w:val="0"/>
+        </w:rPr>
+        <w:t>Point to the given fact that matters most. Explain why it matters.</w:t>
+      </w:r>
+    </w:p>
+    <w:p>
+      <w:pPr>
+        <w:pStyle w:val="Heading3"/>
+      </w:pPr>
+      <w:r>
+        <w:t>Discuss while showing the picture</w:t>
+      </w:r>
+    </w:p>
+    <w:p>
+      <w:pPr>
+        <w:spacing w:line="336" w:lineRule="auto" w:after="180"/>
+        <w:shd w:fill="F1F6F8"/>
+      </w:pPr>
+      <w:r>
+        <w:rPr>
+          <w:b w:val="0"/>
+        </w:rPr>
+        <w:t>Teacher prompt: Point to the given fact that matters most. Explain why it matters. Ask learners to describe one label or arrow in ordinary words. Use the adjacent transcript if the image is difficult to see.</w:t>
+      </w:r>
+    </w:p>
+    <w:p>
+      <w:pPr>
+        <w:pStyle w:val="Heading3"/>
+      </w:pPr>
+      <w:r>
+        <w:t>02. Follow the deciding steps</w:t>
+      </w:r>
+    </w:p>
+    <w:p>
+      <w:r>
+        <w:drawing>
+          <wp:inline xmlns:a="http://schemas.openxmlformats.org/drawingml/2006/main" xmlns:pic="http://schemas.openxmlformats.org/drawingml/2006/picture">
+            <wp:extent cx="5486400" cy="3182112"/>
+            <wp:docPr id="3" name="Picture 3" descr="State the purpose: Explain the drawing task and planned use before participation. → Respect exclusions: Do not publish originals or transfer them to the unrelated project. → Keep the agreement: Record permitted uses and the approved withdrawal procedure."/>
+            <wp:cNvGraphicFramePr>
+              <a:graphicFrameLocks noChangeAspect="1"/>
+            </wp:cNvGraphicFramePr>
+            <a:graphic>
+              <a:graphicData uri="http://schemas.openxmlformats.org/drawingml/2006/picture">
+                <pic:pic>
+                  <pic:nvPicPr>
+                    <pic:cNvPr id="0" name="academy-story-ai-7-19-02.png"/>
+                    <pic:cNvPicPr/>
+                  </pic:nvPicPr>
+                  <pic:blipFill>
+                    <a:blip r:embed="rId11"/>
+                    <a:stretch>
+                      <a:fillRect/>
+                    </a:stretch>
+                  </pic:blipFill>
+                  <pic:spPr>
+                    <a:xfrm>
+                      <a:off x="0" y="0"/>
+                      <a:ext cx="5486400" cy="3182112"/>
+                    </a:xfrm>
+                    <a:prstGeom prst="rect"/>
+                  </pic:spPr>
+                </pic:pic>
+              </a:graphicData>
+            </a:graphic>
+          </wp:inline>
+        </w:drawing>
+      </w:r>
+    </w:p>
+    <w:p>
+      <w:pPr>
+        <w:spacing w:line="336" w:lineRule="auto" w:after="180"/>
+      </w:pPr>
+      <w:r>
+        <w:rPr>
+          <w:b w:val="0"/>
+        </w:rPr>
+        <w:t>State the purpose: Explain the drawing task and planned use before participation. → Respect exclusions: Do not publish originals or transfer them to the unrelated project. → Keep the agreement: Record permitted uses and the approved withdrawal procedure.</w:t>
+      </w:r>
+    </w:p>
+    <w:p>
+      <w:pPr>
+        <w:spacing w:line="336" w:lineRule="auto" w:after="180"/>
+        <w:shd w:fill="F5F1FB"/>
+      </w:pPr>
+      <w:r>
+        <w:rPr>
+          <w:b w:val="0"/>
+        </w:rPr>
+        <w:t xml:space="preserve">Point to each numbered stage and explain which recorded </w:t>
+      </w:r>
+      <w:r>
+        <w:rPr>
+          <w:b/>
+        </w:rPr>
+        <w:t>input</w:t>
+      </w:r>
+      <w:r>
+        <w:rPr>
+          <w:b w:val="0"/>
+        </w:rPr>
+        <w:t xml:space="preserve"> it uses.</w:t>
+      </w:r>
+    </w:p>
+    <w:p>
+      <w:pPr>
+        <w:pStyle w:val="Heading3"/>
+      </w:pPr>
+      <w:r>
+        <w:t>Discuss while showing the picture</w:t>
+      </w:r>
+    </w:p>
+    <w:p>
+      <w:pPr>
+        <w:spacing w:line="336" w:lineRule="auto" w:after="180"/>
+        <w:shd w:fill="F1F6F8"/>
+      </w:pPr>
+      <w:r>
+        <w:rPr>
+          <w:b w:val="0"/>
+        </w:rPr>
+        <w:t xml:space="preserve">Teacher prompt: Point to each numbered stage and explain which recorded </w:t>
+      </w:r>
+      <w:r>
+        <w:rPr>
+          <w:b/>
+        </w:rPr>
+        <w:t>input</w:t>
+      </w:r>
+      <w:r>
+        <w:rPr>
+          <w:b w:val="0"/>
+        </w:rPr>
+        <w:t xml:space="preserve"> it uses. Ask learners to describe one label or arrow in ordinary words. Use the adjacent transcript if the image is difficult to see.</w:t>
+      </w:r>
+    </w:p>
+    <w:p>
+      <w:pPr>
+        <w:pStyle w:val="Heading3"/>
+      </w:pPr>
+      <w:r>
+        <w:t>03. Research ethics and consent — evidence trace</w:t>
+      </w:r>
+    </w:p>
+    <w:p>
+      <w:r>
+        <w:drawing>
+          <wp:inline xmlns:a="http://schemas.openxmlformats.org/drawingml/2006/main" xmlns:pic="http://schemas.openxmlformats.org/drawingml/2006/picture">
+            <wp:extent cx="5486400" cy="3297936"/>
+            <wp:docPr id="4" name="Picture 4" descr="Research ethics and consent — evidence trace. Proposal automatically copies student essays into a study because they were submitted for grading. | Use fictional records for this course. For the supplied classroom policy, a real study needs responsible review, plain-language purpose, opt-in consent and withdrawal handling before collection. Do not implement real recruitment in this exercise. | The grading purpose does not establish research permission under the policy. Redesign around fictional data or obtain required review and voluntary permission before collection."/>
+            <wp:cNvGraphicFramePr>
+              <a:graphicFrameLocks noChangeAspect="1"/>
+            </wp:cNvGraphicFramePr>
+            <a:graphic>
+              <a:graphicData uri="http://schemas.openxmlformats.org/drawingml/2006/picture">
+                <pic:pic>
+                  <pic:nvPicPr>
+                    <pic:cNvPr id="0" name="academy-story-ai-7-19-03.png"/>
+                    <pic:cNvPicPr/>
+                  </pic:nvPicPr>
+                  <pic:blipFill>
+                    <a:blip r:embed="rId12"/>
+                    <a:stretch>
+                      <a:fillRect/>
+                    </a:stretch>
+                  </pic:blipFill>
+                  <pic:spPr>
+                    <a:xfrm>
+                      <a:off x="0" y="0"/>
+                      <a:ext cx="5486400" cy="3297936"/>
+                    </a:xfrm>
+                    <a:prstGeom prst="rect"/>
+                  </pic:spPr>
+                </pic:pic>
+              </a:graphicData>
+            </a:graphic>
+          </wp:inline>
+        </w:drawing>
+      </w:r>
+    </w:p>
+    <w:p>
+      <w:pPr>
+        <w:spacing w:line="336" w:lineRule="auto" w:after="180"/>
+      </w:pPr>
+      <w:r>
+        <w:rPr>
+          <w:b w:val="0"/>
+        </w:rPr>
+        <w:t xml:space="preserve">Research ethics and </w:t>
+      </w:r>
+      <w:r>
+        <w:rPr>
+          <w:b/>
+        </w:rPr>
+        <w:t>consent</w:t>
+      </w:r>
+      <w:r>
+        <w:rPr>
+          <w:b w:val="0"/>
+        </w:rPr>
+        <w:t xml:space="preserve"> — </w:t>
+      </w:r>
+      <w:r>
+        <w:rPr>
+          <w:b/>
+        </w:rPr>
+        <w:t>evidence</w:t>
+      </w:r>
+      <w:r>
+        <w:rPr>
+          <w:b w:val="0"/>
+        </w:rPr>
+        <w:t xml:space="preserve"> trace. Proposal automatically copies student essays into a study because they were submitted for grading. | Use fictional records for this course.</w:t>
+      </w:r>
+    </w:p>
+    <w:p>
+      <w:pPr>
+        <w:spacing w:line="336" w:lineRule="auto" w:after="180"/>
+      </w:pPr>
+      <w:r>
+        <w:rPr>
+          <w:b w:val="0"/>
+        </w:rPr>
+        <w:t xml:space="preserve">For the supplied classroom policy, a real study needs responsible review, plain-language purpose, opt-in </w:t>
+      </w:r>
+      <w:r>
+        <w:rPr>
+          <w:b/>
+        </w:rPr>
+        <w:t>consent</w:t>
+      </w:r>
+      <w:r>
+        <w:rPr>
+          <w:b w:val="0"/>
+        </w:rPr>
+        <w:t xml:space="preserve"> and withdrawal handling before collection.</w:t>
+      </w:r>
+    </w:p>
+    <w:p>
+      <w:pPr>
+        <w:spacing w:line="336" w:lineRule="auto" w:after="180"/>
+      </w:pPr>
+      <w:r>
+        <w:rPr>
+          <w:b w:val="0"/>
+        </w:rPr>
+        <w:t>Do not implement real recruitment in this exercise. | The grading purpose does not establish research permission under the policy.</w:t>
+      </w:r>
+    </w:p>
+    <w:p>
+      <w:pPr>
+        <w:spacing w:line="336" w:lineRule="auto" w:after="180"/>
+      </w:pPr>
+      <w:r>
+        <w:rPr>
+          <w:b w:val="0"/>
+        </w:rPr>
+        <w:t>Redesign around fictional data or obtain required review and voluntary permission before collection.</w:t>
+      </w:r>
+    </w:p>
+    <w:p>
+      <w:pPr>
+        <w:spacing w:line="336" w:lineRule="auto" w:after="180"/>
+        <w:shd w:fill="F5F1FB"/>
+      </w:pPr>
+      <w:r>
+        <w:rPr>
+          <w:b w:val="0"/>
+        </w:rPr>
+        <w:t>Read the labels and values. Explain the relationship the model shows.</w:t>
+      </w:r>
+    </w:p>
+    <w:p>
+      <w:pPr>
+        <w:pStyle w:val="Heading3"/>
+      </w:pPr>
+      <w:r>
+        <w:t>Discuss while showing the picture</w:t>
+      </w:r>
+    </w:p>
+    <w:p>
+      <w:pPr>
+        <w:spacing w:line="336" w:lineRule="auto" w:after="180"/>
+        <w:shd w:fill="F1F6F8"/>
+      </w:pPr>
+      <w:r>
+        <w:rPr>
+          <w:b w:val="0"/>
+        </w:rPr>
+        <w:t>Teacher prompt: Read the labels and values. Explain the relationship the model shows. Ask learners to describe one label or arrow in ordinary words. Use the adjacent transcript if the image is difficult to see.</w:t>
+      </w:r>
+    </w:p>
+    <w:p>
+      <w:pPr>
+        <w:pStyle w:val="Heading3"/>
+      </w:pPr>
+      <w:r>
+        <w:t>04. Change one thing. Trace what follows.</w:t>
+      </w:r>
+    </w:p>
+    <w:p>
+      <w:r>
+        <w:drawing>
+          <wp:inline xmlns:a="http://schemas.openxmlformats.org/drawingml/2006/main" xmlns:pic="http://schemas.openxmlformats.org/drawingml/2006/picture">
+            <wp:extent cx="5486400" cy="3026664"/>
+            <wp:docPr id="5" name="Picture 5" descr="Original case: Record permitted uses and the approved withdrawal procedure. Changed condition: A new project requests the same drawings for an excluded purpose. Expected result: Do not reuse them under the existing consent; seek the required new authorisation. Reason: The new purpose falls outside the stated agreement."/>
+            <wp:cNvGraphicFramePr>
+              <a:graphicFrameLocks noChangeAspect="1"/>
+            </wp:cNvGraphicFramePr>
+            <a:graphic>
+              <a:graphicData uri="http://schemas.openxmlformats.org/drawingml/2006/picture">
+                <pic:pic>
+                  <pic:nvPicPr>
+                    <pic:cNvPr id="0" name="academy-story-ai-7-19-04.png"/>
+                    <pic:cNvPicPr/>
+                  </pic:nvPicPr>
+                  <pic:blipFill>
+                    <a:blip r:embed="rId13"/>
+                    <a:stretch>
+                      <a:fillRect/>
+                    </a:stretch>
+                  </pic:blipFill>
+                  <pic:spPr>
+                    <a:xfrm>
+                      <a:off x="0" y="0"/>
+                      <a:ext cx="5486400" cy="3026664"/>
+                    </a:xfrm>
+                    <a:prstGeom prst="rect"/>
+                  </pic:spPr>
+                </pic:pic>
+              </a:graphicData>
+            </a:graphic>
+          </wp:inline>
+        </w:drawing>
+      </w:r>
+    </w:p>
+    <w:p>
+      <w:pPr>
+        <w:spacing w:line="336" w:lineRule="auto" w:after="180"/>
+      </w:pPr>
+      <w:r>
+        <w:rPr>
+          <w:b w:val="0"/>
+        </w:rPr>
+        <w:t>Original case: Record permitted uses and the approved withdrawal procedure. Changed condition: A new project requests the same drawings for an excluded purpose.</w:t>
+      </w:r>
+    </w:p>
+    <w:p>
+      <w:pPr>
+        <w:spacing w:line="336" w:lineRule="auto" w:after="180"/>
+      </w:pPr>
+      <w:r>
+        <w:rPr>
+          <w:b w:val="0"/>
+        </w:rPr>
+        <w:t xml:space="preserve">Expected result: Do not reuse them under the existing </w:t>
+      </w:r>
+      <w:r>
+        <w:rPr>
+          <w:b/>
+        </w:rPr>
+        <w:t>consent</w:t>
+      </w:r>
+      <w:r>
+        <w:rPr>
+          <w:b w:val="0"/>
+        </w:rPr>
+        <w:t>; seek the required new authorisation. Reason: The new purpose falls outside the stated agreement.</w:t>
+      </w:r>
+    </w:p>
+    <w:p>
+      <w:pPr>
+        <w:spacing w:line="336" w:lineRule="auto" w:after="180"/>
+        <w:shd w:fill="F5F1FB"/>
+      </w:pPr>
+      <w:r>
+        <w:rPr>
+          <w:b w:val="0"/>
+        </w:rPr>
+        <w:t>Predict before checking the worked changed-case result. Name what changed and what the supplied facts allow you to conclude.</w:t>
+      </w:r>
+    </w:p>
+    <w:p>
+      <w:pPr>
+        <w:pStyle w:val="Heading3"/>
+      </w:pPr>
+      <w:r>
+        <w:t>Discuss while showing the picture</w:t>
+      </w:r>
+    </w:p>
+    <w:p>
+      <w:pPr>
+        <w:spacing w:line="336" w:lineRule="auto" w:after="180"/>
+        <w:shd w:fill="F1F6F8"/>
+      </w:pPr>
+      <w:r>
+        <w:rPr>
+          <w:b w:val="0"/>
+        </w:rPr>
+        <w:t>Teacher prompt: Predict before checking the worked changed-case result. Name what changed and what the supplied facts allow you to conclude. Ask learners to describe one label or arrow in ordinary words.</w:t>
+      </w:r>
+    </w:p>
+    <w:p>
+      <w:pPr>
+        <w:spacing w:line="336" w:lineRule="auto" w:after="180"/>
+        <w:shd w:fill="F1F6F8"/>
+      </w:pPr>
+      <w:r>
+        <w:rPr>
+          <w:b w:val="0"/>
+        </w:rPr>
+        <w:t>Use the adjacent transcript if the image is difficult to see. Changed-case reasoning: The new purpose falls outside the stated agreement.</w:t>
+      </w:r>
+    </w:p>
+    <w:p>
+      <w:pPr>
+        <w:pStyle w:val="Heading3"/>
+      </w:pPr>
+      <w:r>
+        <w:t>05. Connect the explanation to its limit</w:t>
+      </w:r>
+    </w:p>
+    <w:p>
+      <w:r>
+        <w:drawing>
+          <wp:inline xmlns:a="http://schemas.openxmlformats.org/drawingml/2006/main" xmlns:pic="http://schemas.openxmlformats.org/drawingml/2006/picture">
+            <wp:extent cx="5486400" cy="2834640"/>
+            <wp:docPr id="6" name="Picture 6" descr="Research ethics includes what people agree to, how they can decline and how risks are addressed. A contribution does not grant unlimited reuse. Limit: This fictional adult scenario is not approval for research with children; real oversight and applicable rules are separate requirements."/>
+            <wp:cNvGraphicFramePr>
+              <a:graphicFrameLocks noChangeAspect="1"/>
+            </wp:cNvGraphicFramePr>
+            <a:graphic>
+              <a:graphicData uri="http://schemas.openxmlformats.org/drawingml/2006/picture">
+                <pic:pic>
+                  <pic:nvPicPr>
+                    <pic:cNvPr id="0" name="academy-story-ai-7-19-05.png"/>
+                    <pic:cNvPicPr/>
+                  </pic:nvPicPr>
+                  <pic:blipFill>
+                    <a:blip r:embed="rId14"/>
+                    <a:stretch>
+                      <a:fillRect/>
+                    </a:stretch>
+                  </pic:blipFill>
+                  <pic:spPr>
+                    <a:xfrm>
+                      <a:off x="0" y="0"/>
+                      <a:ext cx="5486400" cy="2834640"/>
+                    </a:xfrm>
+                    <a:prstGeom prst="rect"/>
+                  </pic:spPr>
+                </pic:pic>
+              </a:graphicData>
+            </a:graphic>
+          </wp:inline>
+        </w:drawing>
+      </w:r>
+    </w:p>
+    <w:p>
+      <w:pPr>
+        <w:spacing w:line="336" w:lineRule="auto" w:after="180"/>
+      </w:pPr>
+      <w:r>
+        <w:rPr>
+          <w:b w:val="0"/>
+        </w:rPr>
+        <w:t>Research ethics includes what people agree to, how they can decline and how risks are addressed. A contribution does not grant unlimited reuse.</w:t>
+      </w:r>
+    </w:p>
+    <w:p>
+      <w:pPr>
+        <w:spacing w:line="336" w:lineRule="auto" w:after="180"/>
+      </w:pPr>
+      <w:r>
+        <w:rPr>
+          <w:b w:val="0"/>
+        </w:rPr>
+        <w:t>Limit: This fictional adult scenario is not approval for research with children; real oversight and applicable rules are separate requirements.</w:t>
+      </w:r>
+    </w:p>
+    <w:p>
+      <w:pPr>
+        <w:spacing w:line="336" w:lineRule="auto" w:after="180"/>
+        <w:shd w:fill="F5F1FB"/>
+      </w:pPr>
+      <w:r>
+        <w:rPr>
+          <w:b w:val="0"/>
+        </w:rPr>
+        <w:t>Explain the case, then point to a limit on the claim.</w:t>
+      </w:r>
+    </w:p>
+    <w:p>
+      <w:pPr>
+        <w:pStyle w:val="Heading3"/>
+      </w:pPr>
+      <w:r>
+        <w:t>Discuss while showing the picture</w:t>
+      </w:r>
+    </w:p>
+    <w:p>
+      <w:pPr>
+        <w:spacing w:line="336" w:lineRule="auto" w:after="180"/>
+        <w:shd w:fill="F1F6F8"/>
+      </w:pPr>
+      <w:r>
+        <w:rPr>
+          <w:b w:val="0"/>
+        </w:rPr>
+        <w:t>Teacher prompt: Explain the case, then point to a limit on the claim. Ask learners to describe one label or arrow in ordinary words. Use the adjacent transcript if the image is difficult to see.</w:t>
+      </w:r>
+    </w:p>
+    <w:p>
+      <w:pPr>
+        <w:spacing w:line="336" w:lineRule="auto" w:after="180"/>
+        <w:shd w:fill="F1F6F8"/>
+      </w:pPr>
+      <w:r>
+        <w:rPr>
+          <w:b w:val="0"/>
+        </w:rPr>
+        <w:t>Keep the stated scope: This fictional adult scenario is not approval for research with children; real oversight and applicable rules are separate requirements.</w:t>
+      </w:r>
+    </w:p>
+    <w:p>
+      <w:pPr>
+        <w:pStyle w:val="Heading3"/>
+      </w:pPr>
+      <w:r>
+        <w:t>06. Make the idea visible in your project</w:t>
+      </w:r>
+    </w:p>
+    <w:p>
+      <w:r>
+        <w:drawing>
+          <wp:inline xmlns:a="http://schemas.openxmlformats.org/drawingml/2006/main" xmlns:pic="http://schemas.openxmlformats.org/drawingml/2006/picture">
+            <wp:extent cx="5486400" cy="3681984"/>
+            <wp:docPr id="7" name="Picture 7" descr="For the Reproducible AI Research Study, retain an annotated worked trace and the changed-case reasoning. Connect the claim to its records, units and assumptions so another investigator can challenge or reproduce it. Draw your input, deciding step, result and limit. Supported question: Identify which uses the drawing consent permits and excludes. Can the unrelated project reuse the drawings under this agreement, and what new authorisation would be needed?"/>
+            <wp:cNvGraphicFramePr>
+              <a:graphicFrameLocks noChangeAspect="1"/>
+            </wp:cNvGraphicFramePr>
+            <a:graphic>
+              <a:graphicData uri="http://schemas.openxmlformats.org/drawingml/2006/picture">
+                <pic:pic>
+                  <pic:nvPicPr>
+                    <pic:cNvPr id="0" name="academy-story-ai-7-19-06.png"/>
+                    <pic:cNvPicPr/>
+                  </pic:nvPicPr>
+                  <pic:blipFill>
+                    <a:blip r:embed="rId15"/>
+                    <a:stretch>
+                      <a:fillRect/>
+                    </a:stretch>
+                  </pic:blipFill>
+                  <pic:spPr>
+                    <a:xfrm>
+                      <a:off x="0" y="0"/>
+                      <a:ext cx="5486400" cy="3681984"/>
+                    </a:xfrm>
+                    <a:prstGeom prst="rect"/>
+                  </pic:spPr>
+                </pic:pic>
+              </a:graphicData>
+            </a:graphic>
+          </wp:inline>
+        </w:drawing>
+      </w:r>
+    </w:p>
+    <w:p>
+      <w:pPr>
+        <w:spacing w:line="336" w:lineRule="auto" w:after="180"/>
+      </w:pPr>
+      <w:r>
+        <w:rPr>
+          <w:b w:val="0"/>
+        </w:rPr>
+        <w:t>For the Reproducible AI Research Study, retain an annotated worked trace and the changed-case reasoning. Connect the claim to its records, units and assumptions so another investigator can challenge or reproduce it.</w:t>
+      </w:r>
+    </w:p>
+    <w:p>
+      <w:pPr>
+        <w:spacing w:line="336" w:lineRule="auto" w:after="180"/>
+      </w:pPr>
+      <w:r>
+        <w:rPr>
+          <w:b w:val="0"/>
+        </w:rPr>
+        <w:t xml:space="preserve">Draw your </w:t>
+      </w:r>
+      <w:r>
+        <w:rPr>
+          <w:b/>
+        </w:rPr>
+        <w:t>input</w:t>
+      </w:r>
+      <w:r>
+        <w:rPr>
+          <w:b w:val="0"/>
+        </w:rPr>
+        <w:t xml:space="preserve">, deciding step, result and limit. Supported question: Identify which uses the drawing </w:t>
+      </w:r>
+      <w:r>
+        <w:rPr>
+          <w:b/>
+        </w:rPr>
+        <w:t>consent</w:t>
+      </w:r>
+      <w:r>
+        <w:rPr>
+          <w:b w:val="0"/>
+        </w:rPr>
+        <w:t xml:space="preserve"> permits and excludes.</w:t>
+      </w:r>
+    </w:p>
+    <w:p>
+      <w:pPr>
+        <w:spacing w:line="336" w:lineRule="auto" w:after="180"/>
+      </w:pPr>
+      <w:r>
+        <w:rPr>
+          <w:b w:val="0"/>
+        </w:rPr>
+        <w:t>Can the unrelated project reuse the drawings under this agreement, and what new authorisation would be needed?</w:t>
+      </w:r>
+    </w:p>
+    <w:p>
+      <w:pPr>
+        <w:spacing w:line="336" w:lineRule="auto" w:after="180"/>
+        <w:shd w:fill="F5F1FB"/>
+      </w:pPr>
+      <w:r>
+        <w:rPr>
+          <w:b w:val="0"/>
+        </w:rPr>
+        <w:t xml:space="preserve">Draw your project trace and justify the deciding step using </w:t>
+      </w:r>
+      <w:r>
+        <w:rPr>
+          <w:b/>
+        </w:rPr>
+        <w:t>evidence</w:t>
+      </w:r>
+      <w:r>
+        <w:rPr>
+          <w:b w:val="0"/>
+        </w:rPr>
+        <w:t>.</w:t>
+      </w:r>
+    </w:p>
+    <w:p>
+      <w:pPr>
+        <w:pStyle w:val="Heading3"/>
+      </w:pPr>
+      <w:r>
+        <w:t>Discuss while showing the picture</w:t>
+      </w:r>
+    </w:p>
+    <w:p>
+      <w:pPr>
+        <w:spacing w:line="336" w:lineRule="auto" w:after="180"/>
+        <w:shd w:fill="F1F6F8"/>
+      </w:pPr>
+      <w:r>
+        <w:rPr>
+          <w:b w:val="0"/>
+        </w:rPr>
+        <w:t xml:space="preserve">Teacher prompt: Draw your project trace and justify the deciding step using </w:t>
+      </w:r>
+      <w:r>
+        <w:rPr>
+          <w:b/>
+        </w:rPr>
+        <w:t>evidence</w:t>
+      </w:r>
+      <w:r>
+        <w:rPr>
+          <w:b w:val="0"/>
+        </w:rPr>
+        <w:t>. Ask learners to describe one label or arrow in ordinary words. Use the adjacent transcript if the image is difficult to see.</w:t>
+      </w:r>
+    </w:p>
+    <w:p>
+      <w:pPr>
+        <w:spacing w:line="336" w:lineRule="auto" w:after="180"/>
+        <w:shd w:fill="F1F6F8"/>
+      </w:pPr>
+      <w:r>
+        <w:rPr>
+          <w:b w:val="0"/>
+        </w:rPr>
+        <w:t>Supported practice key: Explain the drawing task and planned use before participation. Do not publish originals or transfer them to the unrelated project. Record permitted uses and the approved withdrawal procedure.</w:t>
+      </w:r>
+    </w:p>
+    <w:p>
+      <w:pPr>
+        <w:spacing w:line="336" w:lineRule="auto" w:after="180"/>
+        <w:shd w:fill="F1F6F8"/>
+      </w:pPr>
+      <w:r>
+        <w:rPr>
+          <w:b w:val="0"/>
+        </w:rPr>
+        <w:t xml:space="preserve">Changed case: Do not reuse them under the existing </w:t>
+      </w:r>
+      <w:r>
+        <w:rPr>
+          <w:b/>
+        </w:rPr>
+        <w:t>consent</w:t>
+      </w:r>
+      <w:r>
+        <w:rPr>
+          <w:b w:val="0"/>
+        </w:rPr>
+        <w:t>; seek the required new authorisation. The new purpose falls outside the stated agreement.</w:t>
       </w:r>
     </w:p>
     <w:sectPr>

--- a/downloads/teacher/ai-7-week-19.docx
+++ b/downloads/teacher/ai-7-week-19.docx
@@ -143,7 +143,7 @@
           </w:tcPr>
           <w:p>
             <w:r>
-              <w:t>Sections 1–6; record the brief recall in the workbook.</w:t>
+              <w:t>Use Your mission, Notice the evidence, See how it works, Words that unlock the idea and Follow a worked example; record the brief recall in the workbook.</w:t>
             </w:r>
           </w:p>
         </w:tc>
@@ -175,7 +175,7 @@
           </w:tcPr>
           <w:p>
             <w:r>
-              <w:t>Sections 7–10; use the matching workbook W2 and misconception check.</w:t>
+              <w:t>Use Find and repair a mistake, Practise together and Run the investigation, with workbook W2 and Individual reasoning check.</w:t>
             </w:r>
           </w:p>
         </w:tc>
@@ -207,7 +207,7 @@
           </w:tcPr>
           <w:p>
             <w:r>
-              <w:t>Sections 9 and 11–14. Give extra time to finish the full task set; use Section 15 when the week includes a coding lab.</w:t>
+              <w:t>Use Run the investigation, Build your understanding, Connect your project and Show what you know. Reserve further time for the full task set. Use a code example only where one is actually supplied.</w:t>
             </w:r>
           </w:p>
         </w:tc>
@@ -466,7 +466,7 @@
         <w:rPr>
           <w:b w:val="0"/>
         </w:rPr>
-        <w:t>Two 45-minute sessions. Research ethics considers purpose, burden, voluntary participation and consequences. Approval to teach does not automatically authorise a research data collection.</w:t>
+        <w:t>Compact alternative: two 45-minute sessions for the core explanation and W1–W5 only. The main plan uses three sessions; schedule further time for the complete investigation, project, visual journey and any code examples. Research ethics considers purpose, burden, voluntary participation and consequences. Approval to teach does not automatically authorise a research data collection.</w:t>
       </w:r>
     </w:p>
     <w:p>
@@ -1856,7 +1856,7 @@
           </w:tcPr>
           <w:p>
             <w:r>
-              <w:t>Explain section 1 and vocabulary. Complete W1 with a mechanism-based explanation.</w:t>
+              <w:t>Explain See how it works and Words that unlock the idea. Complete W1 with a mechanism-based explanation.</w:t>
             </w:r>
           </w:p>
         </w:tc>
@@ -3985,7 +3985,7 @@
           </w:tcPr>
           <w:p>
             <w:r>
-              <w:t>Sections 1–6; record the brief recall in the workbook.</w:t>
+              <w:t>Use Your mission, Notice the evidence, See how it works, Words that unlock the idea and Follow a worked example; record the brief recall in the workbook.</w:t>
             </w:r>
           </w:p>
         </w:tc>
@@ -4017,7 +4017,7 @@
           </w:tcPr>
           <w:p>
             <w:r>
-              <w:t>Sections 7–10; use the matching workbook W2 and misconception check.</w:t>
+              <w:t>Use Find and repair a mistake, Practise together and Run the investigation, with workbook W2 and Individual reasoning check.</w:t>
             </w:r>
           </w:p>
         </w:tc>
@@ -4049,7 +4049,7 @@
           </w:tcPr>
           <w:p>
             <w:r>
-              <w:t>Sections 9 and 11–14. Give extra time to finish the full task set; use Section 15 when the week includes a coding lab.</w:t>
+              <w:t>Use Run the investigation, Build your understanding, Connect your project and Show what you know. Reserve further time for the full task set. Use a code example only where one is actually supplied.</w:t>
             </w:r>
           </w:p>
         </w:tc>

--- a/downloads/teacher/ai-7-week-19.docx
+++ b/downloads/teacher/ai-7-week-19.docx
@@ -25,20 +25,38 @@
         <w:pStyle w:val="Heading1"/>
       </w:pPr>
       <w:r>
-        <w:t>01. Prepare the purpose, prerequisites and materials</w:t>
+        <w:t>Ask what permission is evidenced and what remains only proposed.</w:t>
       </w:r>
     </w:p>
     <w:p>
       <w:r>
-        <w:t>Prepare Research ethics and consent: check the target, prerequisites, resources and adaptable teaching schedule.</w:t>
+        <w:t>Teach purpose-specific authorization, voluntary choice and honest handling limits.</w:t>
       </w:r>
     </w:p>
     <w:p>
-      <w:pPr>
-        <w:pStyle w:val="Heading3"/>
-      </w:pPr>
-      <w:r>
-        <w:t>Teach the learning cycle</w:t>
+      <w:r>
+        <w:t>Model grading-purpose boundary → inspect drawing exclusions → discuss anonymous withdrawal limits → assess opt-in scenario → retain fictional-policy scope.</w:t>
+      </w:r>
+    </w:p>
+    <w:p>
+      <w:pPr>
+        <w:pStyle w:val="Heading1"/>
+      </w:pPr>
+      <w:r>
+        <w:t>01. Prepare the connected research investigation</w:t>
+      </w:r>
+    </w:p>
+    <w:p>
+      <w:r>
+        <w:t>Keep modelling, shared practice and independent evidence distinct.</w:t>
+      </w:r>
+    </w:p>
+    <w:p>
+      <w:pPr>
+        <w:pStyle w:val="Heading2"/>
+      </w:pPr>
+      <w:r>
+        <w:t>Target and main teaching plan</w:t>
       </w:r>
     </w:p>
     <w:p>
@@ -249,18 +267,21 @@
     </w:p>
     <w:p>
       <w:pPr>
-        <w:pStyle w:val="Heading3"/>
-      </w:pPr>
-      <w:r>
-        <w:t>Retrieval answer guidance</w:t>
+        <w:pStyle w:val="Heading2"/>
+      </w:pPr>
+      <w:r>
+        <w:t>Preparation and prerequisite</w:t>
       </w:r>
     </w:p>
     <w:p>
       <w:pPr>
-        <w:pStyle w:val="Heading3"/>
-      </w:pPr>
-      <w:r>
-        <w:t>Dataset and benchmark limitations</w:t>
+        <w:spacing w:line="336" w:lineRule="auto" w:after="180"/>
+      </w:pPr>
+      <w:r>
+        <w:rPr>
+          <w:b w:val="0"/>
+        </w:rPr>
+        <w:t>Lesson and workbook; paper and pencil</w:t>
       </w:r>
     </w:p>
     <w:p>
@@ -271,7 +292,7 @@
         <w:rPr>
           <w:b w:val="0"/>
         </w:rPr>
-        <w:t>Without opening the old lesson, explain one key idea from Dataset and benchmark limitations. Give an example and a mistake that the idea helps you avoid.</w:t>
+        <w:t>Calculator and optional local Python 3 for arithmetic; no live API or private data</w:t>
       </w:r>
     </w:p>
     <w:p>
@@ -282,19 +303,7 @@
         <w:rPr>
           <w:b w:val="0"/>
         </w:rPr>
-        <w:t xml:space="preserve">Look for: Explain the </w:t>
-      </w:r>
-      <w:r>
-        <w:rPr>
-          <w:b/>
-        </w:rPr>
-        <w:t>mechanism</w:t>
-      </w:r>
-      <w:r>
-        <w:rPr>
-          <w:b w:val="0"/>
-        </w:rPr>
-        <w:t xml:space="preserve"> and terminology of dataset and benchmark limitations</w:t>
+        <w:t>Prepare the fresh retry separately and withhold its solution until after collection</w:t>
       </w:r>
     </w:p>
     <w:p>
@@ -305,7 +314,31 @@
         <w:rPr>
           <w:b w:val="0"/>
         </w:rPr>
-        <w:t>Reference example, not the only acceptable wording: Teacher explanation: A benchmark measures performance on its particular data and labels. Duplicates, obsolete cases or poor coverage can weaken claims.</w:t>
+        <w:t xml:space="preserve">A result depends on the </w:t>
+      </w:r>
+      <w:r>
+        <w:rPr>
+          <w:b/>
+        </w:rPr>
+        <w:t>input</w:t>
+      </w:r>
+      <w:r>
+        <w:rPr>
+          <w:b w:val="0"/>
+        </w:rPr>
+        <w:t xml:space="preserve">s, procedure and conditions that produced it. Preserve data roles and distinguish observed outcomes from </w:t>
+      </w:r>
+      <w:r>
+        <w:rPr>
+          <w:b/>
+        </w:rPr>
+        <w:t>prediction</w:t>
+      </w:r>
+      <w:r>
+        <w:rPr>
+          <w:b w:val="0"/>
+        </w:rPr>
+        <w:t>s or unmeasured conditions.</w:t>
       </w:r>
     </w:p>
     <w:p>
@@ -316,15 +349,15 @@
         <w:rPr>
           <w:b w:val="0"/>
         </w:rPr>
-        <w:t>Inspect eligibility, source dates, related units and label definitions before scoring. Deduplicate by declared unit identity, not merely file name; report excluded and unassessed cases.</w:t>
+        <w:t>If the prior concept cannot be explained, use a short retrieval activity before this chapter.</w:t>
       </w:r>
     </w:p>
     <w:p>
       <w:pPr>
-        <w:pStyle w:val="Heading3"/>
-      </w:pPr>
-      <w:r>
-        <w:t>Ablation studies</w:t>
+        <w:pStyle w:val="Heading2"/>
+      </w:pPr>
+      <w:r>
+        <w:t>Opening retrieval</w:t>
       </w:r>
     </w:p>
     <w:p>
@@ -335,7 +368,7 @@
         <w:rPr>
           <w:b w:val="0"/>
         </w:rPr>
-        <w:t>Without opening the old lesson, explain one key idea from Ablation studies. Give an example and a mistake that the idea helps you avoid.</w:t>
+        <w:t>Without opening the old lesson, explain one key idea from Dataset and benchmark limitations. Give an example and a mistake that the idea helps you avoid.</w:t>
       </w:r>
     </w:p>
     <w:p>
@@ -358,7 +391,7 @@
         <w:rPr>
           <w:b w:val="0"/>
         </w:rPr>
-        <w:t xml:space="preserve"> and terminology of ablation studies</w:t>
+        <w:t xml:space="preserve"> and terminology of dataset and benchmark limitations</w:t>
       </w:r>
     </w:p>
     <w:p>
@@ -369,7 +402,7 @@
         <w:rPr>
           <w:b w:val="0"/>
         </w:rPr>
-        <w:t>Reference example, not the only acceptable wording: Teacher explanation: Ablation removes a component to investigate its contribution under a controlled comparison.</w:t>
+        <w:t>Reference example, not the only acceptable wording: Teacher explanation: A benchmark measures performance on its particular data and labels. Duplicates, obsolete cases or poor coverage can weaken claims.</w:t>
       </w:r>
     </w:p>
     <w:p>
@@ -380,7 +413,7 @@
         <w:rPr>
           <w:b w:val="0"/>
         </w:rPr>
-        <w:t>Interactions can make contributions depend on other components. Compare full system, without retrieval and without validation on identical cases and scoring.</w:t>
+        <w:t>Inspect eligibility, source dates, related units and label definitions before scoring. Deduplicate by declared unit identity, not merely file name; report excluded and unassessed cases.</w:t>
       </w:r>
     </w:p>
     <w:p>
@@ -391,15 +424,30 @@
         <w:rPr>
           <w:b w:val="0"/>
         </w:rPr>
-        <w:t>Hold other settings fixed; record changed failure categories, not just totals.</w:t>
+        <w:t>Without opening the old lesson, explain one key idea from Ablation studies. Give an example and a mistake that the idea helps you avoid.</w:t>
       </w:r>
     </w:p>
     <w:p>
       <w:pPr>
-        <w:pStyle w:val="Heading3"/>
-      </w:pPr>
-      <w:r>
-        <w:t>Effect size and practical importance</w:t>
+        <w:spacing w:line="336" w:lineRule="auto" w:after="180"/>
+      </w:pPr>
+      <w:r>
+        <w:rPr>
+          <w:b w:val="0"/>
+        </w:rPr>
+        <w:t xml:space="preserve">Look for: Explain the </w:t>
+      </w:r>
+      <w:r>
+        <w:rPr>
+          <w:b/>
+        </w:rPr>
+        <w:t>mechanism</w:t>
+      </w:r>
+      <w:r>
+        <w:rPr>
+          <w:b w:val="0"/>
+        </w:rPr>
+        <w:t xml:space="preserve"> and terminology of ablation studies</w:t>
       </w:r>
     </w:p>
     <w:p>
@@ -410,7 +458,7 @@
         <w:rPr>
           <w:b w:val="0"/>
         </w:rPr>
-        <w:t>Without opening the old lesson, explain one key idea from Effect size and practical importance. Give an example and a mistake that the idea helps you avoid.</w:t>
+        <w:t>Reference example, not the only acceptable wording: Teacher explanation: Ablation removes a component to investigate its contribution under a controlled comparison.</w:t>
       </w:r>
     </w:p>
     <w:p>
@@ -421,19 +469,7 @@
         <w:rPr>
           <w:b w:val="0"/>
         </w:rPr>
-        <w:t xml:space="preserve">Look for: Explain the </w:t>
-      </w:r>
-      <w:r>
-        <w:rPr>
-          <w:b/>
-        </w:rPr>
-        <w:t>mechanism</w:t>
-      </w:r>
-      <w:r>
-        <w:rPr>
-          <w:b w:val="0"/>
-        </w:rPr>
-        <w:t xml:space="preserve"> and terminology of effect size and practical importance</w:t>
+        <w:t>Interactions can make contributions depend on other components. Compare full system, without retrieval and without validation on identical cases and scoring.</w:t>
       </w:r>
     </w:p>
     <w:p>
@@ -444,7 +480,7 @@
         <w:rPr>
           <w:b w:val="0"/>
         </w:rPr>
-        <w:t>Reference example, not the only acceptable wording: Teacher explanation: Effect size describes magnitude on a stated scale. Practical importance depends on task requirements, not merely a nonzero difference.</w:t>
+        <w:t>Hold other settings fixed; record changed failure categories, not just totals.</w:t>
       </w:r>
     </w:p>
     <w:p>
@@ -455,7 +491,7 @@
         <w:rPr>
           <w:b w:val="0"/>
         </w:rPr>
-        <w:t>For paired response durations compute baseline minus candidate per case and average the differences. Positive means faster candidate. Compare with a prespecified minimum useful gain.</w:t>
+        <w:t>Without opening the old lesson, explain one key idea from Effect size and practical importance. Give an example and a mistake that the idea helps you avoid.</w:t>
       </w:r>
     </w:p>
     <w:p>
@@ -466,7 +502,19 @@
         <w:rPr>
           <w:b w:val="0"/>
         </w:rPr>
-        <w:t>Compact alternative: two 45-minute sessions for the core explanation and W1–W5 only. The main plan uses three sessions; schedule further time for the complete investigation, project, visual journey and any code examples. Research ethics considers purpose, burden, voluntary participation and consequences. Approval to teach does not automatically authorise a research data collection.</w:t>
+        <w:t xml:space="preserve">Look for: Explain the </w:t>
+      </w:r>
+      <w:r>
+        <w:rPr>
+          <w:b/>
+        </w:rPr>
+        <w:t>mechanism</w:t>
+      </w:r>
+      <w:r>
+        <w:rPr>
+          <w:b w:val="0"/>
+        </w:rPr>
+        <w:t xml:space="preserve"> and terminology of effect size and practical importance</w:t>
       </w:r>
     </w:p>
     <w:p>
@@ -477,19 +525,7 @@
         <w:rPr>
           <w:b w:val="0"/>
         </w:rPr>
-        <w:t xml:space="preserve">Use the supplied constructed scenarios to make the </w:t>
-      </w:r>
-      <w:r>
-        <w:rPr>
-          <w:b/>
-        </w:rPr>
-        <w:t>mechanism</w:t>
-      </w:r>
-      <w:r>
-        <w:rPr>
-          <w:b w:val="0"/>
-        </w:rPr>
-        <w:t xml:space="preserve"> inspectable. Collect W4 before sharing solutions.</w:t>
+        <w:t>Reference example, not the only acceptable wording: Teacher explanation: Effect size describes magnitude on a stated scale. Practical importance depends on task requirements, not merely a nonzero difference.</w:t>
       </w:r>
     </w:p>
     <w:p>
@@ -500,27 +536,15 @@
         <w:rPr>
           <w:b w:val="0"/>
         </w:rPr>
-        <w:t xml:space="preserve">Students should name intermediate </w:t>
-      </w:r>
-      <w:r>
-        <w:rPr>
-          <w:b/>
-        </w:rPr>
-        <w:t>evidence</w:t>
-      </w:r>
-      <w:r>
-        <w:rPr>
-          <w:b w:val="0"/>
-        </w:rPr>
-        <w:t xml:space="preserve"> and limitations; classroom pacing and learning effectiveness remain unvalidated.</w:t>
+        <w:t>For paired response durations compute baseline minus candidate per case and average the differences. Positive means faster candidate. Compare with a prespecified minimum useful gain.</w:t>
       </w:r>
     </w:p>
     <w:p>
       <w:pPr>
-        <w:pStyle w:val="Heading3"/>
-      </w:pPr>
-      <w:r>
-        <w:t>Outcomes</w:t>
+        <w:pStyle w:val="Heading2"/>
+      </w:pPr>
+      <w:r>
+        <w:t>Pictured end goal</w:t>
       </w:r>
     </w:p>
     <w:p>
@@ -531,47 +555,35 @@
         <w:rPr>
           <w:b w:val="0"/>
         </w:rPr>
-        <w:t xml:space="preserve">Explain the </w:t>
+        <w:t xml:space="preserve">Explain research ethics and </w:t>
       </w:r>
       <w:r>
         <w:rPr>
           <w:b/>
         </w:rPr>
-        <w:t>mechanism</w:t>
+        <w:t>consent</w:t>
       </w:r>
       <w:r>
         <w:rPr>
           <w:b w:val="0"/>
         </w:rPr>
-        <w:t xml:space="preserve"> and terminology of research ethics and </w:t>
-      </w:r>
-      <w:r>
-        <w:rPr>
-          <w:b/>
-        </w:rPr>
-        <w:t>consent</w:t>
+        <w:t xml:space="preserve"> using the records and boundaries of this fictional investigation.</w:t>
       </w:r>
     </w:p>
     <w:p>
       <w:pPr>
-        <w:spacing w:line="336" w:lineRule="auto" w:after="180"/>
-      </w:pPr>
-      <w:r>
-        <w:rPr>
-          <w:b w:val="0"/>
-        </w:rPr>
-        <w:t>Apply the stated procedure to a new case with a traceable result</w:t>
+        <w:pStyle w:val="Heading2"/>
+      </w:pPr>
+      <w:r>
+        <w:t>Earlier wording, alternatives and picture transcripts · reference / check after trying</w:t>
       </w:r>
     </w:p>
     <w:p>
       <w:pPr>
-        <w:spacing w:line="336" w:lineRule="auto" w:after="180"/>
-      </w:pPr>
-      <w:r>
-        <w:rPr>
-          <w:b w:val="0"/>
-        </w:rPr>
-        <w:t>Identify an assumption or limitation and design a revealing follow-up</w:t>
+        <w:pStyle w:val="Heading3"/>
+      </w:pPr>
+      <w:r>
+        <w:t>Teach the learning cycle</w:t>
       </w:r>
     </w:p>
     <w:p>
@@ -579,48 +591,42 @@
         <w:pStyle w:val="Heading3"/>
       </w:pPr>
       <w:r>
-        <w:t>Preparation</w:t>
+        <w:t>Retrieval answer guidance</w:t>
       </w:r>
     </w:p>
     <w:p>
       <w:pPr>
-        <w:spacing w:line="336" w:lineRule="auto" w:after="180"/>
-      </w:pPr>
-      <w:r>
-        <w:rPr>
-          <w:b w:val="0"/>
-        </w:rPr>
-        <w:t>Lesson and workbook; paper and pencil</w:t>
+        <w:pStyle w:val="Heading3"/>
+      </w:pPr>
+      <w:r>
+        <w:t>Dataset and benchmark limitations</w:t>
       </w:r>
     </w:p>
     <w:p>
       <w:pPr>
-        <w:spacing w:line="336" w:lineRule="auto" w:after="180"/>
-      </w:pPr>
-      <w:r>
-        <w:rPr>
-          <w:b w:val="0"/>
-        </w:rPr>
-        <w:t>Calculator and optional local Python 3 for arithmetic; no live API or private data</w:t>
+        <w:pStyle w:val="Heading3"/>
+      </w:pPr>
+      <w:r>
+        <w:t>Ablation studies</w:t>
       </w:r>
     </w:p>
     <w:p>
       <w:pPr>
-        <w:spacing w:line="336" w:lineRule="auto" w:after="180"/>
-      </w:pPr>
-      <w:r>
-        <w:rPr>
-          <w:b w:val="0"/>
-        </w:rPr>
-        <w:t>Prepare the fresh retry separately and withhold its solution until after collection</w:t>
+        <w:pStyle w:val="Heading3"/>
+      </w:pPr>
+      <w:r>
+        <w:t>Effect size and practical importance</w:t>
       </w:r>
     </w:p>
     <w:p>
       <w:pPr>
-        <w:pStyle w:val="Heading3"/>
-      </w:pPr>
-      <w:r>
-        <w:t>Prerequisite answer</w:t>
+        <w:spacing w:line="336" w:lineRule="auto" w:after="180"/>
+      </w:pPr>
+      <w:r>
+        <w:rPr>
+          <w:b w:val="0"/>
+        </w:rPr>
+        <w:t>Compact alternative: two 45-minute sessions for the core explanation and W1–W5 only. The main plan uses three sessions; schedule further time for the complete investigation, project, visual journey and any code examples. Research ethics considers purpose, burden, voluntary participation and consequences. Approval to teach does not automatically authorise a research data collection.</w:t>
       </w:r>
     </w:p>
     <w:p>
@@ -631,31 +637,19 @@
         <w:rPr>
           <w:b w:val="0"/>
         </w:rPr>
-        <w:t xml:space="preserve">A result depends on the </w:t>
+        <w:t xml:space="preserve">Use the supplied constructed scenarios to make the </w:t>
       </w:r>
       <w:r>
         <w:rPr>
           <w:b/>
         </w:rPr>
-        <w:t>input</w:t>
+        <w:t>mechanism</w:t>
       </w:r>
       <w:r>
         <w:rPr>
           <w:b w:val="0"/>
         </w:rPr>
-        <w:t xml:space="preserve">s, procedure and conditions that produced it. Preserve data roles and distinguish observed outcomes from </w:t>
-      </w:r>
-      <w:r>
-        <w:rPr>
-          <w:b/>
-        </w:rPr>
-        <w:t>prediction</w:t>
-      </w:r>
-      <w:r>
-        <w:rPr>
-          <w:b w:val="0"/>
-        </w:rPr>
-        <w:t>s or unmeasured conditions.</w:t>
+        <w:t xml:space="preserve"> inspectable. Collect W4 before sharing solutions.</w:t>
       </w:r>
     </w:p>
     <w:p>
@@ -666,7 +660,19 @@
         <w:rPr>
           <w:b w:val="0"/>
         </w:rPr>
-        <w:t>If the prior concept cannot be explained, use a short retrieval activity before this chapter.</w:t>
+        <w:t xml:space="preserve">Students should name intermediate </w:t>
+      </w:r>
+      <w:r>
+        <w:rPr>
+          <w:b/>
+        </w:rPr>
+        <w:t>evidence</w:t>
+      </w:r>
+      <w:r>
+        <w:rPr>
+          <w:b w:val="0"/>
+        </w:rPr>
+        <w:t xml:space="preserve"> and limitations; classroom pacing and learning effectiveness remain unvalidated.</w:t>
       </w:r>
     </w:p>
     <w:p>
@@ -674,7 +680,7 @@
         <w:pStyle w:val="Heading3"/>
       </w:pPr>
       <w:r>
-        <w:t>End goal for the pictorial case</w:t>
+        <w:t>Outcomes</w:t>
       </w:r>
     </w:p>
     <w:p>
@@ -685,19 +691,25 @@
         <w:rPr>
           <w:b w:val="0"/>
         </w:rPr>
-        <w:t xml:space="preserve">Explain research ethics and </w:t>
+        <w:t xml:space="preserve">Explain the </w:t>
       </w:r>
       <w:r>
         <w:rPr>
           <w:b/>
         </w:rPr>
+        <w:t>mechanism</w:t>
+      </w:r>
+      <w:r>
+        <w:rPr>
+          <w:b w:val="0"/>
+        </w:rPr>
+        <w:t xml:space="preserve"> and terminology of research ethics and </w:t>
+      </w:r>
+      <w:r>
+        <w:rPr>
+          <w:b/>
+        </w:rPr>
         <w:t>consent</w:t>
-      </w:r>
-      <w:r>
-        <w:rPr>
-          <w:b w:val="0"/>
-        </w:rPr>
-        <w:t xml:space="preserve"> using the records and boundaries of this fictional investigation.</w:t>
       </w:r>
     </w:p>
     <w:p>
@@ -708,31 +720,34 @@
         <w:rPr>
           <w:b w:val="0"/>
         </w:rPr>
-        <w:t>This added worked case illustrates the week’s main idea. Retain all original and connected topics; schedule its practice within the teaching cycle.</w:t>
+        <w:t>Apply the stated procedure to a new case with a traceable result</w:t>
       </w:r>
     </w:p>
     <w:p>
       <w:pPr>
-        <w:pStyle w:val="Heading1"/>
-      </w:pPr>
-      <w:r>
-        <w:t>02. Explain and model the mechanism</w:t>
+        <w:spacing w:line="336" w:lineRule="auto" w:after="180"/>
+      </w:pPr>
+      <w:r>
+        <w:rPr>
+          <w:b w:val="0"/>
+        </w:rPr>
+        <w:t>Identify an assumption or limitation and design a revealing follow-up</w:t>
       </w:r>
     </w:p>
     <w:p>
-      <w:r>
-        <w:t>Model Research ethics and consent using the supplied case, labelled mechanism and reasoning. Make the scope of each conclusion explicit.</w:t>
+      <w:pPr>
+        <w:pStyle w:val="Heading3"/>
+      </w:pPr>
+      <w:r>
+        <w:t>Preparation</w:t>
       </w:r>
     </w:p>
     <w:p>
       <w:pPr>
-        <w:spacing w:line="336" w:lineRule="auto" w:after="180"/>
-      </w:pPr>
-      <w:r>
-        <w:rPr>
-          <w:b w:val="0"/>
-        </w:rPr>
-        <w:t>Research ethics considers purpose, burden, voluntary participation and consequences. Approval to teach does not automatically authorise a research data collection.</w:t>
+        <w:pStyle w:val="Heading3"/>
+      </w:pPr>
+      <w:r>
+        <w:t>Prerequisite answer</w:t>
       </w:r>
     </w:p>
     <w:p>
@@ -740,7 +755,7 @@
         <w:pStyle w:val="Heading3"/>
       </w:pPr>
       <w:r>
-        <w:t>Explain Research ethics and consent · 1</w:t>
+        <w:t>End goal for the pictorial case</w:t>
       </w:r>
     </w:p>
     <w:p>
@@ -751,60 +766,1540 @@
         <w:rPr>
           <w:b w:val="0"/>
         </w:rPr>
-        <w:t>Begin by writing the question the procedure is intended to answer. Identify the information already supplied, the information it will produce and the information still missing.</w:t>
+        <w:t>This added worked case illustrates the week’s main idea. Retain all original and connected topics; schedule its practice within the teaching cycle.</w:t>
       </w:r>
     </w:p>
     <w:p>
       <w:pPr>
-        <w:spacing w:line="336" w:lineRule="auto" w:after="180"/>
-      </w:pPr>
-      <w:r>
-        <w:rPr>
-          <w:b w:val="0"/>
-        </w:rPr>
-        <w:t>These are constructed classroom examples; they do not require live accounts, private records or an external service. Do not treat a plausible explanation as a measured outcome.</w:t>
+        <w:pStyle w:val="Heading1"/>
+      </w:pPr>
+      <w:r>
+        <w:t>02. Teach ethics through explicit fictional policy and evidence of permission</w:t>
       </w:r>
     </w:p>
     <w:p>
-      <w:pPr>
-        <w:spacing w:line="336" w:lineRule="auto" w:after="180"/>
-      </w:pPr>
-      <w:r>
-        <w:rPr>
-          <w:b w:val="0"/>
-        </w:rPr>
-        <w:t xml:space="preserve">Use fictional records for this course. For the supplied classroom policy, a real study needs responsible review, plain-language purpose, opt-in </w:t>
-      </w:r>
-      <w:r>
-        <w:rPr>
-          <w:b/>
-        </w:rPr>
-        <w:t>consent</w:t>
-      </w:r>
-      <w:r>
-        <w:rPr>
-          <w:b w:val="0"/>
-        </w:rPr>
-        <w:t xml:space="preserve"> and withdrawal handling before collection.</w:t>
+      <w:r>
+        <w:t>Assess the first unsupported inference rather than rewarding a polished form.</w:t>
       </w:r>
     </w:p>
     <w:p>
       <w:pPr>
-        <w:spacing w:line="336" w:lineRule="auto" w:after="180"/>
-      </w:pPr>
-      <w:r>
-        <w:rPr>
-          <w:b w:val="0"/>
-        </w:rPr>
-        <w:t>Do not implement real recruitment in this exercise.</w:t>
+        <w:pStyle w:val="Heading2"/>
+      </w:pPr>
+      <w:r>
+        <w:t>Definitions and complete policy</w:t>
       </w:r>
     </w:p>
     <w:p>
       <w:pPr>
+        <w:spacing w:line="336" w:lineRule="auto" w:after="180"/>
+      </w:pPr>
+      <w:r>
+        <w:rPr>
+          <w:b w:val="0"/>
+        </w:rPr>
+        <w:t>Research ethics considers purpose, burden, voluntary participation and consequences. Approval to teach does not automatically authorise a research data collection.</w:t>
+      </w:r>
+    </w:p>
+    <w:p>
+      <w:pPr>
+        <w:spacing w:line="336" w:lineRule="auto" w:after="180"/>
+      </w:pPr>
+      <w:r>
+        <w:rPr>
+          <w:b w:val="0"/>
+        </w:rPr>
+        <w:t xml:space="preserve">Use fictional records for this course. For the supplied classroom policy, a real study needs responsible review, plain-language purpose, opt-in </w:t>
+      </w:r>
+      <w:r>
+        <w:rPr>
+          <w:b/>
+        </w:rPr>
+        <w:t>consent</w:t>
+      </w:r>
+      <w:r>
+        <w:rPr>
+          <w:b w:val="0"/>
+        </w:rPr>
+        <w:t xml:space="preserve"> and withdrawal handling before collection.</w:t>
+      </w:r>
+    </w:p>
+    <w:p>
+      <w:pPr>
+        <w:spacing w:line="336" w:lineRule="auto" w:after="180"/>
+      </w:pPr>
+      <w:r>
+        <w:rPr>
+          <w:b w:val="0"/>
+        </w:rPr>
+        <w:t>Do not implement real recruitment in this exercise.</w:t>
+      </w:r>
+    </w:p>
+    <w:tbl>
+      <w:tblPr>
+        <w:tblStyle w:val="LightShading-Accent1"/>
+        <w:tblW w:type="auto" w:w="0"/>
+        <w:tblLook w:firstColumn="1" w:firstRow="1" w:lastColumn="0" w:lastRow="0" w:noHBand="0" w:noVBand="1" w:val="04A0"/>
+      </w:tblPr>
+      <w:tblGrid>
+        <w:gridCol w:w="5112"/>
+        <w:gridCol w:w="5112"/>
+      </w:tblGrid>
+      <w:tr>
+        <w:trPr>
+          <w:tblHeader/>
+        </w:trPr>
+        <w:tc>
+          <w:tcPr>
+            <w:tcW w:type="dxa" w:w="5112"/>
+          </w:tcPr>
+          <w:p>
+            <w:r>
+              <w:t>Supplied classroom-policy item</w:t>
+            </w:r>
+          </w:p>
+        </w:tc>
+        <w:tc>
+          <w:tcPr>
+            <w:tcW w:type="dxa" w:w="5112"/>
+          </w:tcPr>
+          <w:p>
+            <w:r>
+              <w:t>What the paper audit requires</w:t>
+            </w:r>
+          </w:p>
+        </w:tc>
+      </w:tr>
+      <w:tr>
+        <w:tc>
+          <w:tcPr>
+            <w:tcW w:type="dxa" w:w="5112"/>
+          </w:tcPr>
+          <w:p>
+            <w:r>
+              <w:t>Activity materials</w:t>
+            </w:r>
+          </w:p>
+        </w:tc>
+        <w:tc>
+          <w:tcPr>
+            <w:tcW w:type="dxa" w:w="5112"/>
+          </w:tcPr>
+          <w:p>
+            <w:r>
+              <w:t>Fictional records only; no actual recruitment or collection</w:t>
+            </w:r>
+          </w:p>
+        </w:tc>
+      </w:tr>
+      <w:tr>
+        <w:tc>
+          <w:tcPr>
+            <w:tcW w:type="dxa" w:w="5112"/>
+          </w:tcPr>
+          <w:p>
+            <w:r>
+              <w:t>Real collection proposed under this policy</w:t>
+            </w:r>
+          </w:p>
+        </w:tc>
+        <w:tc>
+          <w:tcPr>
+            <w:tcW w:type="dxa" w:w="5112"/>
+          </w:tcPr>
+          <w:p>
+            <w:r>
+              <w:t>Responsible review before collection; no claim it has occurred</w:t>
+            </w:r>
+          </w:p>
+        </w:tc>
+      </w:tr>
+      <w:tr>
+        <w:tc>
+          <w:tcPr>
+            <w:tcW w:type="dxa" w:w="5112"/>
+          </w:tcPr>
+          <w:p>
+            <w:r>
+              <w:t>Purpose</w:t>
+            </w:r>
+          </w:p>
+        </w:tc>
+        <w:tc>
+          <w:tcPr>
+            <w:tcW w:type="dxa" w:w="5112"/>
+          </w:tcPr>
+          <w:p>
+            <w:r>
+              <w:t>Plain-language explanation of the named investigation and intended uses</w:t>
+            </w:r>
+          </w:p>
+        </w:tc>
+      </w:tr>
+      <w:tr>
+        <w:tc>
+          <w:tcPr>
+            <w:tcW w:type="dxa" w:w="5112"/>
+          </w:tcPr>
+          <w:p>
+            <w:r>
+              <w:t>Participation</w:t>
+            </w:r>
+          </w:p>
+        </w:tc>
+        <w:tc>
+          <w:tcPr>
+            <w:tcW w:type="dxa" w:w="5112"/>
+          </w:tcPr>
+          <w:p>
+            <w:r>
+              <w:t>Affirmative opt-in and ability to decline without penalty</w:t>
+            </w:r>
+          </w:p>
+        </w:tc>
+      </w:tr>
+      <w:tr>
+        <w:tc>
+          <w:tcPr>
+            <w:tcW w:type="dxa" w:w="5112"/>
+          </w:tcPr>
+          <w:p>
+            <w:r>
+              <w:t>Withdrawal</w:t>
+            </w:r>
+          </w:p>
+        </w:tc>
+        <w:tc>
+          <w:tcPr>
+            <w:tcW w:type="dxa" w:w="5112"/>
+          </w:tcPr>
+          <w:p>
+            <w:r>
+              <w:t>Explain the declared procedure and its limits before participation</w:t>
+            </w:r>
+          </w:p>
+        </w:tc>
+      </w:tr>
+      <w:tr>
+        <w:tc>
+          <w:tcPr>
+            <w:tcW w:type="dxa" w:w="5112"/>
+          </w:tcPr>
+          <w:p>
+            <w:r>
+              <w:t>Existing grading submission</w:t>
+            </w:r>
+          </w:p>
+        </w:tc>
+        <w:tc>
+          <w:tcPr>
+            <w:tcW w:type="dxa" w:w="5112"/>
+          </w:tcPr>
+          <w:p>
+            <w:r>
+              <w:t>Does not establish permission for research reuse</w:t>
+            </w:r>
+          </w:p>
+        </w:tc>
+      </w:tr>
+      <w:tr>
+        <w:tc>
+          <w:tcPr>
+            <w:tcW w:type="dxa" w:w="5112"/>
+          </w:tcPr>
+          <w:p>
+            <w:r>
+              <w:t>New purpose</w:t>
+            </w:r>
+          </w:p>
+        </w:tc>
+        <w:tc>
+          <w:tcPr>
+            <w:tcW w:type="dxa" w:w="5112"/>
+          </w:tcPr>
+          <w:p>
+            <w:r>
+              <w:t>Outside existing permission requires its own required review and authorization</w:t>
+            </w:r>
+          </w:p>
+        </w:tc>
+      </w:tr>
+      <w:tr>
+        <w:tc>
+          <w:tcPr>
+            <w:tcW w:type="dxa" w:w="5112"/>
+          </w:tcPr>
+          <w:p>
+            <w:r>
+              <w:t>Scope of this lesson</w:t>
+            </w:r>
+          </w:p>
+        </w:tc>
+        <w:tc>
+          <w:tcPr>
+            <w:tcW w:type="dxa" w:w="5112"/>
+          </w:tcPr>
+          <w:p>
+            <w:r>
+              <w:t>Fictional-policy reasoning, not a determination of real institutional or legal requirements</w:t>
+            </w:r>
+          </w:p>
+        </w:tc>
+      </w:tr>
+    </w:tbl>
+    <w:p>
+      <w:pPr>
+        <w:pStyle w:val="Heading2"/>
+      </w:pPr>
+      <w:r>
+        <w:t>Main ledger and checked teacher reasoning</w:t>
+      </w:r>
+    </w:p>
+    <w:tbl>
+      <w:tblPr>
+        <w:tblStyle w:val="LightShading-Accent1"/>
+        <w:tblW w:type="auto" w:w="0"/>
+        <w:tblLook w:firstColumn="1" w:firstRow="1" w:lastColumn="0" w:lastRow="0" w:noHBand="0" w:noVBand="1" w:val="04A0"/>
+      </w:tblPr>
+      <w:tblGrid>
+        <w:gridCol w:w="3408"/>
+        <w:gridCol w:w="3408"/>
+        <w:gridCol w:w="3408"/>
+      </w:tblGrid>
+      <w:tr>
+        <w:trPr>
+          <w:tblHeader/>
+        </w:trPr>
+        <w:tc>
+          <w:tcPr>
+            <w:tcW w:type="dxa" w:w="3408"/>
+          </w:tcPr>
+          <w:p>
+            <w:r>
+              <w:t>Main proposal step</w:t>
+            </w:r>
+          </w:p>
+        </w:tc>
+        <w:tc>
+          <w:tcPr>
+            <w:tcW w:type="dxa" w:w="3408"/>
+          </w:tcPr>
+          <w:p>
+            <w:r>
+              <w:t>Evidence supplied</w:t>
+            </w:r>
+          </w:p>
+        </w:tc>
+        <w:tc>
+          <w:tcPr>
+            <w:tcW w:type="dxa" w:w="3408"/>
+          </w:tcPr>
+          <w:p>
+            <w:r>
+              <w:t>Audit result under this policy</w:t>
+            </w:r>
+          </w:p>
+        </w:tc>
+      </w:tr>
+      <w:tr>
+        <w:tc>
+          <w:tcPr>
+            <w:tcW w:type="dxa" w:w="3408"/>
+          </w:tcPr>
+          <w:p>
+            <w:r>
+              <w:t>Student submits essay</w:t>
+            </w:r>
+          </w:p>
+        </w:tc>
+        <w:tc>
+          <w:tcPr>
+            <w:tcW w:type="dxa" w:w="3408"/>
+          </w:tcPr>
+          <w:p>
+            <w:r>
+              <w:t>Submission is for grading</w:t>
+            </w:r>
+          </w:p>
+        </w:tc>
+        <w:tc>
+          <w:tcPr>
+            <w:tcW w:type="dxa" w:w="3408"/>
+          </w:tcPr>
+          <w:p>
+            <w:r>
+              <w:t>Supports the grading purpose only</w:t>
+            </w:r>
+          </w:p>
+        </w:tc>
+      </w:tr>
+      <w:tr>
+        <w:tc>
+          <w:tcPr>
+            <w:tcW w:type="dxa" w:w="3408"/>
+          </w:tcPr>
+          <w:p>
+            <w:r>
+              <w:t>Team proposes automatic study copy</w:t>
+            </w:r>
+          </w:p>
+        </w:tc>
+        <w:tc>
+          <w:tcPr>
+            <w:tcW w:type="dxa" w:w="3408"/>
+          </w:tcPr>
+          <w:p>
+            <w:r>
+              <w:t>No separate research opt-in or review supplied</w:t>
+            </w:r>
+          </w:p>
+        </w:tc>
+        <w:tc>
+          <w:tcPr>
+            <w:tcW w:type="dxa" w:w="3408"/>
+          </w:tcPr>
+          <w:p>
+            <w:r>
+              <w:t>Research permission is not established</w:t>
+            </w:r>
+          </w:p>
+        </w:tc>
+      </w:tr>
+      <w:tr>
+        <w:tc>
+          <w:tcPr>
+            <w:tcW w:type="dxa" w:w="3408"/>
+          </w:tcPr>
+          <w:p>
+            <w:r>
+              <w:t>Assume submission implies agreement</w:t>
+            </w:r>
+          </w:p>
+        </w:tc>
+        <w:tc>
+          <w:tcPr>
+            <w:tcW w:type="dxa" w:w="3408"/>
+          </w:tcPr>
+          <w:p>
+            <w:r>
+              <w:t>Purpose changes without its required process</w:t>
+            </w:r>
+          </w:p>
+        </w:tc>
+        <w:tc>
+          <w:tcPr>
+            <w:tcW w:type="dxa" w:w="3408"/>
+          </w:tcPr>
+          <w:p>
+            <w:r>
+              <w:t>Unsupported inference</w:t>
+            </w:r>
+          </w:p>
+        </w:tc>
+      </w:tr>
+      <w:tr>
+        <w:tc>
+          <w:tcPr>
+            <w:tcW w:type="dxa" w:w="3408"/>
+          </w:tcPr>
+          <w:p>
+            <w:r>
+              <w:t>Repair for this course</w:t>
+            </w:r>
+          </w:p>
+        </w:tc>
+        <w:tc>
+          <w:tcPr>
+            <w:tcW w:type="dxa" w:w="3408"/>
+          </w:tcPr>
+          <w:p>
+            <w:r>
+              <w:t>Use fictional essay substitutes</w:t>
+            </w:r>
+          </w:p>
+        </w:tc>
+        <w:tc>
+          <w:tcPr>
+            <w:tcW w:type="dxa" w:w="3408"/>
+          </w:tcPr>
+          <w:p>
+            <w:r>
+              <w:t>No real records need to be copied</w:t>
+            </w:r>
+          </w:p>
+        </w:tc>
+      </w:tr>
+      <w:tr>
+        <w:tc>
+          <w:tcPr>
+            <w:tcW w:type="dxa" w:w="3408"/>
+          </w:tcPr>
+          <w:p>
+            <w:r>
+              <w:t>Any actual future study</w:t>
+            </w:r>
+          </w:p>
+        </w:tc>
+        <w:tc>
+          <w:tcPr>
+            <w:tcW w:type="dxa" w:w="3408"/>
+          </w:tcPr>
+          <w:p>
+            <w:r>
+              <w:t>Required review and voluntary permission before collection</w:t>
+            </w:r>
+          </w:p>
+        </w:tc>
+        <w:tc>
+          <w:tcPr>
+            <w:tcW w:type="dxa" w:w="3408"/>
+          </w:tcPr>
+          <w:p>
+            <w:r>
+              <w:t>Not performed or approved by this exercise</w:t>
+            </w:r>
+          </w:p>
+        </w:tc>
+      </w:tr>
+    </w:tbl>
+    <w:p>
+      <w:pPr>
+        <w:spacing w:line="336" w:lineRule="auto" w:after="180"/>
+      </w:pPr>
+      <w:r>
+        <w:rPr>
+          <w:b w:val="0"/>
+        </w:rPr>
+        <w:t>Main: grading submission does not supply research permission under the fictional policy. Use fictional substitutes; a future real proposal would require its stated review and voluntary permission before collection. Picture: the named drawing purpose is within scope, but originals cannot be publicly posted or reused for the excluded face project under this agreement. A request is not authorization.</w:t>
+      </w:r>
+    </w:p>
+    <w:p>
+      <w:pPr>
+        <w:spacing w:line="336" w:lineRule="auto" w:after="180"/>
+      </w:pPr>
+      <w:r>
+        <w:rPr>
+          <w:b w:val="0"/>
+        </w:rPr>
+        <w:t>Other handling conditions remain; do not invent traceable withdrawal for anonymous drawings. Independent case: silence is not affirmative opt-in, and grading research participation conflicts with penalty-free refusal. A repair removes grade consequences and uses the required process; it does not assert that review or consent has occurred. No real institutional/legal determination or human study is carried out.</w:t>
+      </w:r>
+    </w:p>
+    <w:p>
+      <w:pPr>
         <w:pStyle w:val="Heading3"/>
       </w:pPr>
       <w:r>
-        <w:t>Explain Research ethics and consent · 2</w:t>
+        <w:t>Research ethics and consent — evidence trace</w:t>
+      </w:r>
+    </w:p>
+    <w:tbl>
+      <w:tblPr>
+        <w:tblStyle w:val="LightShading-Accent1"/>
+        <w:tblW w:type="auto" w:w="0"/>
+        <w:tblLook w:firstColumn="1" w:firstRow="1" w:lastColumn="0" w:lastRow="0" w:noHBand="0" w:noVBand="1" w:val="04A0"/>
+      </w:tblPr>
+      <w:tblGrid>
+        <w:gridCol w:w="3408"/>
+        <w:gridCol w:w="3408"/>
+        <w:gridCol w:w="3408"/>
+      </w:tblGrid>
+      <w:tr>
+        <w:trPr>
+          <w:tblHeader/>
+        </w:trPr>
+        <w:tc>
+          <w:tcPr>
+            <w:tcW w:type="dxa" w:w="3408"/>
+          </w:tcPr>
+          <w:p>
+            <w:r>
+              <w:t>Input and scope</w:t>
+            </w:r>
+          </w:p>
+        </w:tc>
+        <w:tc>
+          <w:tcPr>
+            <w:tcW w:type="dxa" w:w="3408"/>
+          </w:tcPr>
+          <w:p>
+            <w:r>
+              <w:t>Check or calculation</w:t>
+            </w:r>
+          </w:p>
+        </w:tc>
+        <w:tc>
+          <w:tcPr>
+            <w:tcW w:type="dxa" w:w="3408"/>
+          </w:tcPr>
+          <w:p>
+            <w:r>
+              <w:t>Conclusion and limit</w:t>
+            </w:r>
+          </w:p>
+        </w:tc>
+      </w:tr>
+      <w:tr>
+        <w:tc>
+          <w:tcPr>
+            <w:tcW w:type="dxa" w:w="3408"/>
+          </w:tcPr>
+          <w:p>
+            <w:r>
+              <w:t>Proposal automatically copies student essays into a study because they were submitted for grading.</w:t>
+            </w:r>
+          </w:p>
+        </w:tc>
+        <w:tc>
+          <w:tcPr>
+            <w:tcW w:type="dxa" w:w="3408"/>
+          </w:tcPr>
+          <w:p>
+            <w:r>
+              <w:t>Use fictional records for this course. For the supplied classroom policy, a real study needs responsible review, plain-language purpose, opt-in consent and withdrawal handling before collection. Do not implement real recruitment in this exercise.</w:t>
+            </w:r>
+          </w:p>
+        </w:tc>
+        <w:tc>
+          <w:tcPr>
+            <w:tcW w:type="dxa" w:w="3408"/>
+          </w:tcPr>
+          <w:p>
+            <w:r>
+              <w:t>The grading purpose does not establish research permission under the policy. Redesign around fictional data or obtain required review and voluntary permission before collection.</w:t>
+            </w:r>
+          </w:p>
+        </w:tc>
+      </w:tr>
+    </w:tbl>
+    <w:p>
+      <w:r>
+        <w:t>The figure connects this chapter's worked input, declared procedure and result. Read the complete worked reasoning for qualifiers and intermediate steps; the abbreviated labels do not replace that reasoning.</w:t>
+      </w:r>
+    </w:p>
+    <w:p>
+      <w:pPr>
+        <w:spacing w:line="336" w:lineRule="auto" w:after="180"/>
+      </w:pPr>
+      <w:r>
+        <w:rPr>
+          <w:b w:val="0"/>
+        </w:rPr>
+        <w:t>Guided: The grading purpose does not establish research permission under the policy. Redesign around fictional data or obtain required review and voluntary permission before collection.</w:t>
+      </w:r>
+    </w:p>
+    <w:p>
+      <w:pPr>
+        <w:spacing w:line="336" w:lineRule="auto" w:after="180"/>
+      </w:pPr>
+      <w:r>
+        <w:rPr>
+          <w:b w:val="0"/>
+        </w:rPr>
+        <w:t>Qualification: This classroom policy exercise does not determine real legal or institutional requirements.</w:t>
+      </w:r>
+    </w:p>
+    <w:p>
+      <w:pPr>
+        <w:spacing w:line="336" w:lineRule="auto" w:after="180"/>
+      </w:pPr>
+      <w:r>
+        <w:rPr>
+          <w:b w:val="0"/>
+        </w:rPr>
+        <w:t xml:space="preserve">Exit: accept a concrete variation with its predicted outcome and a stated condition that would challenge the </w:t>
+      </w:r>
+      <w:r>
+        <w:rPr>
+          <w:b/>
+        </w:rPr>
+        <w:t>mechanism</w:t>
+      </w:r>
+      <w:r>
+        <w:rPr>
+          <w:b w:val="0"/>
+        </w:rPr>
+        <w:t xml:space="preserve">; reject a claim resting on unmeasured </w:t>
+      </w:r>
+      <w:r>
+        <w:rPr>
+          <w:b/>
+        </w:rPr>
+        <w:t>evidence</w:t>
+      </w:r>
+      <w:r>
+        <w:rPr>
+          <w:b w:val="0"/>
+        </w:rPr>
+        <w:t>.</w:t>
+      </w:r>
+    </w:p>
+    <w:p>
+      <w:pPr>
+        <w:spacing w:line="336" w:lineRule="auto" w:after="180"/>
+      </w:pPr>
+      <w:r>
+        <w:rPr>
+          <w:b w:val="0"/>
+        </w:rPr>
+        <w:t>Proposal automatically copies student essays into a study because they were submitted for grading.</w:t>
+      </w:r>
+    </w:p>
+    <w:p>
+      <w:pPr>
+        <w:spacing w:line="336" w:lineRule="auto" w:after="180"/>
+      </w:pPr>
+      <w:r>
+        <w:rPr>
+          <w:b w:val="0"/>
+        </w:rPr>
+        <w:t>The grading purpose does not establish research permission under the policy. Redesign around fictional data or obtain required review and voluntary permission before collection.</w:t>
+      </w:r>
+    </w:p>
+    <w:p>
+      <w:pPr>
+        <w:spacing w:line="336" w:lineRule="auto" w:after="180"/>
+      </w:pPr>
+      <w:r>
+        <w:rPr>
+          <w:b w:val="0"/>
+        </w:rPr>
+        <w:t xml:space="preserve">Compare the intermediate </w:t>
+      </w:r>
+      <w:r>
+        <w:rPr>
+          <w:b/>
+        </w:rPr>
+        <w:t>evidence</w:t>
+      </w:r>
+      <w:r>
+        <w:rPr>
+          <w:b w:val="0"/>
+        </w:rPr>
+        <w:t xml:space="preserve"> with the final statement. Explain why each number or decision follows from the stated </w:t>
+      </w:r>
+      <w:r>
+        <w:rPr>
+          <w:b/>
+        </w:rPr>
+        <w:t>input</w:t>
+      </w:r>
+      <w:r>
+        <w:rPr>
+          <w:b w:val="0"/>
+        </w:rPr>
+        <w:t>s.</w:t>
+      </w:r>
+    </w:p>
+    <w:p>
+      <w:pPr>
+        <w:spacing w:line="336" w:lineRule="auto" w:after="180"/>
+      </w:pPr>
+      <w:r>
+        <w:rPr>
+          <w:b w:val="0"/>
+        </w:rPr>
+        <w:t xml:space="preserve">The conclusion belongs to this scenario and procedure; changing the </w:t>
+      </w:r>
+      <w:r>
+        <w:rPr>
+          <w:b/>
+        </w:rPr>
+        <w:t>input</w:t>
+      </w:r>
+      <w:r>
+        <w:rPr>
+          <w:b w:val="0"/>
+        </w:rPr>
+        <w:t>s, evaluation population or authority can change what it establishes. Retain the raw record so a later revision can be compared honestly.</w:t>
+      </w:r>
+    </w:p>
+    <w:p>
+      <w:pPr>
+        <w:pStyle w:val="Heading2"/>
+      </w:pPr>
+      <w:r>
+        <w:t>Purpose and voluntary-choice probes</w:t>
+      </w:r>
+    </w:p>
+    <w:tbl>
+      <w:tblPr>
+        <w:tblStyle w:val="LightShading-Accent1"/>
+        <w:tblW w:type="auto" w:w="0"/>
+        <w:tblLook w:firstColumn="1" w:firstRow="1" w:lastColumn="0" w:lastRow="0" w:noHBand="0" w:noVBand="1" w:val="04A0"/>
+      </w:tblPr>
+      <w:tblGrid>
+        <w:gridCol w:w="5112"/>
+        <w:gridCol w:w="5112"/>
+      </w:tblGrid>
+      <w:tr>
+        <w:trPr>
+          <w:tblHeader/>
+        </w:trPr>
+        <w:tc>
+          <w:tcPr>
+            <w:tcW w:type="dxa" w:w="5112"/>
+          </w:tcPr>
+          <w:p>
+            <w:r>
+              <w:t>Ethics/policy probe</w:t>
+            </w:r>
+          </w:p>
+        </w:tc>
+        <w:tc>
+          <w:tcPr>
+            <w:tcW w:type="dxa" w:w="5112"/>
+          </w:tcPr>
+          <w:p>
+            <w:r>
+              <w:t>Checked interpretation</w:t>
+            </w:r>
+          </w:p>
+        </w:tc>
+      </w:tr>
+      <w:tr>
+        <w:tc>
+          <w:tcPr>
+            <w:tcW w:type="dxa" w:w="5112"/>
+          </w:tcPr>
+          <w:p>
+            <w:r>
+              <w:t>Teacher can access work for grading</w:t>
+            </w:r>
+          </w:p>
+        </w:tc>
+        <w:tc>
+          <w:tcPr>
+            <w:tcW w:type="dxa" w:w="5112"/>
+          </w:tcPr>
+          <w:p>
+            <w:r>
+              <w:t>Access does not establish study permission</w:t>
+            </w:r>
+          </w:p>
+        </w:tc>
+      </w:tr>
+      <w:tr>
+        <w:tc>
+          <w:tcPr>
+            <w:tcW w:type="dxa" w:w="5112"/>
+          </w:tcPr>
+          <w:p>
+            <w:r>
+              <w:t>No reply from a person</w:t>
+            </w:r>
+          </w:p>
+        </w:tc>
+        <w:tc>
+          <w:tcPr>
+            <w:tcW w:type="dxa" w:w="5112"/>
+          </w:tcPr>
+          <w:p>
+            <w:r>
+              <w:t>Not affirmative opt-in under the supplied policy</w:t>
+            </w:r>
+          </w:p>
+        </w:tc>
+      </w:tr>
+      <w:tr>
+        <w:tc>
+          <w:tcPr>
+            <w:tcW w:type="dxa" w:w="5112"/>
+          </w:tcPr>
+          <w:p>
+            <w:r>
+              <w:t>Participation affects grades</w:t>
+            </w:r>
+          </w:p>
+        </w:tc>
+        <w:tc>
+          <w:tcPr>
+            <w:tcW w:type="dxa" w:w="5112"/>
+          </w:tcPr>
+          <w:p>
+            <w:r>
+              <w:t>Conflicts with a voluntary, penalty-free choice</w:t>
+            </w:r>
+          </w:p>
+        </w:tc>
+      </w:tr>
+      <w:tr>
+        <w:tc>
+          <w:tcPr>
+            <w:tcW w:type="dxa" w:w="5112"/>
+          </w:tcPr>
+          <w:p>
+            <w:r>
+              <w:t>A new project has an interesting purpose</w:t>
+            </w:r>
+          </w:p>
+        </w:tc>
+        <w:tc>
+          <w:tcPr>
+            <w:tcW w:type="dxa" w:w="5112"/>
+          </w:tcPr>
+          <w:p>
+            <w:r>
+              <w:t>Interest does not override existing exclusions</w:t>
+            </w:r>
+          </w:p>
+        </w:tc>
+      </w:tr>
+      <w:tr>
+        <w:tc>
+          <w:tcPr>
+            <w:tcW w:type="dxa" w:w="5112"/>
+          </w:tcPr>
+          <w:p>
+            <w:r>
+              <w:t>A form has been drafted</w:t>
+            </w:r>
+          </w:p>
+        </w:tc>
+        <w:tc>
+          <w:tcPr>
+            <w:tcW w:type="dxa" w:w="5112"/>
+          </w:tcPr>
+          <w:p>
+            <w:r>
+              <w:t>Not evidence of consent obtained or review completed</w:t>
+            </w:r>
+          </w:p>
+        </w:tc>
+      </w:tr>
+      <w:tr>
+        <w:tc>
+          <w:tcPr>
+            <w:tcW w:type="dxa" w:w="5112"/>
+          </w:tcPr>
+          <w:p>
+            <w:r>
+              <w:t>Contributions described as anonymous</w:t>
+            </w:r>
+          </w:p>
+        </w:tc>
+        <w:tc>
+          <w:tcPr>
+            <w:tcW w:type="dxa" w:w="5112"/>
+          </w:tcPr>
+          <w:p>
+            <w:r>
+              <w:t>Do not assume a reversible identity link for later deletion</w:t>
+            </w:r>
+          </w:p>
+        </w:tc>
+      </w:tr>
+      <w:tr>
+        <w:tc>
+          <w:tcPr>
+            <w:tcW w:type="dxa" w:w="5112"/>
+          </w:tcPr>
+          <w:p>
+            <w:r>
+              <w:t>Purpose is within scope</w:t>
+            </w:r>
+          </w:p>
+        </w:tc>
+        <w:tc>
+          <w:tcPr>
+            <w:tcW w:type="dxa" w:w="5112"/>
+          </w:tcPr>
+          <w:p>
+            <w:r>
+              <w:t>Other review, burden and handling conditions still need checking</w:t>
+            </w:r>
+          </w:p>
+        </w:tc>
+      </w:tr>
+      <w:tr>
+        <w:tc>
+          <w:tcPr>
+            <w:tcW w:type="dxa" w:w="5112"/>
+          </w:tcPr>
+          <w:p>
+            <w:r>
+              <w:t>A classroom answer is correct</w:t>
+            </w:r>
+          </w:p>
+        </w:tc>
+        <w:tc>
+          <w:tcPr>
+            <w:tcW w:type="dxa" w:w="5112"/>
+          </w:tcPr>
+          <w:p>
+            <w:r>
+              <w:t>Does not approve an actual human study</w:t>
+            </w:r>
+          </w:p>
+        </w:tc>
+      </w:tr>
+    </w:tbl>
+    <w:p>
+      <w:pPr>
+        <w:pStyle w:val="Heading2"/>
+      </w:pPr>
+      <w:r>
+        <w:t>Separate drawing purpose map and limits</w:t>
+      </w:r>
+    </w:p>
+    <w:p>
+      <w:pPr>
+        <w:spacing w:line="336" w:lineRule="auto" w:after="180"/>
+      </w:pPr>
+      <w:r>
+        <w:rPr>
+          <w:b/>
+        </w:rPr>
+        <w:t>Consent</w:t>
+      </w:r>
+      <w:r>
+        <w:rPr>
+          <w:b w:val="0"/>
+        </w:rPr>
+        <w:t xml:space="preserve"> is specific, not universal. A fictional study asks adults to submit anonymous drawings for one pattern-recognition investigation.</w:t>
+      </w:r>
+    </w:p>
+    <w:p>
+      <w:pPr>
+        <w:spacing w:line="336" w:lineRule="auto" w:after="180"/>
+      </w:pPr>
+      <w:r>
+        <w:rPr>
+          <w:b/>
+        </w:rPr>
+        <w:t>Consent</w:t>
+      </w:r>
+      <w:r>
+        <w:rPr>
+          <w:b w:val="0"/>
+        </w:rPr>
+        <w:t xml:space="preserve"> covers this study only. It excludes public posting of originals and unrelated face-recognition research.</w:t>
+      </w:r>
+    </w:p>
+    <w:p>
+      <w:pPr>
+        <w:spacing w:line="336" w:lineRule="auto" w:after="180"/>
+      </w:pPr>
+      <w:r>
+        <w:rPr>
+          <w:b w:val="0"/>
+        </w:rPr>
+        <w:t>The separate picture concerns fictional adult contributors and one named drawing investigation. The stated agreement excludes public posting of originals and unrelated face-recognition research. Neither excluded use becomes permitted merely because someone asks for the drawings. Even the named use still depends on the other stated review and handling conditions.</w:t>
+      </w:r>
+    </w:p>
+    <w:p>
+      <w:pPr>
+        <w:spacing w:line="336" w:lineRule="auto" w:after="180"/>
+      </w:pPr>
+      <w:r>
+        <w:rPr>
+          <w:b w:val="0"/>
+        </w:rPr>
+        <w:t>The picture calls the drawings anonymous but supplies no identification or withdrawal mechanism. Do not promise that an already unlinked contribution can always be found and deleted; explain the actual declared withdrawal process and its limits. None of these adult-scenario facts authorizes research with children.</w:t>
+      </w:r>
+    </w:p>
+    <w:p>
+      <w:r>
+        <w:drawing>
+          <wp:inline xmlns:a="http://schemas.openxmlformats.org/drawingml/2006/main" xmlns:pic="http://schemas.openxmlformats.org/drawingml/2006/picture">
+            <wp:extent cx="5486400" cy="3029913"/>
+            <wp:docPr id="1" name="Picture 1" descr="Fictional adult drawing agreement covers one named pattern-recognition investigation. Public posting of originals and an unrelated face-recognition study are excluded. A new request does not authorize those uses. Other review and handling conditions still apply even within the stated purpose."/>
+            <wp:cNvGraphicFramePr>
+              <a:graphicFrameLocks noChangeAspect="1"/>
+            </wp:cNvGraphicFramePr>
+            <a:graphic>
+              <a:graphicData uri="http://schemas.openxmlformats.org/drawingml/2006/picture">
+                <pic:pic>
+                  <pic:nvPicPr>
+                    <pic:cNvPr id="0" name="ai-7-19-purpose-map.png"/>
+                    <pic:cNvPicPr/>
+                  </pic:nvPicPr>
+                  <pic:blipFill>
+                    <a:blip r:embed="rId9"/>
+                    <a:stretch>
+                      <a:fillRect/>
+                    </a:stretch>
+                  </pic:blipFill>
+                  <pic:spPr>
+                    <a:xfrm>
+                      <a:off x="0" y="0"/>
+                      <a:ext cx="5486400" cy="3029913"/>
+                    </a:xfrm>
+                    <a:prstGeom prst="rect"/>
+                  </pic:spPr>
+                </pic:pic>
+              </a:graphicData>
+            </a:graphic>
+          </wp:inline>
+        </w:drawing>
+      </w:r>
+    </w:p>
+    <w:tbl>
+      <w:tblPr>
+        <w:tblStyle w:val="LightShading-Accent1"/>
+        <w:tblW w:type="auto" w:w="0"/>
+        <w:tblLook w:firstColumn="1" w:firstRow="1" w:lastColumn="0" w:lastRow="0" w:noHBand="0" w:noVBand="1" w:val="04A0"/>
+      </w:tblPr>
+      <w:tblGrid>
+        <w:gridCol w:w="3408"/>
+        <w:gridCol w:w="3408"/>
+        <w:gridCol w:w="3408"/>
+      </w:tblGrid>
+      <w:tr>
+        <w:trPr>
+          <w:tblHeader/>
+        </w:trPr>
+        <w:tc>
+          <w:tcPr>
+            <w:tcW w:type="dxa" w:w="3408"/>
+          </w:tcPr>
+          <w:p>
+            <w:r>
+              <w:t>Requested drawing use</w:t>
+            </w:r>
+          </w:p>
+        </w:tc>
+        <w:tc>
+          <w:tcPr>
+            <w:tcW w:type="dxa" w:w="3408"/>
+          </w:tcPr>
+          <w:p>
+            <w:r>
+              <w:t>Within this agreement?</w:t>
+            </w:r>
+          </w:p>
+        </w:tc>
+        <w:tc>
+          <w:tcPr>
+            <w:tcW w:type="dxa" w:w="3408"/>
+          </w:tcPr>
+          <w:p>
+            <w:r>
+              <w:t>Paper-audit action</w:t>
+            </w:r>
+          </w:p>
+        </w:tc>
+      </w:tr>
+      <w:tr>
+        <w:tc>
+          <w:tcPr>
+            <w:tcW w:type="dxa" w:w="3408"/>
+          </w:tcPr>
+          <w:p>
+            <w:r>
+              <w:t>Named pattern-recognition investigation</w:t>
+            </w:r>
+          </w:p>
+        </w:tc>
+        <w:tc>
+          <w:tcPr>
+            <w:tcW w:type="dxa" w:w="3408"/>
+          </w:tcPr>
+          <w:p>
+            <w:r>
+              <w:t>Within stated purpose</w:t>
+            </w:r>
+          </w:p>
+        </w:tc>
+        <w:tc>
+          <w:tcPr>
+            <w:tcW w:type="dxa" w:w="3408"/>
+          </w:tcPr>
+          <w:p>
+            <w:r>
+              <w:t>Check remaining review and handling conditions</w:t>
+            </w:r>
+          </w:p>
+        </w:tc>
+      </w:tr>
+      <w:tr>
+        <w:tc>
+          <w:tcPr>
+            <w:tcW w:type="dxa" w:w="3408"/>
+          </w:tcPr>
+          <w:p>
+            <w:r>
+              <w:t>Public posting of originals</w:t>
+            </w:r>
+          </w:p>
+        </w:tc>
+        <w:tc>
+          <w:tcPr>
+            <w:tcW w:type="dxa" w:w="3408"/>
+          </w:tcPr>
+          <w:p>
+            <w:r>
+              <w:t>Explicitly excluded</w:t>
+            </w:r>
+          </w:p>
+        </w:tc>
+        <w:tc>
+          <w:tcPr>
+            <w:tcW w:type="dxa" w:w="3408"/>
+          </w:tcPr>
+          <w:p>
+            <w:r>
+              <w:t>Do not post under this agreement</w:t>
+            </w:r>
+          </w:p>
+        </w:tc>
+      </w:tr>
+      <w:tr>
+        <w:tc>
+          <w:tcPr>
+            <w:tcW w:type="dxa" w:w="3408"/>
+          </w:tcPr>
+          <w:p>
+            <w:r>
+              <w:t>Unrelated face-recognition project</w:t>
+            </w:r>
+          </w:p>
+        </w:tc>
+        <w:tc>
+          <w:tcPr>
+            <w:tcW w:type="dxa" w:w="3408"/>
+          </w:tcPr>
+          <w:p>
+            <w:r>
+              <w:t>Explicitly excluded</w:t>
+            </w:r>
+          </w:p>
+        </w:tc>
+        <w:tc>
+          <w:tcPr>
+            <w:tcW w:type="dxa" w:w="3408"/>
+          </w:tcPr>
+          <w:p>
+            <w:r>
+              <w:t>Existing agreement does not authorize reuse</w:t>
+            </w:r>
+          </w:p>
+        </w:tc>
+      </w:tr>
+      <w:tr>
+        <w:tc>
+          <w:tcPr>
+            <w:tcW w:type="dxa" w:w="3408"/>
+          </w:tcPr>
+          <w:p>
+            <w:r>
+              <w:t>New project asks for originals</w:t>
+            </w:r>
+          </w:p>
+        </w:tc>
+        <w:tc>
+          <w:tcPr>
+            <w:tcW w:type="dxa" w:w="3408"/>
+          </w:tcPr>
+          <w:p>
+            <w:r>
+              <w:t>Request only; no new authorization supplied</w:t>
+            </w:r>
+          </w:p>
+        </w:tc>
+        <w:tc>
+          <w:tcPr>
+            <w:tcW w:type="dxa" w:w="3408"/>
+          </w:tcPr>
+          <w:p>
+            <w:r>
+              <w:t>Keep exclusion; identify required new process</w:t>
+            </w:r>
+          </w:p>
+        </w:tc>
+      </w:tr>
+      <w:tr>
+        <w:tc>
+          <w:tcPr>
+            <w:tcW w:type="dxa" w:w="3408"/>
+          </w:tcPr>
+          <w:p>
+            <w:r>
+              <w:t>Find an anonymous contribution for withdrawal</w:t>
+            </w:r>
+          </w:p>
+        </w:tc>
+        <w:tc>
+          <w:tcPr>
+            <w:tcW w:type="dxa" w:w="3408"/>
+          </w:tcPr>
+          <w:p>
+            <w:r>
+              <w:t>Mechanism not supplied</w:t>
+            </w:r>
+          </w:p>
+        </w:tc>
+        <w:tc>
+          <w:tcPr>
+            <w:tcW w:type="dxa" w:w="3408"/>
+          </w:tcPr>
+          <w:p>
+            <w:r>
+              <w:t>Do not invent traceability or unlimited deletion promises</w:t>
+            </w:r>
+          </w:p>
+        </w:tc>
+      </w:tr>
+    </w:tbl>
+    <w:p>
+      <w:pPr>
+        <w:pStyle w:val="Heading2"/>
+      </w:pPr>
+      <w:r>
+        <w:t>Picture trace and excluded-use explanation</w:t>
+      </w:r>
+    </w:p>
+    <w:p>
+      <w:r>
+        <w:drawing>
+          <wp:inline xmlns:a="http://schemas.openxmlformats.org/drawingml/2006/main" xmlns:pic="http://schemas.openxmlformats.org/drawingml/2006/picture">
+            <wp:extent cx="5486400" cy="3182112"/>
+            <wp:docPr id="2" name="Picture 2" descr="State the purpose: Explain the drawing task and planned use before participation. → Respect exclusions: Do not publish originals or transfer them to the unrelated project. → Keep the agreement: Record permitted uses and the approved withdrawal procedure."/>
+            <wp:cNvGraphicFramePr>
+              <a:graphicFrameLocks noChangeAspect="1"/>
+            </wp:cNvGraphicFramePr>
+            <a:graphic>
+              <a:graphicData uri="http://schemas.openxmlformats.org/drawingml/2006/picture">
+                <pic:pic>
+                  <pic:nvPicPr>
+                    <pic:cNvPr id="0" name="academy-story-ai-7-19-02.png"/>
+                    <pic:cNvPicPr/>
+                  </pic:nvPicPr>
+                  <pic:blipFill>
+                    <a:blip r:embed="rId10"/>
+                    <a:stretch>
+                      <a:fillRect/>
+                    </a:stretch>
+                  </pic:blipFill>
+                  <pic:spPr>
+                    <a:xfrm>
+                      <a:off x="0" y="0"/>
+                      <a:ext cx="5486400" cy="3182112"/>
+                    </a:xfrm>
+                    <a:prstGeom prst="rect"/>
+                  </pic:spPr>
+                </pic:pic>
+              </a:graphicData>
+            </a:graphic>
+          </wp:inline>
+        </w:drawing>
+      </w:r>
+    </w:p>
+    <w:p>
+      <w:pPr>
+        <w:pStyle w:val="Heading3"/>
+      </w:pPr>
+      <w:r>
+        <w:t>Read the picture one step at a time</w:t>
+      </w:r>
+    </w:p>
+    <w:tbl>
+      <w:tblPr>
+        <w:tblStyle w:val="LightShading-Accent1"/>
+        <w:tblW w:type="auto" w:w="0"/>
+        <w:tblLook w:firstColumn="1" w:firstRow="1" w:lastColumn="0" w:lastRow="0" w:noHBand="0" w:noVBand="1" w:val="04A0"/>
+      </w:tblPr>
+      <w:tblGrid>
+        <w:gridCol w:w="5112"/>
+        <w:gridCol w:w="5112"/>
+      </w:tblGrid>
+      <w:tr>
+        <w:trPr>
+          <w:tblHeader/>
+        </w:trPr>
+        <w:tc>
+          <w:tcPr>
+            <w:tcW w:type="dxa" w:w="5112"/>
+          </w:tcPr>
+          <w:p>
+            <w:r>
+              <w:t>Step</w:t>
+            </w:r>
+          </w:p>
+        </w:tc>
+        <w:tc>
+          <w:tcPr>
+            <w:tcW w:type="dxa" w:w="5112"/>
+          </w:tcPr>
+          <w:p>
+            <w:r>
+              <w:t>What happens and why</w:t>
+            </w:r>
+          </w:p>
+        </w:tc>
+      </w:tr>
+      <w:tr>
+        <w:tc>
+          <w:tcPr>
+            <w:tcW w:type="dxa" w:w="5112"/>
+          </w:tcPr>
+          <w:p>
+            <w:r>
+              <w:t>1. State the purpose</w:t>
+            </w:r>
+          </w:p>
+        </w:tc>
+        <w:tc>
+          <w:tcPr>
+            <w:tcW w:type="dxa" w:w="5112"/>
+          </w:tcPr>
+          <w:p>
+            <w:r>
+              <w:t>Explain the drawing task and planned use before participation.</w:t>
+            </w:r>
+          </w:p>
+        </w:tc>
+      </w:tr>
+      <w:tr>
+        <w:tc>
+          <w:tcPr>
+            <w:tcW w:type="dxa" w:w="5112"/>
+          </w:tcPr>
+          <w:p>
+            <w:r>
+              <w:t>2. Respect exclusions</w:t>
+            </w:r>
+          </w:p>
+        </w:tc>
+        <w:tc>
+          <w:tcPr>
+            <w:tcW w:type="dxa" w:w="5112"/>
+          </w:tcPr>
+          <w:p>
+            <w:r>
+              <w:t>Do not publish originals or transfer them to the unrelated project.</w:t>
+            </w:r>
+          </w:p>
+        </w:tc>
+      </w:tr>
+      <w:tr>
+        <w:tc>
+          <w:tcPr>
+            <w:tcW w:type="dxa" w:w="5112"/>
+          </w:tcPr>
+          <w:p>
+            <w:r>
+              <w:t>3. Keep the agreement</w:t>
+            </w:r>
+          </w:p>
+        </w:tc>
+        <w:tc>
+          <w:tcPr>
+            <w:tcW w:type="dxa" w:w="5112"/>
+          </w:tcPr>
+          <w:p>
+            <w:r>
+              <w:t>Record permitted uses and the approved withdrawal procedure.</w:t>
+            </w:r>
+          </w:p>
+        </w:tc>
+      </w:tr>
+    </w:tbl>
+    <w:p>
+      <w:r>
+        <w:t>Match each pictured step to the supplied facts. This is a worked teaching case, not an independent assessment.</w:t>
+      </w:r>
+    </w:p>
+    <w:p>
+      <w:pPr>
+        <w:spacing w:line="336" w:lineRule="auto" w:after="180"/>
+      </w:pPr>
+      <w:r>
+        <w:rPr>
+          <w:b w:val="0"/>
+        </w:rPr>
+        <w:t>Research ethics includes what people agree to, how they can decline and how risks are addressed. A contribution does not grant unlimited reuse.</w:t>
+      </w:r>
+    </w:p>
+    <w:p>
+      <w:pPr>
+        <w:spacing w:line="336" w:lineRule="auto" w:after="180"/>
+      </w:pPr>
+      <w:r>
+        <w:rPr>
+          <w:b w:val="0"/>
+        </w:rPr>
+        <w:t>This fictional adult scenario is not approval for research with children; real oversight and applicable rules are separate requirements.</w:t>
+      </w:r>
+    </w:p>
+    <w:p>
+      <w:pPr>
+        <w:spacing w:line="336" w:lineRule="auto" w:after="180"/>
+      </w:pPr>
+      <w:r>
+        <w:rPr>
+          <w:b w:val="0"/>
+        </w:rPr>
+        <w:t>Change: A new project requests the same drawings for an excluded purpose.</w:t>
+      </w:r>
+    </w:p>
+    <w:p>
+      <w:pPr>
+        <w:spacing w:line="336" w:lineRule="auto" w:after="180"/>
+      </w:pPr>
+      <w:r>
+        <w:rPr>
+          <w:b/>
+        </w:rPr>
+        <w:t>Prediction</w:t>
+      </w:r>
+      <w:r>
+        <w:rPr>
+          <w:b w:val="0"/>
+        </w:rPr>
+        <w:t xml:space="preserve">: Do not reuse them under the existing </w:t>
+      </w:r>
+      <w:r>
+        <w:rPr>
+          <w:b/>
+        </w:rPr>
+        <w:t>consent</w:t>
+      </w:r>
+      <w:r>
+        <w:rPr>
+          <w:b w:val="0"/>
+        </w:rPr>
+        <w:t>; seek the required new authorisation.</w:t>
+      </w:r>
+    </w:p>
+    <w:p>
+      <w:pPr>
+        <w:spacing w:line="336" w:lineRule="auto" w:after="180"/>
+      </w:pPr>
+      <w:r>
+        <w:rPr>
+          <w:b w:val="0"/>
+        </w:rPr>
+        <w:t>Reason: The new purpose falls outside the stated agreement.</w:t>
+      </w:r>
+    </w:p>
+    <w:p>
+      <w:pPr>
+        <w:pStyle w:val="Heading2"/>
+      </w:pPr>
+      <w:r>
+        <w:t>Earlier wording, alternatives and picture transcripts · reference / check after trying</w:t>
+      </w:r>
+    </w:p>
+    <w:p>
+      <w:pPr>
+        <w:spacing w:line="336" w:lineRule="auto" w:after="180"/>
+      </w:pPr>
+      <w:r>
+        <w:rPr>
+          <w:b w:val="0"/>
+        </w:rPr>
+        <w:t>Begin by writing the question the procedure is intended to answer. Identify the information already supplied, the information it will produce and the information still missing.</w:t>
+      </w:r>
+    </w:p>
+    <w:p>
+      <w:pPr>
+        <w:spacing w:line="336" w:lineRule="auto" w:after="180"/>
+      </w:pPr>
+      <w:r>
+        <w:rPr>
+          <w:b w:val="0"/>
+        </w:rPr>
+        <w:t>These are constructed classroom examples; they do not require live accounts, private records or an external service. Do not treat a plausible explanation as a measured outcome.</w:t>
       </w:r>
     </w:p>
     <w:p>
@@ -960,99 +2455,30 @@
         <w:pStyle w:val="Heading3"/>
       </w:pPr>
       <w:r>
-        <w:t>Research ethics and consent — evidence trace</w:t>
-      </w:r>
-    </w:p>
-    <w:tbl>
-      <w:tblPr>
-        <w:tblStyle w:val="LightShading-Accent1"/>
-        <w:tblW w:type="auto" w:w="0"/>
-        <w:tblLook w:firstColumn="1" w:firstRow="1" w:lastColumn="0" w:lastRow="0" w:noHBand="0" w:noVBand="1" w:val="04A0"/>
-      </w:tblPr>
-      <w:tblGrid>
-        <w:gridCol w:w="3408"/>
-        <w:gridCol w:w="3408"/>
-        <w:gridCol w:w="3408"/>
-      </w:tblGrid>
-      <w:tr>
-        <w:trPr>
-          <w:tblHeader/>
-        </w:trPr>
-        <w:tc>
-          <w:tcPr>
-            <w:tcW w:type="dxa" w:w="3408"/>
-          </w:tcPr>
-          <w:p>
-            <w:r>
-              <w:t>Input and scope</w:t>
-            </w:r>
-          </w:p>
-        </w:tc>
-        <w:tc>
-          <w:tcPr>
-            <w:tcW w:type="dxa" w:w="3408"/>
-          </w:tcPr>
-          <w:p>
-            <w:r>
-              <w:t>Check or calculation</w:t>
-            </w:r>
-          </w:p>
-        </w:tc>
-        <w:tc>
-          <w:tcPr>
-            <w:tcW w:type="dxa" w:w="3408"/>
-          </w:tcPr>
-          <w:p>
-            <w:r>
-              <w:t>Conclusion and limit</w:t>
-            </w:r>
-          </w:p>
-        </w:tc>
-      </w:tr>
-      <w:tr>
-        <w:tc>
-          <w:tcPr>
-            <w:tcW w:type="dxa" w:w="3408"/>
-          </w:tcPr>
-          <w:p>
-            <w:r>
-              <w:t>Proposal automatically copies student essays into a study because they were submitted for grading.</w:t>
-            </w:r>
-          </w:p>
-        </w:tc>
-        <w:tc>
-          <w:tcPr>
-            <w:tcW w:type="dxa" w:w="3408"/>
-          </w:tcPr>
-          <w:p>
-            <w:r>
-              <w:t>Use fictional records for this course. For the supplied classroom policy, a real study needs responsible review, plain-language purpose, opt-in consent and withdrawal handling before collection. Do not implement real recruitment in this exercise.</w:t>
-            </w:r>
-          </w:p>
-        </w:tc>
-        <w:tc>
-          <w:tcPr>
-            <w:tcW w:type="dxa" w:w="3408"/>
-          </w:tcPr>
-          <w:p>
-            <w:r>
-              <w:t>The grading purpose does not establish research permission under the policy. Redesign around fictional data or obtain required review and voluntary permission before collection.</w:t>
-            </w:r>
-          </w:p>
-        </w:tc>
-      </w:tr>
-    </w:tbl>
-    <w:p>
-      <w:r>
-        <w:t>The figure connects this chapter's worked input, declared procedure and result. Read the complete worked reasoning for qualifiers and intermediate steps; the abbreviated labels do not replace that reasoning.</w:t>
+        <w:t>Model the reasoning aloud</w:t>
       </w:r>
     </w:p>
     <w:p>
       <w:pPr>
-        <w:pStyle w:val="Heading3"/>
-      </w:pPr>
-      <w:r>
-        <w:t>Explain Research ethics and consent · 3</w:t>
+        <w:spacing w:line="336" w:lineRule="auto" w:after="180"/>
+      </w:pPr>
+      <w:r>
+        <w:rPr>
+          <w:b w:val="0"/>
+        </w:rPr>
+        <w:t xml:space="preserve">Use the complete worked example below before asking learners to complete W2. Reveal a small part, invite a </w:t>
+      </w:r>
+      <w:r>
+        <w:rPr>
+          <w:b/>
+        </w:rPr>
+        <w:t>prediction</w:t>
+      </w:r>
+      <w:r>
+        <w:rPr>
+          <w:b w:val="0"/>
+        </w:rPr>
+        <w:t>, then explain the deciding step.</w:t>
       </w:r>
     </w:p>
     <w:p>
@@ -1063,183 +2489,7 @@
         <w:rPr>
           <w:b w:val="0"/>
         </w:rPr>
-        <w:t>Guided: The grading purpose does not establish research permission under the policy. Redesign around fictional data or obtain required review and voluntary permission before collection.</w:t>
-      </w:r>
-    </w:p>
-    <w:p>
-      <w:pPr>
-        <w:spacing w:line="336" w:lineRule="auto" w:after="180"/>
-      </w:pPr>
-      <w:r>
-        <w:rPr>
-          <w:b w:val="0"/>
-        </w:rPr>
-        <w:t>Qualification: This classroom policy exercise does not determine real legal or institutional requirements.</w:t>
-      </w:r>
-    </w:p>
-    <w:p>
-      <w:pPr>
-        <w:spacing w:line="336" w:lineRule="auto" w:after="180"/>
-      </w:pPr>
-      <w:r>
-        <w:rPr>
-          <w:b w:val="0"/>
-        </w:rPr>
-        <w:t xml:space="preserve">Exit: accept a concrete variation with its predicted outcome and a stated condition that would challenge the </w:t>
-      </w:r>
-      <w:r>
-        <w:rPr>
-          <w:b/>
-        </w:rPr>
-        <w:t>mechanism</w:t>
-      </w:r>
-      <w:r>
-        <w:rPr>
-          <w:b w:val="0"/>
-        </w:rPr>
-        <w:t xml:space="preserve">; reject a claim resting on unmeasured </w:t>
-      </w:r>
-      <w:r>
-        <w:rPr>
-          <w:b/>
-        </w:rPr>
-        <w:t>evidence</w:t>
-      </w:r>
-      <w:r>
-        <w:rPr>
-          <w:b w:val="0"/>
-        </w:rPr>
-        <w:t>.</w:t>
-      </w:r>
-    </w:p>
-    <w:p>
-      <w:pPr>
-        <w:pStyle w:val="Heading3"/>
-      </w:pPr>
-      <w:r>
-        <w:t>Model the reasoning aloud</w:t>
-      </w:r>
-    </w:p>
-    <w:p>
-      <w:pPr>
-        <w:spacing w:line="336" w:lineRule="auto" w:after="180"/>
-      </w:pPr>
-      <w:r>
-        <w:rPr>
-          <w:b w:val="0"/>
-        </w:rPr>
-        <w:t xml:space="preserve">Use the complete worked example below before asking learners to complete W2. Reveal a small part, invite a </w:t>
-      </w:r>
-      <w:r>
-        <w:rPr>
-          <w:b/>
-        </w:rPr>
-        <w:t>prediction</w:t>
-      </w:r>
-      <w:r>
-        <w:rPr>
-          <w:b w:val="0"/>
-        </w:rPr>
-        <w:t>, then explain the deciding step.</w:t>
-      </w:r>
-    </w:p>
-    <w:p>
-      <w:pPr>
-        <w:spacing w:line="336" w:lineRule="auto" w:after="180"/>
-      </w:pPr>
-      <w:r>
-        <w:rPr>
-          <w:b w:val="0"/>
-        </w:rPr>
         <w:t>These teacher notes contain solutions; do not reveal the independent case answer during modelling.</w:t>
-      </w:r>
-    </w:p>
-    <w:p>
-      <w:pPr>
-        <w:spacing w:line="336" w:lineRule="auto" w:after="180"/>
-      </w:pPr>
-      <w:r>
-        <w:rPr>
-          <w:b w:val="0"/>
-        </w:rPr>
-        <w:t>Proposal automatically copies student essays into a study because they were submitted for grading.</w:t>
-      </w:r>
-    </w:p>
-    <w:p>
-      <w:pPr>
-        <w:spacing w:line="336" w:lineRule="auto" w:after="180"/>
-      </w:pPr>
-      <w:r>
-        <w:rPr>
-          <w:b w:val="0"/>
-        </w:rPr>
-        <w:t>The grading purpose does not establish research permission under the policy. Redesign around fictional data or obtain required review and voluntary permission before collection.</w:t>
-      </w:r>
-    </w:p>
-    <w:p>
-      <w:pPr>
-        <w:pStyle w:val="Heading3"/>
-      </w:pPr>
-      <w:r>
-        <w:t>Model the reasoning aloud · 4</w:t>
-      </w:r>
-    </w:p>
-    <w:p>
-      <w:pPr>
-        <w:spacing w:line="336" w:lineRule="auto" w:after="180"/>
-      </w:pPr>
-      <w:r>
-        <w:rPr>
-          <w:b w:val="0"/>
-        </w:rPr>
-        <w:t xml:space="preserve">Compare the intermediate </w:t>
-      </w:r>
-      <w:r>
-        <w:rPr>
-          <w:b/>
-        </w:rPr>
-        <w:t>evidence</w:t>
-      </w:r>
-      <w:r>
-        <w:rPr>
-          <w:b w:val="0"/>
-        </w:rPr>
-        <w:t xml:space="preserve"> with the final statement. Explain why each number or decision follows from the stated </w:t>
-      </w:r>
-      <w:r>
-        <w:rPr>
-          <w:b/>
-        </w:rPr>
-        <w:t>input</w:t>
-      </w:r>
-      <w:r>
-        <w:rPr>
-          <w:b w:val="0"/>
-        </w:rPr>
-        <w:t>s.</w:t>
-      </w:r>
-    </w:p>
-    <w:p>
-      <w:pPr>
-        <w:spacing w:line="336" w:lineRule="auto" w:after="180"/>
-      </w:pPr>
-      <w:r>
-        <w:rPr>
-          <w:b w:val="0"/>
-        </w:rPr>
-        <w:t xml:space="preserve">The conclusion belongs to this scenario and procedure; changing the </w:t>
-      </w:r>
-      <w:r>
-        <w:rPr>
-          <w:b/>
-        </w:rPr>
-        <w:t>input</w:t>
-      </w:r>
-      <w:r>
-        <w:rPr>
-          <w:b w:val="0"/>
-        </w:rPr>
-        <w:t>s, evaluation population or authority can change what it establishes. Retain the raw record so a later revision can be compared honestly.</w:t>
       </w:r>
     </w:p>
     <w:tbl>
@@ -1365,53 +2615,10 @@
     </w:p>
     <w:p>
       <w:pPr>
-        <w:spacing w:line="336" w:lineRule="auto" w:after="180"/>
-      </w:pPr>
-      <w:r>
-        <w:rPr>
-          <w:b/>
-        </w:rPr>
-        <w:t>Consent</w:t>
-      </w:r>
-      <w:r>
-        <w:rPr>
-          <w:b w:val="0"/>
-        </w:rPr>
-        <w:t xml:space="preserve"> is specific, not universal. A fictional study asks adults to submit anonymous drawings for one pattern-recognition investigation.</w:t>
-      </w:r>
-    </w:p>
-    <w:p>
-      <w:pPr>
         <w:pStyle w:val="Heading3"/>
       </w:pPr>
       <w:r>
         <w:t>The facts we will use</w:t>
-      </w:r>
-    </w:p>
-    <w:p>
-      <w:pPr>
-        <w:pStyle w:val="Heading3"/>
-      </w:pPr>
-      <w:r>
-        <w:t>Supplied facts</w:t>
-      </w:r>
-    </w:p>
-    <w:p>
-      <w:pPr>
-        <w:spacing w:line="336" w:lineRule="auto" w:after="180"/>
-        <w:shd w:fill="F1F6FC"/>
-      </w:pPr>
-      <w:r>
-        <w:rPr>
-          <w:b/>
-        </w:rPr>
-        <w:t>Consent</w:t>
-      </w:r>
-      <w:r>
-        <w:rPr>
-          <w:b w:val="0"/>
-        </w:rPr>
-        <w:t xml:space="preserve"> covers this study only. It excludes public posting of originals and unrelated face-recognition research.</w:t>
       </w:r>
     </w:p>
     <w:p>
@@ -1419,7 +2626,7 @@
         <w:drawing>
           <wp:inline xmlns:a="http://schemas.openxmlformats.org/drawingml/2006/main" xmlns:pic="http://schemas.openxmlformats.org/drawingml/2006/picture">
             <wp:extent cx="5486400" cy="5261429"/>
-            <wp:docPr id="1" name="Picture 1" descr="Research ethics and consent. State the purpose: Explain the drawing task and planned use before participation.. Respect exclusions: Do not publish originals or transfer them to the unrelated project.. Keep the agreement: Record permitted uses and the approved withdrawal procedure."/>
+            <wp:docPr id="3" name="Picture 3" descr="Research ethics and consent. State the purpose: Explain the drawing task and planned use before participation.. Respect exclusions: Do not publish originals or transfer them to the unrelated project.. Keep the agreement: Record permitted uses and the approved withdrawal procedure."/>
             <wp:cNvGraphicFramePr>
               <a:graphicFrameLocks noChangeAspect="1"/>
             </wp:cNvGraphicFramePr>
@@ -1431,7 +2638,7 @@
                     <pic:cNvPicPr/>
                   </pic:nvPicPr>
                   <pic:blipFill>
-                    <a:blip r:embed="rId9"/>
+                    <a:blip r:embed="rId11"/>
                     <a:stretch>
                       <a:fillRect/>
                     </a:stretch>
@@ -1455,114 +2662,7 @@
         <w:pStyle w:val="Heading3"/>
       </w:pPr>
       <w:r>
-        <w:t>Read the picture one step at a time</w:t>
-      </w:r>
-    </w:p>
-    <w:tbl>
-      <w:tblPr>
-        <w:tblStyle w:val="LightShading-Accent1"/>
-        <w:tblW w:type="auto" w:w="0"/>
-        <w:tblLook w:firstColumn="1" w:firstRow="1" w:lastColumn="0" w:lastRow="0" w:noHBand="0" w:noVBand="1" w:val="04A0"/>
-      </w:tblPr>
-      <w:tblGrid>
-        <w:gridCol w:w="5112"/>
-        <w:gridCol w:w="5112"/>
-      </w:tblGrid>
-      <w:tr>
-        <w:trPr>
-          <w:tblHeader/>
-        </w:trPr>
-        <w:tc>
-          <w:tcPr>
-            <w:tcW w:type="dxa" w:w="5112"/>
-          </w:tcPr>
-          <w:p>
-            <w:r>
-              <w:t>Step</w:t>
-            </w:r>
-          </w:p>
-        </w:tc>
-        <w:tc>
-          <w:tcPr>
-            <w:tcW w:type="dxa" w:w="5112"/>
-          </w:tcPr>
-          <w:p>
-            <w:r>
-              <w:t>What happens and why</w:t>
-            </w:r>
-          </w:p>
-        </w:tc>
-      </w:tr>
-      <w:tr>
-        <w:tc>
-          <w:tcPr>
-            <w:tcW w:type="dxa" w:w="5112"/>
-          </w:tcPr>
-          <w:p>
-            <w:r>
-              <w:t>1. State the purpose</w:t>
-            </w:r>
-          </w:p>
-        </w:tc>
-        <w:tc>
-          <w:tcPr>
-            <w:tcW w:type="dxa" w:w="5112"/>
-          </w:tcPr>
-          <w:p>
-            <w:r>
-              <w:t>Explain the drawing task and planned use before participation.</w:t>
-            </w:r>
-          </w:p>
-        </w:tc>
-      </w:tr>
-      <w:tr>
-        <w:tc>
-          <w:tcPr>
-            <w:tcW w:type="dxa" w:w="5112"/>
-          </w:tcPr>
-          <w:p>
-            <w:r>
-              <w:t>2. Respect exclusions</w:t>
-            </w:r>
-          </w:p>
-        </w:tc>
-        <w:tc>
-          <w:tcPr>
-            <w:tcW w:type="dxa" w:w="5112"/>
-          </w:tcPr>
-          <w:p>
-            <w:r>
-              <w:t>Do not publish originals or transfer them to the unrelated project.</w:t>
-            </w:r>
-          </w:p>
-        </w:tc>
-      </w:tr>
-      <w:tr>
-        <w:tc>
-          <w:tcPr>
-            <w:tcW w:type="dxa" w:w="5112"/>
-          </w:tcPr>
-          <w:p>
-            <w:r>
-              <w:t>3. Keep the agreement</w:t>
-            </w:r>
-          </w:p>
-        </w:tc>
-        <w:tc>
-          <w:tcPr>
-            <w:tcW w:type="dxa" w:w="5112"/>
-          </w:tcPr>
-          <w:p>
-            <w:r>
-              <w:t>Record permitted uses and the approved withdrawal procedure.</w:t>
-            </w:r>
-          </w:p>
-        </w:tc>
-      </w:tr>
-    </w:tbl>
-    <w:p>
-      <w:r>
-        <w:t>Match each pictured step to the supplied facts. This is a worked teaching case, not an independent assessment.</w:t>
+        <w:t>Why this result follows</w:t>
       </w:r>
     </w:p>
     <w:p>
@@ -1570,7 +2670,7 @@
         <w:pStyle w:val="Heading3"/>
       </w:pPr>
       <w:r>
-        <w:t>Why this result follows</w:t>
+        <w:t>What this example does not establish</w:t>
       </w:r>
     </w:p>
     <w:p>
@@ -1578,149 +2678,180 @@
         <w:pStyle w:val="Heading3"/>
       </w:pPr>
       <w:r>
-        <w:t>Why the result follows</w:t>
+        <w:t>Change one thing in the pictured case</w:t>
       </w:r>
     </w:p>
     <w:p>
       <w:pPr>
-        <w:spacing w:line="336" w:lineRule="auto" w:after="180"/>
-        <w:shd w:fill="F1F6FC"/>
-      </w:pPr>
-      <w:r>
-        <w:rPr>
-          <w:b w:val="0"/>
-        </w:rPr>
-        <w:t>Research ethics includes what people agree to, how they can decline and how risks are addressed. A contribution does not grant unlimited reuse.</w:t>
+        <w:pStyle w:val="Heading3"/>
+      </w:pPr>
+      <w:r>
+        <w:t>Ask while showing the picture</w:t>
       </w:r>
     </w:p>
     <w:p>
       <w:pPr>
-        <w:pStyle w:val="Heading3"/>
-      </w:pPr>
-      <w:r>
-        <w:t>What this example does not establish</w:t>
+        <w:spacing w:line="336" w:lineRule="auto" w:after="180"/>
+      </w:pPr>
+      <w:r>
+        <w:rPr>
+          <w:b w:val="0"/>
+        </w:rPr>
+        <w:t xml:space="preserve">Cover the result. Ask learners to name the </w:t>
+      </w:r>
+      <w:r>
+        <w:rPr>
+          <w:b/>
+        </w:rPr>
+        <w:t>input</w:t>
+      </w:r>
+      <w:r>
+        <w:rPr>
+          <w:b w:val="0"/>
+        </w:rPr>
+        <w:t xml:space="preserve">s and predict the next step. Uncover one step, connect the icon to the actual procedure, and explain its </w:t>
+      </w:r>
+      <w:r>
+        <w:rPr>
+          <w:b/>
+        </w:rPr>
+        <w:t>evidence</w:t>
+      </w:r>
+      <w:r>
+        <w:rPr>
+          <w:b w:val="0"/>
+        </w:rPr>
+        <w:t>. Then change the supplied condition and compare.</w:t>
       </w:r>
     </w:p>
     <w:p>
       <w:pPr>
-        <w:pStyle w:val="Heading3"/>
-      </w:pPr>
-      <w:r>
-        <w:t>Keep the stated limit</w:t>
+        <w:spacing w:line="336" w:lineRule="auto" w:after="180"/>
+      </w:pPr>
+      <w:r>
+        <w:rPr>
+          <w:b w:val="0"/>
+        </w:rPr>
+        <w:t>The picture is a representation; it does not document execution of a real AI model.</w:t>
       </w:r>
     </w:p>
     <w:p>
       <w:pPr>
-        <w:spacing w:line="336" w:lineRule="auto" w:after="180"/>
-        <w:shd w:fill="FFF5E6"/>
-      </w:pPr>
-      <w:r>
-        <w:rPr>
-          <w:b w:val="0"/>
-        </w:rPr>
-        <w:t>This fictional adult scenario is not approval for research with children; real oversight and applicable rules are separate requirements.</w:t>
+        <w:pStyle w:val="Heading1"/>
+      </w:pPr>
+      <w:r>
+        <w:t>03. Model a step,then remove help</w:t>
       </w:r>
     </w:p>
     <w:p>
-      <w:pPr>
-        <w:pStyle w:val="Heading3"/>
-      </w:pPr>
-      <w:r>
-        <w:t>Change one thing in the pictured case</w:t>
+      <w:r>
+        <w:t>Collect each learner’s reasoning before showing a key.</w:t>
       </w:r>
     </w:p>
     <w:p>
       <w:pPr>
-        <w:pStyle w:val="Heading3"/>
-      </w:pPr>
-      <w:r>
-        <w:t>Change one thing</w:t>
+        <w:pStyle w:val="Heading2"/>
+      </w:pPr>
+      <w:r>
+        <w:t>Current completion task and checked reasoning</w:t>
       </w:r>
     </w:p>
     <w:p>
       <w:pPr>
         <w:spacing w:line="336" w:lineRule="auto" w:after="180"/>
-        <w:shd w:fill="F5F1FB"/>
       </w:pPr>
       <w:r>
         <w:rPr>
           <w:b w:val="0"/>
         </w:rPr>
-        <w:t>Change: A new project requests the same drawings for an excluded purpose.</w:t>
+        <w:t>Completion task: Proposal automatically copies student essays into a study because they were submitted for grading. Show the intermediate steps and give the conclusion with its scope.</w:t>
       </w:r>
     </w:p>
     <w:p>
       <w:pPr>
-        <w:pStyle w:val="Heading3"/>
-      </w:pPr>
-      <w:r>
-        <w:t>Predicted result</w:t>
+        <w:spacing w:line="336" w:lineRule="auto" w:after="180"/>
+      </w:pPr>
+      <w:r>
+        <w:rPr>
+          <w:b w:val="0"/>
+        </w:rPr>
+        <w:t>Teacher check: Teacher explanation: The grading purpose does not establish research permission under the policy. Redesign around fictional data or obtain required review and voluntary permission before collection.</w:t>
       </w:r>
     </w:p>
     <w:p>
       <w:pPr>
         <w:spacing w:line="336" w:lineRule="auto" w:after="180"/>
-        <w:shd w:fill="F1F6FC"/>
-      </w:pPr>
+      </w:pPr>
+      <w:r>
+        <w:rPr>
+          <w:b w:val="0"/>
+        </w:rPr>
+        <w:t xml:space="preserve">Start by identifying the given </w:t>
+      </w:r>
       <w:r>
         <w:rPr>
           <w:b/>
         </w:rPr>
-        <w:t>Prediction</w:t>
+        <w:t>input</w:t>
       </w:r>
       <w:r>
         <w:rPr>
           <w:b w:val="0"/>
         </w:rPr>
-        <w:t xml:space="preserve">: Do not reuse them under the existing </w:t>
-      </w:r>
-      <w:r>
-        <w:rPr>
-          <w:b/>
-        </w:rPr>
-        <w:t>consent</w:t>
-      </w:r>
-      <w:r>
-        <w:rPr>
-          <w:b w:val="0"/>
-        </w:rPr>
-        <w:t>; seek the required new authorisation.</w:t>
+        <w:t>s together. Leave the intermediate steps blank. If needed, model one step, then withdraw that help on the next step. Move to a full trace only when the partial trace is understood.</w:t>
       </w:r>
     </w:p>
     <w:p>
       <w:pPr>
-        <w:pStyle w:val="Heading3"/>
-      </w:pPr>
-      <w:r>
-        <w:t>Why the result follows</w:t>
+        <w:spacing w:line="336" w:lineRule="auto" w:after="180"/>
+      </w:pPr>
+      <w:r>
+        <w:rPr>
+          <w:b w:val="0"/>
+        </w:rPr>
+        <w:t>For partners, alternate explainer and checker; collect a response from every learner before discussion.</w:t>
       </w:r>
     </w:p>
     <w:p>
       <w:pPr>
-        <w:spacing w:line="336" w:lineRule="auto" w:after="180"/>
-        <w:shd w:fill="F1F6FC"/>
-      </w:pPr>
-      <w:r>
-        <w:rPr>
-          <w:b w:val="0"/>
-        </w:rPr>
-        <w:t>Reason: The new purpose falls outside the stated agreement.</w:t>
+        <w:pStyle w:val="Heading2"/>
+      </w:pPr>
+      <w:r>
+        <w:t>Individual misconception check</w:t>
       </w:r>
     </w:p>
     <w:p>
       <w:pPr>
-        <w:pStyle w:val="Heading3"/>
-      </w:pPr>
-      <w:r>
-        <w:t>Ask while showing the picture</w:t>
+        <w:spacing w:line="336" w:lineRule="auto" w:after="180"/>
+      </w:pPr>
+      <w:r>
+        <w:rPr>
+          <w:b w:val="0"/>
+        </w:rPr>
+        <w:t xml:space="preserve">Use the worked case for Research ethics and </w:t>
+      </w:r>
+      <w:r>
+        <w:rPr>
+          <w:b/>
+        </w:rPr>
+        <w:t>consent</w:t>
+      </w:r>
+      <w:r>
+        <w:rPr>
+          <w:b w:val="0"/>
+        </w:rPr>
+        <w:t>. Proposed explanation: “The worked result establishes every future case”. Decide whether this explanation is supported.</w:t>
       </w:r>
     </w:p>
     <w:p>
       <w:pPr>
-        <w:pStyle w:val="Heading3"/>
-      </w:pPr>
-      <w:r>
-        <w:t>Ask while showing the picture · 5</w:t>
+        <w:spacing w:line="336" w:lineRule="auto" w:after="180"/>
+      </w:pPr>
+      <w:r>
+        <w:rPr>
+          <w:b w:val="0"/>
+        </w:rPr>
+        <w:t>Point to the step or supplied fact that decides; explain your repair if needed.</w:t>
       </w:r>
     </w:p>
     <w:p>
@@ -1731,31 +2862,7 @@
         <w:rPr>
           <w:b w:val="0"/>
         </w:rPr>
-        <w:t xml:space="preserve">Cover the result. Ask learners to name the </w:t>
-      </w:r>
-      <w:r>
-        <w:rPr>
-          <w:b/>
-        </w:rPr>
-        <w:t>input</w:t>
-      </w:r>
-      <w:r>
-        <w:rPr>
-          <w:b w:val="0"/>
-        </w:rPr>
-        <w:t xml:space="preserve">s and predict the next step. Uncover one step, connect the icon to the actual procedure, and explain its </w:t>
-      </w:r>
-      <w:r>
-        <w:rPr>
-          <w:b/>
-        </w:rPr>
-        <w:t>evidence</w:t>
-      </w:r>
-      <w:r>
-        <w:rPr>
-          <w:b w:val="0"/>
-        </w:rPr>
-        <w:t>. Then change the supplied condition and compare.</w:t>
+        <w:t>Expected correction: This classroom policy exercise does not determine real legal or institutional requirements.</w:t>
       </w:r>
     </w:p>
     <w:p>
@@ -1766,20 +2873,226 @@
         <w:rPr>
           <w:b w:val="0"/>
         </w:rPr>
-        <w:t>The picture is a representation; it does not document execution of a real AI model.</w:t>
+        <w:t>Collect explanations, not only yes/no votes. If a misunderstanding is common, re-model the relevant step for the class.</w:t>
       </w:r>
     </w:p>
     <w:p>
       <w:pPr>
-        <w:pStyle w:val="Heading1"/>
-      </w:pPr>
-      <w:r>
-        <w:t>03. Demonstrate and guide practice</w:t>
+        <w:spacing w:line="336" w:lineRule="auto" w:after="180"/>
+      </w:pPr>
+      <w:r>
+        <w:rPr>
+          <w:b w:val="0"/>
+        </w:rPr>
+        <w:t>If it affects a few learners, give a short targeted group explanation while others solve a more demanding variation.</w:t>
       </w:r>
     </w:p>
     <w:p>
-      <w:r>
-        <w:t>Demonstrate Research ethics and consent, reduce support deliberately and check individual reasoning before discussing answers.</w:t>
+      <w:pPr>
+        <w:pStyle w:val="Heading2"/>
+      </w:pPr>
+      <w:r>
+        <w:t>Pictured reasoning and changed case</w:t>
+      </w:r>
+    </w:p>
+    <w:p>
+      <w:pPr>
+        <w:spacing w:line="336" w:lineRule="auto" w:after="180"/>
+      </w:pPr>
+      <w:r>
+        <w:rPr>
+          <w:b w:val="0"/>
+        </w:rPr>
+        <w:t xml:space="preserve">Identify which uses the drawing </w:t>
+      </w:r>
+      <w:r>
+        <w:rPr>
+          <w:b/>
+        </w:rPr>
+        <w:t>consent</w:t>
+      </w:r>
+      <w:r>
+        <w:rPr>
+          <w:b w:val="0"/>
+        </w:rPr>
+        <w:t xml:space="preserve"> permits and excludes. Can the unrelated project reuse the drawings under this agreement, and what new authorisation would be needed?</w:t>
+      </w:r>
+    </w:p>
+    <w:p>
+      <w:pPr>
+        <w:spacing w:line="336" w:lineRule="auto" w:after="180"/>
+      </w:pPr>
+      <w:r>
+        <w:rPr>
+          <w:b w:val="0"/>
+        </w:rPr>
+        <w:t>Explain the drawing task and planned use before participation. Do not publish originals or transfer them to the unrelated project. Record permitted uses and the approved withdrawal procedure.</w:t>
+      </w:r>
+    </w:p>
+    <w:p>
+      <w:pPr>
+        <w:spacing w:line="336" w:lineRule="auto" w:after="180"/>
+      </w:pPr>
+      <w:r>
+        <w:rPr>
+          <w:b w:val="0"/>
+        </w:rPr>
+        <w:t xml:space="preserve">Changed case: Do not reuse them under the existing </w:t>
+      </w:r>
+      <w:r>
+        <w:rPr>
+          <w:b/>
+        </w:rPr>
+        <w:t>consent</w:t>
+      </w:r>
+      <w:r>
+        <w:rPr>
+          <w:b w:val="0"/>
+        </w:rPr>
+        <w:t>; seek the required new authorisation. The new purpose falls outside the stated agreement.</w:t>
+      </w:r>
+    </w:p>
+    <w:p>
+      <w:pPr>
+        <w:spacing w:line="336" w:lineRule="auto" w:after="180"/>
+      </w:pPr>
+      <w:r>
+        <w:rPr>
+          <w:b w:val="0"/>
+        </w:rPr>
+        <w:t xml:space="preserve">Changed-case reasoning: Do not reuse them under the existing </w:t>
+      </w:r>
+      <w:r>
+        <w:rPr>
+          <w:b/>
+        </w:rPr>
+        <w:t>consent</w:t>
+      </w:r>
+      <w:r>
+        <w:rPr>
+          <w:b w:val="0"/>
+        </w:rPr>
+        <w:t>; seek the required new authorisation. The new purpose falls outside the stated agreement.</w:t>
+      </w:r>
+    </w:p>
+    <w:p>
+      <w:pPr>
+        <w:spacing w:line="336" w:lineRule="auto" w:after="180"/>
+      </w:pPr>
+      <w:r>
+        <w:rPr>
+          <w:b w:val="0"/>
+        </w:rPr>
+        <w:t xml:space="preserve">Collect each learner’s explanation before discussion. Use the first missing connection between </w:t>
+      </w:r>
+      <w:r>
+        <w:rPr>
+          <w:b/>
+        </w:rPr>
+        <w:t>input</w:t>
+      </w:r>
+      <w:r>
+        <w:rPr>
+          <w:b w:val="0"/>
+        </w:rPr>
+        <w:t xml:space="preserve">, deciding step and result to choose support. This question is worked-case practice, not fresh mastery </w:t>
+      </w:r>
+      <w:r>
+        <w:rPr>
+          <w:b/>
+        </w:rPr>
+        <w:t>evidence</w:t>
+      </w:r>
+      <w:r>
+        <w:rPr>
+          <w:b w:val="0"/>
+        </w:rPr>
+        <w:t>.</w:t>
+      </w:r>
+    </w:p>
+    <w:p>
+      <w:pPr>
+        <w:pStyle w:val="Heading2"/>
+      </w:pPr>
+      <w:r>
+        <w:t>Accessible support and extension</w:t>
+      </w:r>
+    </w:p>
+    <w:p>
+      <w:pPr>
+        <w:spacing w:line="336" w:lineRule="auto" w:after="180"/>
+      </w:pPr>
+      <w:r>
+        <w:rPr>
+          <w:b w:val="0"/>
+        </w:rPr>
+        <w:t xml:space="preserve">Use the worked example in Sections 3 and 6. Collect a </w:t>
+      </w:r>
+      <w:r>
+        <w:rPr>
+          <w:b/>
+        </w:rPr>
+        <w:t>prediction</w:t>
+      </w:r>
+      <w:r>
+        <w:rPr>
+          <w:b w:val="0"/>
+        </w:rPr>
+        <w:t xml:space="preserve"> before revealing its result; ask the learner to point to each intermediate fact.</w:t>
+      </w:r>
+    </w:p>
+    <w:p>
+      <w:pPr>
+        <w:spacing w:line="336" w:lineRule="auto" w:after="180"/>
+      </w:pPr>
+      <w:r>
+        <w:rPr>
+          <w:b w:val="0"/>
+        </w:rPr>
+        <w:t xml:space="preserve">Provide an </w:t>
+      </w:r>
+      <w:r>
+        <w:rPr>
+          <w:b/>
+        </w:rPr>
+        <w:t>input</w:t>
+      </w:r>
+      <w:r>
+        <w:rPr>
+          <w:b w:val="0"/>
+        </w:rPr>
+        <w:t>/procedure/result/limit frame and a calculator when needed. Ask students to identify the first step before completing the whole trace.</w:t>
+      </w:r>
+    </w:p>
+    <w:p>
+      <w:pPr>
+        <w:spacing w:line="336" w:lineRule="auto" w:after="180"/>
+      </w:pPr>
+      <w:r>
+        <w:rPr>
+          <w:b w:val="0"/>
+        </w:rPr>
+        <w:t xml:space="preserve">Extension: compare two concrete variants of this </w:t>
+      </w:r>
+      <w:r>
+        <w:rPr>
+          <w:b/>
+        </w:rPr>
+        <w:t>mechanism</w:t>
+      </w:r>
+      <w:r>
+        <w:rPr>
+          <w:b w:val="0"/>
+        </w:rPr>
+        <w:t xml:space="preserve"> while holding unrelated conditions fixed; report both successful and unsuccessful outcomes.</w:t>
+      </w:r>
+    </w:p>
+    <w:p>
+      <w:pPr>
+        <w:pStyle w:val="Heading2"/>
+      </w:pPr>
+      <w:r>
+        <w:t>Earlier wording, alternatives and picture transcripts · reference / check after trying</w:t>
       </w:r>
     </w:p>
     <w:tbl>
@@ -1996,71 +3309,26 @@
     </w:tbl>
     <w:p>
       <w:pPr>
-        <w:spacing w:line="336" w:lineRule="auto" w:after="180"/>
-      </w:pPr>
-      <w:r>
-        <w:rPr>
-          <w:b w:val="0"/>
-        </w:rPr>
-        <w:t xml:space="preserve">Use the worked example in Sections 3 and 6. Collect a </w:t>
-      </w:r>
-      <w:r>
-        <w:rPr>
-          <w:b/>
-        </w:rPr>
-        <w:t>prediction</w:t>
-      </w:r>
-      <w:r>
-        <w:rPr>
-          <w:b w:val="0"/>
-        </w:rPr>
-        <w:t xml:space="preserve"> before revealing its result; ask the learner to point to each intermediate fact.</w:t>
+        <w:pStyle w:val="Heading3"/>
+      </w:pPr>
+      <w:r>
+        <w:t>Reduce help deliberately</w:t>
       </w:r>
     </w:p>
     <w:p>
       <w:pPr>
-        <w:spacing w:line="336" w:lineRule="auto" w:after="180"/>
-      </w:pPr>
-      <w:r>
-        <w:rPr>
-          <w:b w:val="0"/>
-        </w:rPr>
-        <w:t xml:space="preserve">Provide an </w:t>
-      </w:r>
-      <w:r>
-        <w:rPr>
-          <w:b/>
-        </w:rPr>
-        <w:t>input</w:t>
-      </w:r>
-      <w:r>
-        <w:rPr>
-          <w:b w:val="0"/>
-        </w:rPr>
-        <w:t>/procedure/result/limit frame and a calculator when needed. Ask students to identify the first step before completing the whole trace.</w:t>
+        <w:pStyle w:val="Heading3"/>
+      </w:pPr>
+      <w:r>
+        <w:t>Individual reasoning check</w:t>
       </w:r>
     </w:p>
     <w:p>
       <w:pPr>
-        <w:spacing w:line="336" w:lineRule="auto" w:after="180"/>
-      </w:pPr>
-      <w:r>
-        <w:rPr>
-          <w:b w:val="0"/>
-        </w:rPr>
-        <w:t xml:space="preserve">Extension: compare two concrete variants of this </w:t>
-      </w:r>
-      <w:r>
-        <w:rPr>
-          <w:b/>
-        </w:rPr>
-        <w:t>mechanism</w:t>
-      </w:r>
-      <w:r>
-        <w:rPr>
-          <w:b w:val="0"/>
-        </w:rPr>
-        <w:t xml:space="preserve"> while holding unrelated conditions fixed; report both successful and unsuccessful outcomes.</w:t>
+        <w:pStyle w:val="Heading3"/>
+      </w:pPr>
+      <w:r>
+        <w:t>Pictorial practice question</w:t>
       </w:r>
     </w:p>
     <w:p>
@@ -2068,70 +3336,47 @@
         <w:pStyle w:val="Heading3"/>
       </w:pPr>
       <w:r>
-        <w:t>Reduce help deliberately</w:t>
+        <w:t>Reasoned teacher answer</w:t>
       </w:r>
     </w:p>
     <w:p>
       <w:pPr>
-        <w:pStyle w:val="Heading3"/>
-      </w:pPr>
-      <w:r>
-        <w:t>Completion practice</w:t>
+        <w:pStyle w:val="Heading1"/>
+      </w:pPr>
+      <w:r>
+        <w:t>04. Run the complete supplied investigation</w:t>
       </w:r>
     </w:p>
     <w:p>
-      <w:pPr>
-        <w:spacing w:line="336" w:lineRule="auto" w:after="180"/>
-        <w:shd w:fill="F5F1FB"/>
-      </w:pPr>
-      <w:r>
-        <w:rPr>
-          <w:b w:val="0"/>
-        </w:rPr>
-        <w:t>Completion task: Proposal automatically copies student essays into a study because they were submitted for grading. Show the intermediate steps and give the conclusion with its scope.</w:t>
+      <w:r>
+        <w:t>Separate predictions,actual runs and paper traces.</w:t>
       </w:r>
     </w:p>
     <w:p>
       <w:pPr>
-        <w:pStyle w:val="Heading3"/>
-      </w:pPr>
-      <w:r>
-        <w:t>Reasoning to listen for</w:t>
+        <w:pStyle w:val="Heading2"/>
+      </w:pPr>
+      <w:r>
+        <w:t>Complete inputs,expected results and limits</w:t>
       </w:r>
     </w:p>
     <w:p>
       <w:pPr>
         <w:spacing w:line="336" w:lineRule="auto" w:after="180"/>
-        <w:shd w:fill="F1F6FC"/>
       </w:pPr>
       <w:r>
         <w:rPr>
           <w:b w:val="0"/>
         </w:rPr>
-        <w:t>Teacher check: Teacher explanation: The grading purpose does not establish research permission under the policy. Redesign around fictional data or obtain required review and voluntary permission before collection.</w:t>
+        <w:t>Main grading access does not establish research permission. Picture exclusions remain binding under the stated agreement; new requests do not supply authorization. Independent proposal fails affirmative opt-in and voluntary refusal without penalty. Require fictional substitutes here and a proposed review/permission process rather than claims of actual consent, completed approval or real recruitment.</w:t>
       </w:r>
     </w:p>
     <w:p>
       <w:pPr>
-        <w:spacing w:line="336" w:lineRule="auto" w:after="180"/>
-      </w:pPr>
-      <w:r>
-        <w:rPr>
-          <w:b w:val="0"/>
-        </w:rPr>
-        <w:t xml:space="preserve">Start by identifying the given </w:t>
-      </w:r>
-      <w:r>
-        <w:rPr>
-          <w:b/>
-        </w:rPr>
-        <w:t>input</w:t>
-      </w:r>
-      <w:r>
-        <w:rPr>
-          <w:b w:val="0"/>
-        </w:rPr>
-        <w:t>s together. Leave the intermediate steps blank. If needed, model one step, then withdraw that help on the next step. Move to a full trace only when the partial trace is understood.</w:t>
+        <w:pStyle w:val="Heading2"/>
+      </w:pPr>
+      <w:r>
+        <w:t>Diagnose the current misconceptions</w:t>
       </w:r>
     </w:p>
     <w:p>
@@ -2142,15 +3387,42 @@
         <w:rPr>
           <w:b w:val="0"/>
         </w:rPr>
-        <w:t>For partners, alternate explainer and checker; collect a response from every learner before discussion.</w:t>
+        <w:t>The worked result establishes every future case: This classroom policy exercise does not determine real legal or institutional requirements.</w:t>
       </w:r>
     </w:p>
     <w:p>
       <w:pPr>
-        <w:pStyle w:val="Heading3"/>
-      </w:pPr>
-      <w:r>
-        <w:t>Individual reasoning check</w:t>
+        <w:spacing w:line="336" w:lineRule="auto" w:after="180"/>
+      </w:pPr>
+      <w:r>
+        <w:rPr>
+          <w:b w:val="0"/>
+        </w:rPr>
+        <w:t xml:space="preserve">A missing </w:t>
+      </w:r>
+      <w:r>
+        <w:rPr>
+          <w:b/>
+        </w:rPr>
+        <w:t>input</w:t>
+      </w:r>
+      <w:r>
+        <w:rPr>
+          <w:b w:val="0"/>
+        </w:rPr>
+        <w:t xml:space="preserve"> may be replaced without recording the change: A replacement changes the </w:t>
+      </w:r>
+      <w:r>
+        <w:rPr>
+          <w:b/>
+        </w:rPr>
+        <w:t>evidence</w:t>
+      </w:r>
+      <w:r>
+        <w:rPr>
+          <w:b w:val="0"/>
+        </w:rPr>
+        <w:t xml:space="preserve"> or contract. Record the change and its justification; do not silently turn unknown into a measured value.</w:t>
       </w:r>
     </w:p>
     <w:p>
@@ -2161,19 +3433,19 @@
         <w:rPr>
           <w:b w:val="0"/>
         </w:rPr>
-        <w:t xml:space="preserve">Use the worked case for Research ethics and </w:t>
+        <w:t xml:space="preserve">Repeating an assessed case is new independent </w:t>
       </w:r>
       <w:r>
         <w:rPr>
           <w:b/>
         </w:rPr>
-        <w:t>consent</w:t>
+        <w:t>evidence</w:t>
       </w:r>
       <w:r>
         <w:rPr>
           <w:b w:val="0"/>
         </w:rPr>
-        <w:t>. Proposed explanation: “The worked result establishes every future case”. Decide whether this explanation is supported.</w:t>
+        <w:t>: A replay checks consistency. An example used for feedback or revision cannot later be described as untouched final evaluation.</w:t>
       </w:r>
     </w:p>
     <w:p>
@@ -2184,306 +3456,39 @@
         <w:rPr>
           <w:b w:val="0"/>
         </w:rPr>
-        <w:t>Point to the step or supplied fact that decides; explain your repair if needed.</w:t>
+        <w:t xml:space="preserve">Use Section 9 for the </w:t>
+      </w:r>
+      <w:r>
+        <w:rPr>
+          <w:b/>
+        </w:rPr>
+        <w:t>evidence</w:t>
+      </w:r>
+      <w:r>
+        <w:rPr>
+          <w:b w:val="0"/>
+        </w:rPr>
+        <w:t xml:space="preserve"> ledger. Add a boundary or missing-</w:t>
+      </w:r>
+      <w:r>
+        <w:rPr>
+          <w:b/>
+        </w:rPr>
+        <w:t>input</w:t>
+      </w:r>
+      <w:r>
+        <w:rPr>
+          <w:b w:val="0"/>
+        </w:rPr>
+        <w:t xml:space="preserve"> case and record the expected response before checking. More successful repeats of one case do not establish wider coverage.</w:t>
       </w:r>
     </w:p>
     <w:p>
       <w:pPr>
-        <w:pStyle w:val="Heading3"/>
-      </w:pPr>
-      <w:r>
-        <w:t>Expected repair</w:t>
-      </w:r>
-    </w:p>
-    <w:p>
-      <w:pPr>
-        <w:spacing w:line="336" w:lineRule="auto" w:after="180"/>
-        <w:shd w:fill="F1F6FC"/>
-      </w:pPr>
-      <w:r>
-        <w:rPr>
-          <w:b w:val="0"/>
-        </w:rPr>
-        <w:t>Expected correction: This classroom policy exercise does not determine real legal or institutional requirements.</w:t>
-      </w:r>
-    </w:p>
-    <w:p>
-      <w:pPr>
-        <w:spacing w:line="336" w:lineRule="auto" w:after="180"/>
-      </w:pPr>
-      <w:r>
-        <w:rPr>
-          <w:b w:val="0"/>
-        </w:rPr>
-        <w:t>Collect explanations, not only yes/no votes. If a misunderstanding is common, re-model the relevant step for the class.</w:t>
-      </w:r>
-    </w:p>
-    <w:p>
-      <w:pPr>
-        <w:spacing w:line="336" w:lineRule="auto" w:after="180"/>
-      </w:pPr>
-      <w:r>
-        <w:rPr>
-          <w:b w:val="0"/>
-        </w:rPr>
-        <w:t>If it affects a few learners, give a short targeted group explanation while others solve a more demanding variation.</w:t>
-      </w:r>
-    </w:p>
-    <w:p>
-      <w:pPr>
-        <w:pStyle w:val="Heading3"/>
-      </w:pPr>
-      <w:r>
-        <w:t>Pictorial practice question</w:t>
-      </w:r>
-    </w:p>
-    <w:p>
-      <w:pPr>
-        <w:spacing w:line="336" w:lineRule="auto" w:after="180"/>
-        <w:shd w:fill="F5F1FB"/>
-      </w:pPr>
-      <w:r>
-        <w:rPr>
-          <w:b w:val="0"/>
-        </w:rPr>
-        <w:t xml:space="preserve">Identify which uses the drawing </w:t>
-      </w:r>
-      <w:r>
-        <w:rPr>
-          <w:b/>
-        </w:rPr>
-        <w:t>consent</w:t>
-      </w:r>
-      <w:r>
-        <w:rPr>
-          <w:b w:val="0"/>
-        </w:rPr>
-        <w:t xml:space="preserve"> permits and excludes. Can the unrelated project reuse the drawings under this agreement, and what new authorisation would be needed?</w:t>
-      </w:r>
-    </w:p>
-    <w:p>
-      <w:pPr>
-        <w:pStyle w:val="Heading3"/>
-      </w:pPr>
-      <w:r>
-        <w:t>Reasoned teacher answer</w:t>
-      </w:r>
-    </w:p>
-    <w:p>
-      <w:pPr>
-        <w:spacing w:line="336" w:lineRule="auto" w:after="180"/>
-      </w:pPr>
-      <w:r>
-        <w:rPr>
-          <w:b w:val="0"/>
-        </w:rPr>
-        <w:t>Explain the drawing task and planned use before participation. Do not publish originals or transfer them to the unrelated project. Record permitted uses and the approved withdrawal procedure.</w:t>
-      </w:r>
-    </w:p>
-    <w:p>
-      <w:pPr>
-        <w:spacing w:line="336" w:lineRule="auto" w:after="180"/>
-      </w:pPr>
-      <w:r>
-        <w:rPr>
-          <w:b w:val="0"/>
-        </w:rPr>
-        <w:t xml:space="preserve">Changed case: Do not reuse them under the existing </w:t>
-      </w:r>
-      <w:r>
-        <w:rPr>
-          <w:b/>
-        </w:rPr>
-        <w:t>consent</w:t>
-      </w:r>
-      <w:r>
-        <w:rPr>
-          <w:b w:val="0"/>
-        </w:rPr>
-        <w:t>; seek the required new authorisation. The new purpose falls outside the stated agreement.</w:t>
-      </w:r>
-    </w:p>
-    <w:p>
-      <w:pPr>
-        <w:spacing w:line="336" w:lineRule="auto" w:after="180"/>
-      </w:pPr>
-      <w:r>
-        <w:rPr>
-          <w:b w:val="0"/>
-        </w:rPr>
-        <w:t xml:space="preserve">Changed-case reasoning: Do not reuse them under the existing </w:t>
-      </w:r>
-      <w:r>
-        <w:rPr>
-          <w:b/>
-        </w:rPr>
-        <w:t>consent</w:t>
-      </w:r>
-      <w:r>
-        <w:rPr>
-          <w:b w:val="0"/>
-        </w:rPr>
-        <w:t>; seek the required new authorisation. The new purpose falls outside the stated agreement.</w:t>
-      </w:r>
-    </w:p>
-    <w:p>
-      <w:pPr>
-        <w:spacing w:line="336" w:lineRule="auto" w:after="180"/>
-      </w:pPr>
-      <w:r>
-        <w:rPr>
-          <w:b w:val="0"/>
-        </w:rPr>
-        <w:t xml:space="preserve">Collect each learner’s explanation before discussion. Use the first missing connection between </w:t>
-      </w:r>
-      <w:r>
-        <w:rPr>
-          <w:b/>
-        </w:rPr>
-        <w:t>input</w:t>
-      </w:r>
-      <w:r>
-        <w:rPr>
-          <w:b w:val="0"/>
-        </w:rPr>
-        <w:t xml:space="preserve">, deciding step and result to choose support. This question is worked-case practice, not fresh mastery </w:t>
-      </w:r>
-      <w:r>
-        <w:rPr>
-          <w:b/>
-        </w:rPr>
-        <w:t>evidence</w:t>
-      </w:r>
-      <w:r>
-        <w:rPr>
-          <w:b w:val="0"/>
-        </w:rPr>
-        <w:t>.</w:t>
-      </w:r>
-    </w:p>
-    <w:p>
-      <w:pPr>
-        <w:pStyle w:val="Heading1"/>
-      </w:pPr>
-      <w:r>
-        <w:t>04. Run the investigation and diagnose misconceptions</w:t>
-      </w:r>
-    </w:p>
-    <w:p>
-      <w:r>
-        <w:t>Run the Research ethics and consent investigation and use the first unsupported step to choose a teaching response.</w:t>
-      </w:r>
-    </w:p>
-    <w:p>
-      <w:pPr>
-        <w:spacing w:line="336" w:lineRule="auto" w:after="180"/>
-      </w:pPr>
-      <w:r>
-        <w:rPr>
-          <w:b w:val="0"/>
-        </w:rPr>
-        <w:t>The worked result establishes every future case: This classroom policy exercise does not determine real legal or institutional requirements.</w:t>
-      </w:r>
-    </w:p>
-    <w:p>
-      <w:pPr>
-        <w:spacing w:line="336" w:lineRule="auto" w:after="180"/>
-      </w:pPr>
-      <w:r>
-        <w:rPr>
-          <w:b w:val="0"/>
-        </w:rPr>
-        <w:t xml:space="preserve">A missing </w:t>
-      </w:r>
-      <w:r>
-        <w:rPr>
-          <w:b/>
-        </w:rPr>
-        <w:t>input</w:t>
-      </w:r>
-      <w:r>
-        <w:rPr>
-          <w:b w:val="0"/>
-        </w:rPr>
-        <w:t xml:space="preserve"> may be replaced without recording the change: A replacement changes the </w:t>
-      </w:r>
-      <w:r>
-        <w:rPr>
-          <w:b/>
-        </w:rPr>
-        <w:t>evidence</w:t>
-      </w:r>
-      <w:r>
-        <w:rPr>
-          <w:b w:val="0"/>
-        </w:rPr>
-        <w:t xml:space="preserve"> or contract. Record the change and its justification; do not silently turn unknown into a measured value.</w:t>
-      </w:r>
-    </w:p>
-    <w:p>
-      <w:pPr>
-        <w:spacing w:line="336" w:lineRule="auto" w:after="180"/>
-      </w:pPr>
-      <w:r>
-        <w:rPr>
-          <w:b w:val="0"/>
-        </w:rPr>
-        <w:t xml:space="preserve">Repeating an assessed case is new independent </w:t>
-      </w:r>
-      <w:r>
-        <w:rPr>
-          <w:b/>
-        </w:rPr>
-        <w:t>evidence</w:t>
-      </w:r>
-      <w:r>
-        <w:rPr>
-          <w:b w:val="0"/>
-        </w:rPr>
-        <w:t>: A replay checks consistency. An example used for feedback or revision cannot later be described as untouched final evaluation.</w:t>
-      </w:r>
-    </w:p>
-    <w:p>
-      <w:pPr>
-        <w:spacing w:line="336" w:lineRule="auto" w:after="180"/>
-      </w:pPr>
-      <w:r>
-        <w:rPr>
-          <w:b w:val="0"/>
-        </w:rPr>
-        <w:t xml:space="preserve">Use Section 9 for the </w:t>
-      </w:r>
-      <w:r>
-        <w:rPr>
-          <w:b/>
-        </w:rPr>
-        <w:t>evidence</w:t>
-      </w:r>
-      <w:r>
-        <w:rPr>
-          <w:b w:val="0"/>
-        </w:rPr>
-        <w:t xml:space="preserve"> ledger. Add a boundary or missing-</w:t>
-      </w:r>
-      <w:r>
-        <w:rPr>
-          <w:b/>
-        </w:rPr>
-        <w:t>input</w:t>
-      </w:r>
-      <w:r>
-        <w:rPr>
-          <w:b w:val="0"/>
-        </w:rPr>
-        <w:t xml:space="preserve"> case and record the expected response before checking. More successful repeats of one case do not establish wider coverage.</w:t>
-      </w:r>
-    </w:p>
-    <w:p>
-      <w:pPr>
-        <w:pStyle w:val="Heading3"/>
-      </w:pPr>
-      <w:r>
-        <w:t>Match the support to the first error</w:t>
+        <w:pStyle w:val="Heading2"/>
+      </w:pPr>
+      <w:r>
+        <w:t>Choose accessible support</w:t>
       </w:r>
     </w:p>
     <w:tbl>
@@ -2656,45 +3661,39 @@
     </w:p>
     <w:p>
       <w:pPr>
-        <w:pStyle w:val="Heading1"/>
-      </w:pPr>
-      <w:r>
-        <w:t>05. Assess and explain the answers</w:t>
+        <w:pStyle w:val="Heading2"/>
+      </w:pPr>
+      <w:r>
+        <w:t>Earlier wording, alternatives and picture transcripts · reference / check after trying</w:t>
       </w:r>
     </w:p>
     <w:p>
-      <w:r>
-        <w:t>Use the Research ethics and consent questions, teacher keys and criteria after the relevant attempts. Previously discussed cases are practice; protect the separately selected independent task.</w:t>
+      <w:pPr>
+        <w:pStyle w:val="Heading3"/>
+      </w:pPr>
+      <w:r>
+        <w:t>Match the support to the first error</w:t>
       </w:r>
     </w:p>
     <w:p>
       <w:pPr>
-        <w:pStyle w:val="Heading3"/>
-      </w:pPr>
-      <w:r>
-        <w:t>Guided and exit questions</w:t>
+        <w:pStyle w:val="Heading1"/>
+      </w:pPr>
+      <w:r>
+        <w:t>05. Assess the new research scenario</w:t>
       </w:r>
     </w:p>
     <w:p>
-      <w:pPr>
-        <w:spacing w:line="336" w:lineRule="auto" w:after="180"/>
-      </w:pPr>
-      <w:r>
-        <w:rPr>
-          <w:b w:val="0"/>
-        </w:rPr>
-        <w:t>Guided: The grading purpose does not establish research permission under the policy. Redesign around fictional data or obtain required review and voluntary permission before collection.</w:t>
+      <w:r>
+        <w:t>Keep the selected answer private until after a first attempt.</w:t>
       </w:r>
     </w:p>
     <w:p>
       <w:pPr>
-        <w:spacing w:line="336" w:lineRule="auto" w:after="180"/>
-      </w:pPr>
-      <w:r>
-        <w:rPr>
-          <w:b w:val="0"/>
-        </w:rPr>
-        <w:t>Qualification: This classroom policy exercise does not determine real legal or institutional requirements.</w:t>
+        <w:pStyle w:val="Heading2"/>
+      </w:pPr>
+      <w:r>
+        <w:t>Selected independent task and checked answer</w:t>
       </w:r>
     </w:p>
     <w:p>
@@ -2705,535 +3704,26 @@
         <w:rPr>
           <w:b w:val="0"/>
         </w:rPr>
-        <w:t xml:space="preserve">Exit: accept a concrete variation with its predicted outcome and a stated condition that would challenge the </w:t>
-      </w:r>
-      <w:r>
-        <w:rPr>
-          <w:b/>
-        </w:rPr>
-        <w:t>mechanism</w:t>
-      </w:r>
-      <w:r>
-        <w:rPr>
-          <w:b w:val="0"/>
-        </w:rPr>
-        <w:t xml:space="preserve">; reject a claim resting on unmeasured </w:t>
-      </w:r>
-      <w:r>
-        <w:rPr>
-          <w:b/>
-        </w:rPr>
-        <w:t>evidence</w:t>
-      </w:r>
-      <w:r>
-        <w:rPr>
-          <w:b w:val="0"/>
-        </w:rPr>
-        <w:t>.</w:t>
+        <w:t>Selected case: A fictional policy requires opt-in; proposal treats silence as agreement and grades participation. Audit.</w:t>
       </w:r>
     </w:p>
     <w:p>
       <w:pPr>
-        <w:pStyle w:val="Heading3"/>
-      </w:pPr>
-      <w:r>
-        <w:t>W1 Explain the mechanism</w:t>
+        <w:spacing w:line="336" w:lineRule="auto" w:after="180"/>
+      </w:pPr>
+      <w:r>
+        <w:rPr>
+          <w:b w:val="0"/>
+        </w:rPr>
+        <w:t>Teacher explanation: Silence is not opt-in; grading participation undermines voluntariness. Use non-participation without penalty and required review.</w:t>
       </w:r>
     </w:p>
     <w:p>
       <w:pPr>
-        <w:pStyle w:val="Heading3"/>
-      </w:pPr>
-      <w:r>
-        <w:t>Workbook question · W1</w:t>
-      </w:r>
-    </w:p>
-    <w:p>
-      <w:pPr>
-        <w:spacing w:line="336" w:lineRule="auto" w:after="180"/>
-        <w:shd w:fill="F5F1FB"/>
-      </w:pPr>
-      <w:r>
-        <w:rPr>
-          <w:b w:val="0"/>
-        </w:rPr>
-        <w:t xml:space="preserve">Explain the weekly </w:t>
-      </w:r>
-      <w:r>
-        <w:rPr>
-          <w:b/>
-        </w:rPr>
-        <w:t>mechanism</w:t>
-      </w:r>
-      <w:r>
-        <w:rPr>
-          <w:b w:val="0"/>
-        </w:rPr>
-        <w:t xml:space="preserve"> in your own words. Use the worked scenario to name its </w:t>
-      </w:r>
-      <w:r>
-        <w:rPr>
-          <w:b/>
-        </w:rPr>
-        <w:t>input</w:t>
-      </w:r>
-      <w:r>
-        <w:rPr>
-          <w:b w:val="0"/>
-        </w:rPr>
-        <w:t xml:space="preserve">, decision rule and </w:t>
-      </w:r>
-      <w:r>
-        <w:rPr>
-          <w:b/>
-        </w:rPr>
-        <w:t>output</w:t>
-      </w:r>
-      <w:r>
-        <w:rPr>
-          <w:b w:val="0"/>
-        </w:rPr>
-        <w:t>.</w:t>
-      </w:r>
-    </w:p>
-    <w:p>
-      <w:pPr>
-        <w:pStyle w:val="Heading3"/>
-      </w:pPr>
-      <w:r>
-        <w:t>Teacher reasoning · W1</w:t>
-      </w:r>
-    </w:p>
-    <w:p>
-      <w:pPr>
-        <w:spacing w:line="336" w:lineRule="auto" w:after="180"/>
-        <w:shd w:fill="F1F6FC"/>
-      </w:pPr>
-      <w:r>
-        <w:rPr>
-          <w:b w:val="0"/>
-        </w:rPr>
-        <w:t>Teacher explanation: Research ethics considers purpose, burden, voluntary participation and consequences. Approval to teach does not automatically authorise a research data collection. Use fictional records for this course.</w:t>
-      </w:r>
-    </w:p>
-    <w:p>
-      <w:pPr>
-        <w:spacing w:line="336" w:lineRule="auto" w:after="180"/>
-        <w:shd w:fill="F1F6FC"/>
-      </w:pPr>
-      <w:r>
-        <w:rPr>
-          <w:b w:val="0"/>
-        </w:rPr>
-        <w:t xml:space="preserve">For the supplied classroom policy, a real study needs responsible review, plain-language purpose, opt-in </w:t>
-      </w:r>
-      <w:r>
-        <w:rPr>
-          <w:b/>
-        </w:rPr>
-        <w:t>consent</w:t>
-      </w:r>
-      <w:r>
-        <w:rPr>
-          <w:b w:val="0"/>
-        </w:rPr>
-        <w:t xml:space="preserve"> and withdrawal handling before collection. Do not implement real recruitment in this exercise.</w:t>
-      </w:r>
-    </w:p>
-    <w:p>
-      <w:pPr>
-        <w:pStyle w:val="Heading3"/>
-      </w:pPr>
-      <w:r>
-        <w:t>W2 Trace the worked case</w:t>
-      </w:r>
-    </w:p>
-    <w:p>
-      <w:pPr>
-        <w:pStyle w:val="Heading3"/>
-      </w:pPr>
-      <w:r>
-        <w:t>Workbook question · W2</w:t>
-      </w:r>
-    </w:p>
-    <w:p>
-      <w:pPr>
-        <w:spacing w:line="336" w:lineRule="auto" w:after="180"/>
-        <w:shd w:fill="F5F1FB"/>
-      </w:pPr>
-      <w:r>
-        <w:rPr>
-          <w:b w:val="0"/>
-        </w:rPr>
-        <w:t>Proposal automatically copies student essays into a study because they were submitted for grading. Show the intermediate steps and give the conclusion with its scope.</w:t>
-      </w:r>
-    </w:p>
-    <w:p>
-      <w:pPr>
-        <w:pStyle w:val="Heading3"/>
-      </w:pPr>
-      <w:r>
-        <w:t>Teacher reasoning · W2</w:t>
-      </w:r>
-    </w:p>
-    <w:p>
-      <w:pPr>
-        <w:spacing w:line="336" w:lineRule="auto" w:after="180"/>
-        <w:shd w:fill="F1F6FC"/>
-      </w:pPr>
-      <w:r>
-        <w:rPr>
-          <w:b w:val="0"/>
-        </w:rPr>
-        <w:t>Teacher explanation: The grading purpose does not establish research permission under the policy. Redesign around fictional data or obtain required review and voluntary permission before collection.</w:t>
-      </w:r>
-    </w:p>
-    <w:p>
-      <w:pPr>
-        <w:pStyle w:val="Heading3"/>
-      </w:pPr>
-      <w:r>
-        <w:t>W3 Audit the limit</w:t>
-      </w:r>
-    </w:p>
-    <w:p>
-      <w:pPr>
-        <w:pStyle w:val="Heading3"/>
-      </w:pPr>
-      <w:r>
-        <w:t>Workbook question · W3</w:t>
-      </w:r>
-    </w:p>
-    <w:p>
-      <w:pPr>
-        <w:spacing w:line="336" w:lineRule="auto" w:after="180"/>
-        <w:shd w:fill="F5F1FB"/>
-      </w:pPr>
-      <w:r>
-        <w:rPr>
-          <w:b w:val="0"/>
-        </w:rPr>
-        <w:t>A report omits this qualification: This classroom policy exercise does not determine real legal or institutional requirements. Explain how omitting it could change a reader's interpretation, and write an accurate replacement.</w:t>
-      </w:r>
-    </w:p>
-    <w:p>
-      <w:pPr>
-        <w:pStyle w:val="Heading3"/>
-      </w:pPr>
-      <w:r>
-        <w:t>Teacher reasoning · W3</w:t>
-      </w:r>
-    </w:p>
-    <w:p>
-      <w:pPr>
-        <w:spacing w:line="336" w:lineRule="auto" w:after="180"/>
-        <w:shd w:fill="F1F6FC"/>
-      </w:pPr>
-      <w:r>
-        <w:rPr>
-          <w:b w:val="0"/>
-        </w:rPr>
-        <w:t>Teacher explanation: This classroom policy exercise does not determine real legal or institutional requirements.</w:t>
-      </w:r>
-    </w:p>
-    <w:p>
-      <w:pPr>
-        <w:spacing w:line="336" w:lineRule="auto" w:after="180"/>
-        <w:shd w:fill="F1F6FC"/>
-      </w:pPr>
-      <w:r>
-        <w:rPr>
-          <w:b w:val="0"/>
-        </w:rPr>
-        <w:t xml:space="preserve">State the observed result separately from the unverified or out-of-scope claim; preserve the original </w:t>
-      </w:r>
-      <w:r>
-        <w:rPr>
-          <w:b/>
-        </w:rPr>
-        <w:t>evidence</w:t>
-      </w:r>
-      <w:r>
-        <w:rPr>
-          <w:b w:val="0"/>
-        </w:rPr>
-        <w:t xml:space="preserve"> rather than inventing a missing fact.</w:t>
-      </w:r>
-    </w:p>
-    <w:p>
-      <w:pPr>
-        <w:pStyle w:val="Heading3"/>
-      </w:pPr>
-      <w:r>
-        <w:t>W4 Apply a new case independently</w:t>
-      </w:r>
-    </w:p>
-    <w:p>
-      <w:pPr>
-        <w:pStyle w:val="Heading3"/>
-      </w:pPr>
-      <w:r>
-        <w:t>Workbook question · W4</w:t>
-      </w:r>
-    </w:p>
-    <w:p>
-      <w:pPr>
-        <w:spacing w:line="336" w:lineRule="auto" w:after="180"/>
-        <w:shd w:fill="F5F1FB"/>
-      </w:pPr>
-      <w:r>
-        <w:rPr>
-          <w:b w:val="0"/>
-        </w:rPr>
-        <w:t>A fictional policy requires opt-in; proposal treats silence as agreement and grades participation. Audit.</w:t>
-      </w:r>
-    </w:p>
-    <w:p>
-      <w:pPr>
-        <w:pStyle w:val="Heading3"/>
-      </w:pPr>
-      <w:r>
-        <w:t>Teacher reasoning · W4</w:t>
-      </w:r>
-    </w:p>
-    <w:p>
-      <w:pPr>
-        <w:spacing w:line="336" w:lineRule="auto" w:after="180"/>
-        <w:shd w:fill="F1F6FC"/>
-      </w:pPr>
-      <w:r>
-        <w:rPr>
-          <w:b w:val="0"/>
-        </w:rPr>
-        <w:t>Teacher explanation: Silence is not opt-in; grading participation undermines voluntariness. Use non-participation without penalty and required review.</w:t>
-      </w:r>
-    </w:p>
-    <w:p>
-      <w:pPr>
-        <w:pStyle w:val="Heading3"/>
-      </w:pPr>
-      <w:r>
-        <w:t>W5 Design a revealing follow-up</w:t>
-      </w:r>
-    </w:p>
-    <w:p>
-      <w:pPr>
-        <w:pStyle w:val="Heading3"/>
-      </w:pPr>
-      <w:r>
-        <w:t>Workbook question · W5</w:t>
-      </w:r>
-    </w:p>
-    <w:p>
-      <w:pPr>
-        <w:spacing w:line="336" w:lineRule="auto" w:after="180"/>
-        <w:shd w:fill="F5F1FB"/>
-      </w:pPr>
-      <w:r>
-        <w:rPr>
-          <w:b w:val="0"/>
-        </w:rPr>
-        <w:t>For the worked scenario, propose one additional case that could reveal a failure, describe its expected outcome before running it, and explain what would need to remain fixed for a fair comparison.</w:t>
-      </w:r>
-    </w:p>
-    <w:p>
-      <w:pPr>
-        <w:spacing w:line="336" w:lineRule="auto" w:after="180"/>
-        <w:shd w:fill="F5F1FB"/>
-      </w:pPr>
-      <w:r>
-        <w:rPr>
-          <w:b w:val="0"/>
-        </w:rPr>
-        <w:t>Do not reuse W4 as a new final test after receiving feedback.</w:t>
-      </w:r>
-    </w:p>
-    <w:p>
-      <w:pPr>
-        <w:pStyle w:val="Heading3"/>
-      </w:pPr>
-      <w:r>
-        <w:t>Teacher reasoning · W5</w:t>
-      </w:r>
-    </w:p>
-    <w:p>
-      <w:pPr>
-        <w:spacing w:line="336" w:lineRule="auto" w:after="180"/>
-        <w:shd w:fill="F1F6FC"/>
-      </w:pPr>
-      <w:r>
-        <w:rPr>
-          <w:b w:val="0"/>
-        </w:rPr>
-        <w:t xml:space="preserve">Teacher explanation: Accept a concrete variant of the worked </w:t>
-      </w:r>
-      <w:r>
-        <w:rPr>
-          <w:b/>
-        </w:rPr>
-        <w:t>input</w:t>
-      </w:r>
-      <w:r>
-        <w:rPr>
-          <w:b w:val="0"/>
-        </w:rPr>
-        <w:t xml:space="preserve"> or a missing/conflicting/boundary condition, with an expectation derived from the declared procedure.</w:t>
-      </w:r>
-    </w:p>
-    <w:p>
-      <w:pPr>
-        <w:spacing w:line="336" w:lineRule="auto" w:after="180"/>
-        <w:shd w:fill="F1F6FC"/>
-      </w:pPr>
-      <w:r>
-        <w:rPr>
-          <w:b w:val="0"/>
-        </w:rPr>
-        <w:t xml:space="preserve">Require preserved settings, original </w:t>
-      </w:r>
-      <w:r>
-        <w:rPr>
-          <w:b/>
-        </w:rPr>
-        <w:t>output</w:t>
-      </w:r>
-      <w:r>
-        <w:rPr>
-          <w:b w:val="0"/>
-        </w:rPr>
-        <w:t>s and data roles. This classroom policy exercise does not determine real legal or institutional requirements.</w:t>
-      </w:r>
-    </w:p>
-    <w:p>
-      <w:pPr>
-        <w:spacing w:line="336" w:lineRule="auto" w:after="180"/>
-        <w:shd w:fill="F1F6FC"/>
-      </w:pPr>
-      <w:r>
-        <w:rPr>
-          <w:b w:val="0"/>
-        </w:rPr>
-        <w:t xml:space="preserve">The new case should test this particular </w:t>
-      </w:r>
-      <w:r>
-        <w:rPr>
-          <w:b/>
-        </w:rPr>
-        <w:t>mechanism</w:t>
-      </w:r>
-      <w:r>
-        <w:rPr>
-          <w:b w:val="0"/>
-        </w:rPr>
-        <w:t xml:space="preserve"> rather than merely restate the original result.</w:t>
-      </w:r>
-    </w:p>
-    <w:p>
-      <w:pPr>
-        <w:pStyle w:val="Heading3"/>
-      </w:pPr>
-      <w:r>
-        <w:t>Independent assessment and fresh retry</w:t>
-      </w:r>
-    </w:p>
-    <w:p>
-      <w:pPr>
-        <w:pStyle w:val="Heading3"/>
-      </w:pPr>
-      <w:r>
-        <w:t>Teacher key · Independent assessment and fresh retry</w:t>
-      </w:r>
-    </w:p>
-    <w:p>
-      <w:pPr>
-        <w:spacing w:line="336" w:lineRule="auto" w:after="180"/>
-        <w:shd w:fill="F1F6FC"/>
-      </w:pPr>
-      <w:r>
-        <w:rPr>
-          <w:b w:val="0"/>
-        </w:rPr>
-        <w:t>W4: Silence is not opt-in; grading participation undermines voluntariness. Use non-participation without penalty and required review. Require intermediate reasoning and the stated scope.</w:t>
-      </w:r>
-    </w:p>
-    <w:p>
-      <w:pPr>
-        <w:spacing w:line="336" w:lineRule="auto" w:after="180"/>
-        <w:shd w:fill="F1F6FC"/>
-      </w:pPr>
-      <w:r>
-        <w:rPr>
-          <w:b w:val="0"/>
-        </w:rPr>
-        <w:t>Fresh retry: Proposal publishes identifiable classroom examples without the required review. Expected reasoning: Keep fictional substitutes; do not publish real identifiable examples under this policy.</w:t>
-      </w:r>
-    </w:p>
-    <w:p>
-      <w:pPr>
-        <w:spacing w:line="336" w:lineRule="auto" w:after="180"/>
-        <w:shd w:fill="F1F6FC"/>
-      </w:pPr>
-      <w:r>
-        <w:rPr>
-          <w:b w:val="0"/>
-        </w:rPr>
-        <w:t>If students need support, record it and reassess with another new case rather than awarding independence to a copied answer.</w:t>
-      </w:r>
-    </w:p>
-    <w:p>
-      <w:pPr>
-        <w:pStyle w:val="Heading3"/>
-      </w:pPr>
-      <w:r>
-        <w:t>Assess independent transfer</w:t>
-      </w:r>
-    </w:p>
-    <w:p>
-      <w:pPr>
-        <w:pStyle w:val="Heading3"/>
-      </w:pPr>
-      <w:r>
-        <w:t>Independent question · withhold the key</w:t>
-      </w:r>
-    </w:p>
-    <w:p>
-      <w:pPr>
-        <w:spacing w:line="336" w:lineRule="auto" w:after="180"/>
-        <w:shd w:fill="F5F1FB"/>
-      </w:pPr>
-      <w:r>
-        <w:rPr>
-          <w:b w:val="0"/>
-        </w:rPr>
-        <w:t>Selected case: A fictional policy requires opt-in; proposal treats silence as agreement and grades participation. Audit.</w:t>
-      </w:r>
-    </w:p>
-    <w:p>
-      <w:pPr>
-        <w:pStyle w:val="Heading3"/>
-      </w:pPr>
-      <w:r>
-        <w:t>Selected case answer</w:t>
-      </w:r>
-    </w:p>
-    <w:p>
-      <w:pPr>
-        <w:pStyle w:val="Heading3"/>
-      </w:pPr>
-      <w:r>
-        <w:t>Teacher key · Selected case answer</w:t>
-      </w:r>
-    </w:p>
-    <w:p>
-      <w:pPr>
-        <w:spacing w:line="336" w:lineRule="auto" w:after="180"/>
-        <w:shd w:fill="F1F6FC"/>
-      </w:pPr>
-      <w:r>
-        <w:rPr>
-          <w:b w:val="0"/>
-        </w:rPr>
-        <w:t>Teacher explanation: Silence is not opt-in; grading participation undermines voluntariness. Use non-participation without penalty and required review.</w:t>
+        <w:pStyle w:val="Heading2"/>
+      </w:pPr>
+      <w:r>
+        <w:t>Judge explanation,trace and limits</w:t>
       </w:r>
     </w:p>
     <w:tbl>
@@ -3340,54 +3830,55 @@
     </w:tbl>
     <w:p>
       <w:pPr>
-        <w:pStyle w:val="Heading3"/>
-      </w:pPr>
-      <w:r>
-        <w:t>Teacher key · Selected case answer</w:t>
+        <w:spacing w:line="336" w:lineRule="auto" w:after="180"/>
+      </w:pPr>
+      <w:r>
+        <w:rPr>
+          <w:b w:val="0"/>
+        </w:rPr>
+        <w:t>Record each dimension as not yet, with support, or independent. Accept a valid alternative procedure with a defensible trace.</w:t>
       </w:r>
     </w:p>
     <w:p>
       <w:pPr>
         <w:spacing w:line="336" w:lineRule="auto" w:after="180"/>
-        <w:shd w:fill="F1F6FC"/>
       </w:pPr>
       <w:r>
         <w:rPr>
           <w:b w:val="0"/>
         </w:rPr>
-        <w:t>Record each dimension as not yet, with support, or independent. Accept a valid alternative procedure with a defensible trace.</w:t>
+        <w:t xml:space="preserve">Do not penalise an honestly recorded model failure if the learner correctly explains its </w:t>
+      </w:r>
+      <w:r>
+        <w:rPr>
+          <w:b/>
+        </w:rPr>
+        <w:t>evidence</w:t>
+      </w:r>
+      <w:r>
+        <w:rPr>
+          <w:b w:val="0"/>
+        </w:rPr>
+        <w:t xml:space="preserve"> and limits.</w:t>
       </w:r>
     </w:p>
     <w:p>
       <w:pPr>
-        <w:spacing w:line="336" w:lineRule="auto" w:after="180"/>
-        <w:shd w:fill="F1F6FC"/>
-      </w:pPr>
-      <w:r>
-        <w:rPr>
-          <w:b w:val="0"/>
-        </w:rPr>
-        <w:t xml:space="preserve">Do not penalise an honestly recorded model failure if the learner correctly explains its </w:t>
-      </w:r>
-      <w:r>
-        <w:rPr>
-          <w:b/>
-        </w:rPr>
-        <w:t>evidence</w:t>
-      </w:r>
-      <w:r>
-        <w:rPr>
-          <w:b w:val="0"/>
-        </w:rPr>
-        <w:t xml:space="preserve"> and limits.</w:t>
+        <w:pStyle w:val="Heading2"/>
+      </w:pPr>
+      <w:r>
+        <w:t>Give one usable repair</w:t>
       </w:r>
     </w:p>
     <w:p>
       <w:pPr>
-        <w:pStyle w:val="Heading3"/>
-      </w:pPr>
-      <w:r>
-        <w:t>Feedback that the learner uses</w:t>
+        <w:spacing w:line="336" w:lineRule="auto" w:after="180"/>
+      </w:pPr>
+      <w:r>
+        <w:rPr>
+          <w:b w:val="0"/>
+        </w:rPr>
+        <w:t>Name the earliest unsupported step and give one action to repair it. Have the learner make that repair now and explain why. Then assess the relevant skill on a fresh, fully specified case.</w:t>
       </w:r>
     </w:p>
     <w:p>
@@ -3398,31 +3889,73 @@
         <w:rPr>
           <w:b w:val="0"/>
         </w:rPr>
-        <w:t>Name the earliest unsupported step and give one action to repair it. Have the learner make that repair now and explain why. Then assess the relevant skill on a fresh, fully specified case.</w:t>
+        <w:t>Confirm it was not previously practised with feedback; solve and check the new case before assigning it. A follow-up design prompt is a starting brief, not automatically an equivalent test.</w:t>
       </w:r>
     </w:p>
     <w:p>
       <w:pPr>
-        <w:spacing w:line="336" w:lineRule="auto" w:after="180"/>
-      </w:pPr>
-      <w:r>
-        <w:rPr>
-          <w:b w:val="0"/>
-        </w:rPr>
-        <w:t>Confirm it was not previously practised with feedback; solve and check the new case before assigning it. A follow-up design prompt is a starting brief, not automatically an equivalent test.</w:t>
+        <w:pStyle w:val="Heading2"/>
+      </w:pPr>
+      <w:r>
+        <w:t>W1 Explain the mechanism</w:t>
       </w:r>
     </w:p>
     <w:p>
       <w:pPr>
-        <w:pStyle w:val="Heading1"/>
-      </w:pPr>
-      <w:r>
-        <w:t>06. Connect the project, support and next lesson</w:t>
+        <w:spacing w:line="336" w:lineRule="auto" w:after="180"/>
+      </w:pPr>
+      <w:r>
+        <w:rPr>
+          <w:b w:val="0"/>
+        </w:rPr>
+        <w:t xml:space="preserve">Explain the weekly </w:t>
+      </w:r>
+      <w:r>
+        <w:rPr>
+          <w:b/>
+        </w:rPr>
+        <w:t>mechanism</w:t>
+      </w:r>
+      <w:r>
+        <w:rPr>
+          <w:b w:val="0"/>
+        </w:rPr>
+        <w:t xml:space="preserve"> in your own words. Use the worked scenario to name its </w:t>
+      </w:r>
+      <w:r>
+        <w:rPr>
+          <w:b/>
+        </w:rPr>
+        <w:t>input</w:t>
+      </w:r>
+      <w:r>
+        <w:rPr>
+          <w:b w:val="0"/>
+        </w:rPr>
+        <w:t xml:space="preserve">, decision rule and </w:t>
+      </w:r>
+      <w:r>
+        <w:rPr>
+          <w:b/>
+        </w:rPr>
+        <w:t>output</w:t>
+      </w:r>
+      <w:r>
+        <w:rPr>
+          <w:b w:val="0"/>
+        </w:rPr>
+        <w:t>.</w:t>
       </w:r>
     </w:p>
     <w:p>
-      <w:r>
-        <w:t>Connect Research ethics and consent to Reproducible AI Research Study, adapt support and plan a later changed-case check.</w:t>
+      <w:pPr>
+        <w:spacing w:line="336" w:lineRule="auto" w:after="180"/>
+      </w:pPr>
+      <w:r>
+        <w:rPr>
+          <w:b w:val="0"/>
+        </w:rPr>
+        <w:t>Teacher explanation: Research ethics considers purpose, burden, voluntary participation and consequences. Approval to teach does not automatically authorise a research data collection. Use fictional records for this course.</w:t>
       </w:r>
     </w:p>
     <w:p>
@@ -3433,7 +3966,7 @@
         <w:rPr>
           <w:b w:val="0"/>
         </w:rPr>
-        <w:t xml:space="preserve">Add a labelled research ethics and </w:t>
+        <w:t xml:space="preserve">For the supplied classroom policy, a real study needs responsible review, plain-language purpose, opt-in </w:t>
       </w:r>
       <w:r>
         <w:rPr>
@@ -3445,78 +3978,15 @@
         <w:rPr>
           <w:b w:val="0"/>
         </w:rPr>
-        <w:t xml:space="preserve"> </w:t>
-      </w:r>
-      <w:r>
-        <w:rPr>
-          <w:b/>
-        </w:rPr>
-        <w:t>evidence</w:t>
-      </w:r>
-      <w:r>
-        <w:rPr>
-          <w:b w:val="0"/>
-        </w:rPr>
-        <w:t xml:space="preserve"> sheet to Reproducible AI Research Study. Show how you can explain the </w:t>
-      </w:r>
-      <w:r>
-        <w:rPr>
-          <w:b/>
-        </w:rPr>
-        <w:t>mechanism</w:t>
-      </w:r>
-      <w:r>
-        <w:rPr>
-          <w:b w:val="0"/>
-        </w:rPr>
-        <w:t xml:space="preserve"> and terminology of research ethics and </w:t>
-      </w:r>
-      <w:r>
-        <w:rPr>
-          <w:b/>
-        </w:rPr>
-        <w:t>consent</w:t>
-      </w:r>
-      <w:r>
-        <w:rPr>
-          <w:b w:val="0"/>
-        </w:rPr>
-        <w:t>.</w:t>
+        <w:t xml:space="preserve"> and withdrawal handling before collection. Do not implement real recruitment in this exercise.</w:t>
       </w:r>
     </w:p>
     <w:p>
       <w:pPr>
-        <w:spacing w:line="336" w:lineRule="auto" w:after="180"/>
-      </w:pPr>
-      <w:r>
-        <w:rPr>
-          <w:b w:val="0"/>
-        </w:rPr>
-        <w:t xml:space="preserve">Use the supplied fictional case and keep its </w:t>
-      </w:r>
-      <w:r>
-        <w:rPr>
-          <w:b/>
-        </w:rPr>
-        <w:t>input</w:t>
-      </w:r>
-      <w:r>
-        <w:rPr>
-          <w:b w:val="0"/>
-        </w:rPr>
-        <w:t xml:space="preserve">s, intermediate steps, calculation or </w:t>
-      </w:r>
-      <w:r>
-        <w:rPr>
-          <w:b/>
-        </w:rPr>
-        <w:t>prediction</w:t>
-      </w:r>
-      <w:r>
-        <w:rPr>
-          <w:b w:val="0"/>
-        </w:rPr>
-        <w:t>, and limitation. Connect this record to last week’s record; a matching answer without a trace is insufficient.</w:t>
+        <w:pStyle w:val="Heading2"/>
+      </w:pPr>
+      <w:r>
+        <w:t>W2 Trace the worked case</w:t>
       </w:r>
     </w:p>
     <w:p>
@@ -3527,19 +3997,7 @@
         <w:rPr>
           <w:b w:val="0"/>
         </w:rPr>
-        <w:t xml:space="preserve">Provide an </w:t>
-      </w:r>
-      <w:r>
-        <w:rPr>
-          <w:b/>
-        </w:rPr>
-        <w:t>input</w:t>
-      </w:r>
-      <w:r>
-        <w:rPr>
-          <w:b w:val="0"/>
-        </w:rPr>
-        <w:t>/procedure/result/limit frame and a calculator when needed. Ask students to identify the first step before completing the whole trace.</w:t>
+        <w:t>Proposal automatically copies student essays into a study because they were submitted for grading. Show the intermediate steps and give the conclusion with its scope.</w:t>
       </w:r>
     </w:p>
     <w:p>
@@ -3550,42 +4008,15 @@
         <w:rPr>
           <w:b w:val="0"/>
         </w:rPr>
-        <w:t xml:space="preserve">Extension: compare two concrete variants of this </w:t>
-      </w:r>
-      <w:r>
-        <w:rPr>
-          <w:b/>
-        </w:rPr>
-        <w:t>mechanism</w:t>
-      </w:r>
-      <w:r>
-        <w:rPr>
-          <w:b w:val="0"/>
-        </w:rPr>
-        <w:t xml:space="preserve"> while holding unrelated conditions fixed; report both successful and unsuccessful outcomes.</w:t>
+        <w:t>Teacher explanation: The grading purpose does not establish research permission under the policy. Redesign around fictional data or obtain required review and voluntary permission before collection.</w:t>
       </w:r>
     </w:p>
     <w:p>
       <w:pPr>
-        <w:spacing w:line="336" w:lineRule="auto" w:after="180"/>
-      </w:pPr>
-      <w:r>
-        <w:rPr>
-          <w:b w:val="0"/>
-        </w:rPr>
-        <w:t xml:space="preserve">Next connection: Privacy and data governance. Preserve the current case record and retrieve its </w:t>
-      </w:r>
-      <w:r>
-        <w:rPr>
-          <w:b/>
-        </w:rPr>
-        <w:t>evidence</w:t>
-      </w:r>
-      <w:r>
-        <w:rPr>
-          <w:b w:val="0"/>
-        </w:rPr>
-        <w:t xml:space="preserve"> boundary before moving on.</w:t>
+        <w:pStyle w:val="Heading2"/>
+      </w:pPr>
+      <w:r>
+        <w:t>W3 Audit the limit</w:t>
       </w:r>
     </w:p>
     <w:p>
@@ -3596,15 +4027,554 @@
         <w:rPr>
           <w:b w:val="0"/>
         </w:rPr>
-        <w:t>Retain the project ledger and assess a changed case after support. Check the relevant prerequisite before carrying this component forward.</w:t>
+        <w:t>A report omits this qualification: This classroom policy exercise does not determine real legal or institutional requirements. Explain how omitting it could change a reader's interpretation, and write an accurate replacement.</w:t>
       </w:r>
     </w:p>
     <w:p>
       <w:pPr>
+        <w:spacing w:line="336" w:lineRule="auto" w:after="180"/>
+      </w:pPr>
+      <w:r>
+        <w:rPr>
+          <w:b w:val="0"/>
+        </w:rPr>
+        <w:t>Teacher explanation: This classroom policy exercise does not determine real legal or institutional requirements.</w:t>
+      </w:r>
+    </w:p>
+    <w:p>
+      <w:pPr>
+        <w:spacing w:line="336" w:lineRule="auto" w:after="180"/>
+      </w:pPr>
+      <w:r>
+        <w:rPr>
+          <w:b w:val="0"/>
+        </w:rPr>
+        <w:t xml:space="preserve">State the observed result separately from the unverified or out-of-scope claim; preserve the original </w:t>
+      </w:r>
+      <w:r>
+        <w:rPr>
+          <w:b/>
+        </w:rPr>
+        <w:t>evidence</w:t>
+      </w:r>
+      <w:r>
+        <w:rPr>
+          <w:b w:val="0"/>
+        </w:rPr>
+        <w:t xml:space="preserve"> rather than inventing a missing fact.</w:t>
+      </w:r>
+    </w:p>
+    <w:p>
+      <w:pPr>
+        <w:pStyle w:val="Heading2"/>
+      </w:pPr>
+      <w:r>
+        <w:t>W5 Design a revealing follow-up</w:t>
+      </w:r>
+    </w:p>
+    <w:p>
+      <w:pPr>
+        <w:spacing w:line="336" w:lineRule="auto" w:after="180"/>
+      </w:pPr>
+      <w:r>
+        <w:rPr>
+          <w:b w:val="0"/>
+        </w:rPr>
+        <w:t>For the worked scenario, propose one additional case that could reveal a failure, describe its expected outcome before running it, and explain what would need to remain fixed for a fair comparison.</w:t>
+      </w:r>
+    </w:p>
+    <w:p>
+      <w:pPr>
+        <w:spacing w:line="336" w:lineRule="auto" w:after="180"/>
+      </w:pPr>
+      <w:r>
+        <w:rPr>
+          <w:b w:val="0"/>
+        </w:rPr>
+        <w:t>Do not reuse W4 as a new final test after receiving feedback.</w:t>
+      </w:r>
+    </w:p>
+    <w:p>
+      <w:pPr>
+        <w:spacing w:line="336" w:lineRule="auto" w:after="180"/>
+      </w:pPr>
+      <w:r>
+        <w:rPr>
+          <w:b w:val="0"/>
+        </w:rPr>
+        <w:t xml:space="preserve">Teacher explanation: Accept a concrete variant of the worked </w:t>
+      </w:r>
+      <w:r>
+        <w:rPr>
+          <w:b/>
+        </w:rPr>
+        <w:t>input</w:t>
+      </w:r>
+      <w:r>
+        <w:rPr>
+          <w:b w:val="0"/>
+        </w:rPr>
+        <w:t xml:space="preserve"> or a missing/conflicting/boundary condition, with an expectation derived from the declared procedure.</w:t>
+      </w:r>
+    </w:p>
+    <w:p>
+      <w:pPr>
+        <w:spacing w:line="336" w:lineRule="auto" w:after="180"/>
+      </w:pPr>
+      <w:r>
+        <w:rPr>
+          <w:b w:val="0"/>
+        </w:rPr>
+        <w:t xml:space="preserve">Require preserved settings, original </w:t>
+      </w:r>
+      <w:r>
+        <w:rPr>
+          <w:b/>
+        </w:rPr>
+        <w:t>output</w:t>
+      </w:r>
+      <w:r>
+        <w:rPr>
+          <w:b w:val="0"/>
+        </w:rPr>
+        <w:t>s and data roles. This classroom policy exercise does not determine real legal or institutional requirements.</w:t>
+      </w:r>
+    </w:p>
+    <w:p>
+      <w:pPr>
+        <w:spacing w:line="336" w:lineRule="auto" w:after="180"/>
+      </w:pPr>
+      <w:r>
+        <w:rPr>
+          <w:b w:val="0"/>
+        </w:rPr>
+        <w:t xml:space="preserve">The new case should test this particular </w:t>
+      </w:r>
+      <w:r>
+        <w:rPr>
+          <w:b/>
+        </w:rPr>
+        <w:t>mechanism</w:t>
+      </w:r>
+      <w:r>
+        <w:rPr>
+          <w:b w:val="0"/>
+        </w:rPr>
+        <w:t xml:space="preserve"> rather than merely restate the original result.</w:t>
+      </w:r>
+    </w:p>
+    <w:p>
+      <w:pPr>
+        <w:pStyle w:val="Heading2"/>
+      </w:pPr>
+      <w:r>
+        <w:t>Earlier wording, alternatives and picture transcripts · reference / check after trying</w:t>
+      </w:r>
+    </w:p>
+    <w:p>
+      <w:pPr>
         <w:pStyle w:val="Heading3"/>
       </w:pPr>
       <w:r>
-        <w:t>Plan the delayed return</w:t>
+        <w:t>Guided and exit questions</w:t>
+      </w:r>
+    </w:p>
+    <w:p>
+      <w:pPr>
+        <w:spacing w:line="336" w:lineRule="auto" w:after="180"/>
+      </w:pPr>
+      <w:r>
+        <w:rPr>
+          <w:b w:val="0"/>
+        </w:rPr>
+        <w:t>Guided: The grading purpose does not establish research permission under the policy. Redesign around fictional data or obtain required review and voluntary permission before collection.</w:t>
+      </w:r>
+    </w:p>
+    <w:p>
+      <w:pPr>
+        <w:spacing w:line="336" w:lineRule="auto" w:after="180"/>
+      </w:pPr>
+      <w:r>
+        <w:rPr>
+          <w:b w:val="0"/>
+        </w:rPr>
+        <w:t>Qualification: This classroom policy exercise does not determine real legal or institutional requirements.</w:t>
+      </w:r>
+    </w:p>
+    <w:p>
+      <w:pPr>
+        <w:spacing w:line="336" w:lineRule="auto" w:after="180"/>
+      </w:pPr>
+      <w:r>
+        <w:rPr>
+          <w:b w:val="0"/>
+        </w:rPr>
+        <w:t xml:space="preserve">Exit: accept a concrete variation with its predicted outcome and a stated condition that would challenge the </w:t>
+      </w:r>
+      <w:r>
+        <w:rPr>
+          <w:b/>
+        </w:rPr>
+        <w:t>mechanism</w:t>
+      </w:r>
+      <w:r>
+        <w:rPr>
+          <w:b w:val="0"/>
+        </w:rPr>
+        <w:t xml:space="preserve">; reject a claim resting on unmeasured </w:t>
+      </w:r>
+      <w:r>
+        <w:rPr>
+          <w:b/>
+        </w:rPr>
+        <w:t>evidence</w:t>
+      </w:r>
+      <w:r>
+        <w:rPr>
+          <w:b w:val="0"/>
+        </w:rPr>
+        <w:t>.</w:t>
+      </w:r>
+    </w:p>
+    <w:p>
+      <w:pPr>
+        <w:pStyle w:val="Heading3"/>
+      </w:pPr>
+      <w:r>
+        <w:t>W1 Explain the mechanism</w:t>
+      </w:r>
+    </w:p>
+    <w:p>
+      <w:pPr>
+        <w:pStyle w:val="Heading3"/>
+      </w:pPr>
+      <w:r>
+        <w:t>W2 Trace the worked case</w:t>
+      </w:r>
+    </w:p>
+    <w:p>
+      <w:pPr>
+        <w:pStyle w:val="Heading3"/>
+      </w:pPr>
+      <w:r>
+        <w:t>W3 Audit the limit</w:t>
+      </w:r>
+    </w:p>
+    <w:p>
+      <w:pPr>
+        <w:pStyle w:val="Heading3"/>
+      </w:pPr>
+      <w:r>
+        <w:t>W4 Apply a new case independently</w:t>
+      </w:r>
+    </w:p>
+    <w:p>
+      <w:pPr>
+        <w:spacing w:line="336" w:lineRule="auto" w:after="180"/>
+      </w:pPr>
+      <w:r>
+        <w:rPr>
+          <w:b w:val="0"/>
+        </w:rPr>
+        <w:t>A fictional policy requires opt-in; proposal treats silence as agreement and grades participation. Audit.</w:t>
+      </w:r>
+    </w:p>
+    <w:p>
+      <w:pPr>
+        <w:spacing w:line="336" w:lineRule="auto" w:after="180"/>
+      </w:pPr>
+      <w:r>
+        <w:rPr>
+          <w:b w:val="0"/>
+        </w:rPr>
+        <w:t>Teacher explanation: Silence is not opt-in; grading participation undermines voluntariness. Use non-participation without penalty and required review.</w:t>
+      </w:r>
+    </w:p>
+    <w:p>
+      <w:pPr>
+        <w:pStyle w:val="Heading3"/>
+      </w:pPr>
+      <w:r>
+        <w:t>W5 Design a revealing follow-up</w:t>
+      </w:r>
+    </w:p>
+    <w:p>
+      <w:pPr>
+        <w:pStyle w:val="Heading3"/>
+      </w:pPr>
+      <w:r>
+        <w:t>Independent assessment and fresh retry</w:t>
+      </w:r>
+    </w:p>
+    <w:p>
+      <w:pPr>
+        <w:spacing w:line="336" w:lineRule="auto" w:after="180"/>
+      </w:pPr>
+      <w:r>
+        <w:rPr>
+          <w:b w:val="0"/>
+        </w:rPr>
+        <w:t>W4: Silence is not opt-in; grading participation undermines voluntariness. Use non-participation without penalty and required review. Require intermediate reasoning and the stated scope.</w:t>
+      </w:r>
+    </w:p>
+    <w:p>
+      <w:pPr>
+        <w:spacing w:line="336" w:lineRule="auto" w:after="180"/>
+      </w:pPr>
+      <w:r>
+        <w:rPr>
+          <w:b w:val="0"/>
+        </w:rPr>
+        <w:t>Fresh retry: Proposal publishes identifiable classroom examples without the required review. Expected reasoning: Keep fictional substitutes; do not publish real identifiable examples under this policy.</w:t>
+      </w:r>
+    </w:p>
+    <w:p>
+      <w:pPr>
+        <w:spacing w:line="336" w:lineRule="auto" w:after="180"/>
+      </w:pPr>
+      <w:r>
+        <w:rPr>
+          <w:b w:val="0"/>
+        </w:rPr>
+        <w:t>If students need support, record it and reassess with another new case rather than awarding independence to a copied answer.</w:t>
+      </w:r>
+    </w:p>
+    <w:p>
+      <w:pPr>
+        <w:pStyle w:val="Heading3"/>
+      </w:pPr>
+      <w:r>
+        <w:t>Assess independent transfer</w:t>
+      </w:r>
+    </w:p>
+    <w:p>
+      <w:pPr>
+        <w:pStyle w:val="Heading3"/>
+      </w:pPr>
+      <w:r>
+        <w:t>Selected case answer</w:t>
+      </w:r>
+    </w:p>
+    <w:p>
+      <w:pPr>
+        <w:pStyle w:val="Heading3"/>
+      </w:pPr>
+      <w:r>
+        <w:t>Feedback that the learner uses</w:t>
+      </w:r>
+    </w:p>
+    <w:p>
+      <w:pPr>
+        <w:pStyle w:val="Heading1"/>
+      </w:pPr>
+      <w:r>
+        <w:t>06. Connect, support and revisit research reasoning</w:t>
+      </w:r>
+    </w:p>
+    <w:p>
+      <w:r>
+        <w:t>Use saved evidence and assumptions to choose the next question.</w:t>
+      </w:r>
+    </w:p>
+    <w:p>
+      <w:pPr>
+        <w:pStyle w:val="Heading2"/>
+      </w:pPr>
+      <w:r>
+        <w:t>Project and next-week bridge</w:t>
+      </w:r>
+    </w:p>
+    <w:p>
+      <w:pPr>
+        <w:spacing w:line="336" w:lineRule="auto" w:after="180"/>
+      </w:pPr>
+      <w:r>
+        <w:rPr>
+          <w:b w:val="0"/>
+        </w:rPr>
+        <w:t xml:space="preserve">Add a labelled research ethics and </w:t>
+      </w:r>
+      <w:r>
+        <w:rPr>
+          <w:b/>
+        </w:rPr>
+        <w:t>consent</w:t>
+      </w:r>
+      <w:r>
+        <w:rPr>
+          <w:b w:val="0"/>
+        </w:rPr>
+        <w:t xml:space="preserve"> </w:t>
+      </w:r>
+      <w:r>
+        <w:rPr>
+          <w:b/>
+        </w:rPr>
+        <w:t>evidence</w:t>
+      </w:r>
+      <w:r>
+        <w:rPr>
+          <w:b w:val="0"/>
+        </w:rPr>
+        <w:t xml:space="preserve"> sheet to Reproducible AI Research Study. Show how you can explain the </w:t>
+      </w:r>
+      <w:r>
+        <w:rPr>
+          <w:b/>
+        </w:rPr>
+        <w:t>mechanism</w:t>
+      </w:r>
+      <w:r>
+        <w:rPr>
+          <w:b w:val="0"/>
+        </w:rPr>
+        <w:t xml:space="preserve"> and terminology of research ethics and </w:t>
+      </w:r>
+      <w:r>
+        <w:rPr>
+          <w:b/>
+        </w:rPr>
+        <w:t>consent</w:t>
+      </w:r>
+      <w:r>
+        <w:rPr>
+          <w:b w:val="0"/>
+        </w:rPr>
+        <w:t>.</w:t>
+      </w:r>
+    </w:p>
+    <w:p>
+      <w:pPr>
+        <w:spacing w:line="336" w:lineRule="auto" w:after="180"/>
+      </w:pPr>
+      <w:r>
+        <w:rPr>
+          <w:b w:val="0"/>
+        </w:rPr>
+        <w:t xml:space="preserve">Use the supplied fictional case and keep its </w:t>
+      </w:r>
+      <w:r>
+        <w:rPr>
+          <w:b/>
+        </w:rPr>
+        <w:t>input</w:t>
+      </w:r>
+      <w:r>
+        <w:rPr>
+          <w:b w:val="0"/>
+        </w:rPr>
+        <w:t xml:space="preserve">s, intermediate steps, calculation or </w:t>
+      </w:r>
+      <w:r>
+        <w:rPr>
+          <w:b/>
+        </w:rPr>
+        <w:t>prediction</w:t>
+      </w:r>
+      <w:r>
+        <w:rPr>
+          <w:b w:val="0"/>
+        </w:rPr>
+        <w:t>, and limitation. Connect this record to last week’s record; a matching answer without a trace is insufficient.</w:t>
+      </w:r>
+    </w:p>
+    <w:p>
+      <w:pPr>
+        <w:spacing w:line="336" w:lineRule="auto" w:after="180"/>
+      </w:pPr>
+      <w:r>
+        <w:rPr>
+          <w:b w:val="0"/>
+        </w:rPr>
+        <w:t xml:space="preserve">Provide an </w:t>
+      </w:r>
+      <w:r>
+        <w:rPr>
+          <w:b/>
+        </w:rPr>
+        <w:t>input</w:t>
+      </w:r>
+      <w:r>
+        <w:rPr>
+          <w:b w:val="0"/>
+        </w:rPr>
+        <w:t>/procedure/result/limit frame and a calculator when needed. Ask students to identify the first step before completing the whole trace.</w:t>
+      </w:r>
+    </w:p>
+    <w:p>
+      <w:pPr>
+        <w:spacing w:line="336" w:lineRule="auto" w:after="180"/>
+      </w:pPr>
+      <w:r>
+        <w:rPr>
+          <w:b w:val="0"/>
+        </w:rPr>
+        <w:t xml:space="preserve">Extension: compare two concrete variants of this </w:t>
+      </w:r>
+      <w:r>
+        <w:rPr>
+          <w:b/>
+        </w:rPr>
+        <w:t>mechanism</w:t>
+      </w:r>
+      <w:r>
+        <w:rPr>
+          <w:b w:val="0"/>
+        </w:rPr>
+        <w:t xml:space="preserve"> while holding unrelated conditions fixed; report both successful and unsuccessful outcomes.</w:t>
+      </w:r>
+    </w:p>
+    <w:p>
+      <w:pPr>
+        <w:spacing w:line="336" w:lineRule="auto" w:after="180"/>
+      </w:pPr>
+      <w:r>
+        <w:rPr>
+          <w:b w:val="0"/>
+        </w:rPr>
+        <w:t xml:space="preserve">Next connection: Privacy and data governance. Preserve the current case record and retrieve its </w:t>
+      </w:r>
+      <w:r>
+        <w:rPr>
+          <w:b/>
+        </w:rPr>
+        <w:t>evidence</w:t>
+      </w:r>
+      <w:r>
+        <w:rPr>
+          <w:b w:val="0"/>
+        </w:rPr>
+        <w:t xml:space="preserve"> boundary before moving on.</w:t>
+      </w:r>
+    </w:p>
+    <w:p>
+      <w:pPr>
+        <w:spacing w:line="336" w:lineRule="auto" w:after="180"/>
+      </w:pPr>
+      <w:r>
+        <w:rPr>
+          <w:b w:val="0"/>
+        </w:rPr>
+        <w:t>Retain the project ledger and assess a changed case after support. Check the relevant prerequisite before carrying this component forward.</w:t>
+      </w:r>
+    </w:p>
+    <w:p>
+      <w:pPr>
+        <w:spacing w:line="336" w:lineRule="auto" w:after="180"/>
+      </w:pPr>
+      <w:r>
+        <w:rPr>
+          <w:b w:val="0"/>
+        </w:rPr>
+        <w:t>For the Reproducible AI Research Study, retain an annotated worked trace and the changed-case reasoning. Connect the claim to its records, units and assumptions so another investigator can challenge or reproduce it.</w:t>
+      </w:r>
+    </w:p>
+    <w:p>
+      <w:pPr>
+        <w:pStyle w:val="Heading2"/>
+      </w:pPr>
+      <w:r>
+        <w:t>Delayed return and support record</w:t>
       </w:r>
     </w:p>
     <w:p>
@@ -3821,48 +4791,60 @@
     </w:p>
     <w:p>
       <w:pPr>
-        <w:pStyle w:val="Heading3"/>
-      </w:pPr>
-      <w:r>
-        <w:t>Project evidence from this case</w:t>
+        <w:pStyle w:val="Heading2"/>
+      </w:pPr>
+      <w:r>
+        <w:t>Earlier wording, alternatives and picture transcripts · reference / check after trying</w:t>
       </w:r>
     </w:p>
     <w:p>
       <w:pPr>
-        <w:spacing w:line="336" w:lineRule="auto" w:after="180"/>
-      </w:pPr>
-      <w:r>
-        <w:rPr>
-          <w:b w:val="0"/>
-        </w:rPr>
-        <w:t>For the Reproducible AI Research Study, retain an annotated worked trace and the changed-case reasoning. Connect the claim to its records, units and assumptions so another investigator can challenge or reproduce it.</w:t>
+        <w:pStyle w:val="Heading3"/>
+      </w:pPr>
+      <w:r>
+        <w:t>Plan the delayed return</w:t>
       </w:r>
     </w:p>
     <w:p>
       <w:pPr>
-        <w:pStyle w:val="Heading1"/>
-      </w:pPr>
-      <w:r>
-        <w:t>07. Prepare, teach and assess</w:t>
+        <w:pStyle w:val="Heading3"/>
+      </w:pPr>
+      <w:r>
+        <w:t>Project evidence from this case</w:t>
       </w:r>
     </w:p>
     <w:p>
-      <w:r>
-        <w:t>Use this preparation summary alongside the detailed Research ethics and consent lesson; it is a checklist rather than a replacement for the full sequence.</w:t>
+      <w:pPr>
+        <w:pStyle w:val="Heading1"/>
+      </w:pPr>
+      <w:r>
+        <w:t>Reference bank and extra practice</w:t>
       </w:r>
     </w:p>
     <w:p>
       <w:pPr>
-        <w:pStyle w:val="Heading3"/>
-      </w:pPr>
-      <w:r>
-        <w:t>Teaching target</w:t>
+        <w:pStyle w:val="Heading1"/>
+      </w:pPr>
+      <w:r>
+        <w:t>07. Reference · Alternative planning checklist</w:t>
       </w:r>
     </w:p>
     <w:p>
+      <w:r>
+        <w:t>Use alongside the main route when helpful.</w:t>
+      </w:r>
+    </w:p>
+    <w:p>
+      <w:pPr>
+        <w:pStyle w:val="Heading2"/>
+      </w:pPr>
+      <w:r>
+        <w:t>Planning,assessment and project reminders</w:t>
+      </w:r>
+    </w:p>
+    <w:p>
       <w:pPr>
         <w:spacing w:line="336" w:lineRule="auto" w:after="180"/>
-        <w:shd w:fill="EDF7F3"/>
       </w:pPr>
       <w:r>
         <w:rPr>
@@ -4068,22 +5050,36 @@
     </w:p>
     <w:p>
       <w:pPr>
-        <w:pStyle w:val="Heading3"/>
-      </w:pPr>
-      <w:r>
-        <w:t>Supported practice answer</w:t>
+        <w:spacing w:line="336" w:lineRule="auto" w:after="180"/>
+      </w:pPr>
+      <w:r>
+        <w:rPr>
+          <w:b w:val="0"/>
+        </w:rPr>
+        <w:t>Reasoned practice answer: Teacher explanation: The grading purpose does not establish research permission under the policy. Redesign around fictional data or obtain required review and voluntary permission before collection.</w:t>
       </w:r>
     </w:p>
     <w:p>
       <w:pPr>
         <w:spacing w:line="336" w:lineRule="auto" w:after="180"/>
-        <w:shd w:fill="F1F6FC"/>
       </w:pPr>
       <w:r>
         <w:rPr>
           <w:b w:val="0"/>
         </w:rPr>
-        <w:t>Reasoned practice answer: Teacher explanation: The grading purpose does not establish research permission under the policy. Redesign around fictional data or obtain required review and voluntary permission before collection.</w:t>
+        <w:t xml:space="preserve">Check every learner before discussion: Use the worked case for Research ethics and </w:t>
+      </w:r>
+      <w:r>
+        <w:rPr>
+          <w:b/>
+        </w:rPr>
+        <w:t>consent</w:t>
+      </w:r>
+      <w:r>
+        <w:rPr>
+          <w:b w:val="0"/>
+        </w:rPr>
+        <w:t>. Proposed explanation: “The worked result establishes every future case”. Decide whether this explanation is supported.</w:t>
       </w:r>
     </w:p>
     <w:p>
@@ -4094,19 +5090,7 @@
         <w:rPr>
           <w:b w:val="0"/>
         </w:rPr>
-        <w:t xml:space="preserve">Check every learner before discussion: Use the worked case for Research ethics and </w:t>
-      </w:r>
-      <w:r>
-        <w:rPr>
-          <w:b/>
-        </w:rPr>
-        <w:t>consent</w:t>
-      </w:r>
-      <w:r>
-        <w:rPr>
-          <w:b w:val="0"/>
-        </w:rPr>
-        <w:t>. Proposed explanation: “The worked result establishes every future case”. Decide whether this explanation is supported.</w:t>
+        <w:t>Point to the step or supplied fact that decides; explain your repair if needed.</w:t>
       </w:r>
     </w:p>
     <w:p>
@@ -4117,129 +5101,81 @@
         <w:rPr>
           <w:b w:val="0"/>
         </w:rPr>
-        <w:t>Point to the step or supplied fact that decides; explain your repair if needed.</w:t>
+        <w:t>Misconception repair: This classroom policy exercise does not determine real legal or institutional requirements.</w:t>
       </w:r>
     </w:p>
     <w:p>
       <w:pPr>
-        <w:pStyle w:val="Heading3"/>
-      </w:pPr>
-      <w:r>
-        <w:t>Repair the misconception</w:t>
+        <w:spacing w:line="336" w:lineRule="auto" w:after="180"/>
+      </w:pPr>
+      <w:r>
+        <w:rPr>
+          <w:b w:val="0"/>
+        </w:rPr>
+        <w:t xml:space="preserve">Support: read the exact case aloud, enlarge the labelled picture, supply </w:t>
+      </w:r>
+      <w:r>
+        <w:rPr>
+          <w:b/>
+        </w:rPr>
+        <w:t>input</w:t>
+      </w:r>
+      <w:r>
+        <w:rPr>
+          <w:b w:val="0"/>
+        </w:rPr>
+        <w:t xml:space="preserve"> cards and model only the first deciding step. Accept a spoken explanation or drawing; retain the reasoning goal.</w:t>
       </w:r>
     </w:p>
     <w:p>
       <w:pPr>
         <w:spacing w:line="336" w:lineRule="auto" w:after="180"/>
-        <w:shd w:fill="FFF5E6"/>
       </w:pPr>
       <w:r>
         <w:rPr>
           <w:b w:val="0"/>
         </w:rPr>
-        <w:t>Misconception repair: This classroom policy exercise does not determine real legal or institutional requirements.</w:t>
+        <w:t xml:space="preserve">Extension: A new project requests the same drawings for an excluded purpose. Require a </w:t>
+      </w:r>
+      <w:r>
+        <w:rPr>
+          <w:b/>
+        </w:rPr>
+        <w:t>prediction</w:t>
+      </w:r>
+      <w:r>
+        <w:rPr>
+          <w:b w:val="0"/>
+        </w:rPr>
+        <w:t xml:space="preserve"> and a reason before comparing.</w:t>
       </w:r>
     </w:p>
     <w:p>
       <w:pPr>
-        <w:pStyle w:val="Heading3"/>
-      </w:pPr>
-      <w:r>
-        <w:t>Support without giving away the answer</w:t>
+        <w:spacing w:line="336" w:lineRule="auto" w:after="180"/>
+      </w:pPr>
+      <w:r>
+        <w:rPr>
+          <w:b w:val="0"/>
+        </w:rPr>
+        <w:t xml:space="preserve">Expected result: Do not reuse them under the existing </w:t>
+      </w:r>
+      <w:r>
+        <w:rPr>
+          <w:b/>
+        </w:rPr>
+        <w:t>consent</w:t>
+      </w:r>
+      <w:r>
+        <w:rPr>
+          <w:b w:val="0"/>
+        </w:rPr>
+        <w:t>; seek the required new authorisation. Reason: The new purpose falls outside the stated agreement.</w:t>
       </w:r>
     </w:p>
     <w:p>
       <w:pPr>
         <w:spacing w:line="336" w:lineRule="auto" w:after="180"/>
-        <w:shd w:fill="F1F6F8"/>
-      </w:pPr>
-      <w:r>
-        <w:rPr>
-          <w:b w:val="0"/>
-        </w:rPr>
-        <w:t xml:space="preserve">Support: read the exact case aloud, enlarge the labelled picture, supply </w:t>
-      </w:r>
-      <w:r>
-        <w:rPr>
-          <w:b/>
-        </w:rPr>
-        <w:t>input</w:t>
-      </w:r>
-      <w:r>
-        <w:rPr>
-          <w:b w:val="0"/>
-        </w:rPr>
-        <w:t xml:space="preserve"> cards and model only the first deciding step. Accept a spoken explanation or drawing; retain the reasoning goal.</w:t>
-      </w:r>
-    </w:p>
-    <w:p>
-      <w:pPr>
-        <w:pStyle w:val="Heading3"/>
-      </w:pPr>
-      <w:r>
-        <w:t>Extend the reasoning</w:t>
-      </w:r>
-    </w:p>
-    <w:p>
-      <w:pPr>
-        <w:spacing w:line="336" w:lineRule="auto" w:after="180"/>
-        <w:shd w:fill="F5F1FB"/>
-      </w:pPr>
-      <w:r>
-        <w:rPr>
-          <w:b w:val="0"/>
-        </w:rPr>
-        <w:t xml:space="preserve">Extension: A new project requests the same drawings for an excluded purpose. Require a </w:t>
-      </w:r>
-      <w:r>
-        <w:rPr>
-          <w:b/>
-        </w:rPr>
-        <w:t>prediction</w:t>
-      </w:r>
-      <w:r>
-        <w:rPr>
-          <w:b w:val="0"/>
-        </w:rPr>
-        <w:t xml:space="preserve"> and a reason before comparing.</w:t>
-      </w:r>
-    </w:p>
-    <w:p>
-      <w:pPr>
-        <w:spacing w:line="336" w:lineRule="auto" w:after="180"/>
-        <w:shd w:fill="F5F1FB"/>
-      </w:pPr>
-      <w:r>
-        <w:rPr>
-          <w:b w:val="0"/>
-        </w:rPr>
-        <w:t xml:space="preserve">Expected result: Do not reuse them under the existing </w:t>
-      </w:r>
-      <w:r>
-        <w:rPr>
-          <w:b/>
-        </w:rPr>
-        <w:t>consent</w:t>
-      </w:r>
-      <w:r>
-        <w:rPr>
-          <w:b w:val="0"/>
-        </w:rPr>
-        <w:t>; seek the required new authorisation. Reason: The new purpose falls outside the stated agreement.</w:t>
-      </w:r>
-    </w:p>
-    <w:p>
-      <w:pPr>
-        <w:pStyle w:val="Heading3"/>
-      </w:pPr>
-      <w:r>
-        <w:t>Protect the independent attempt</w:t>
-      </w:r>
-    </w:p>
-    <w:p>
-      <w:pPr>
-        <w:spacing w:line="336" w:lineRule="auto" w:after="180"/>
-        <w:shd w:fill="FFF5E6"/>
       </w:pPr>
       <w:r>
         <w:rPr>
@@ -4434,58 +5370,57 @@
     </w:tbl>
     <w:p>
       <w:pPr>
-        <w:pStyle w:val="Heading3"/>
-      </w:pPr>
-      <w:r>
-        <w:t>Project checkpoint</w:t>
+        <w:spacing w:line="336" w:lineRule="auto" w:after="180"/>
+      </w:pPr>
+      <w:r>
+        <w:rPr>
+          <w:b w:val="0"/>
+        </w:rPr>
+        <w:t>Project checkpoint: Evaluate and revise. Compare with your starting method, explain errors and record a justified revision.</w:t>
       </w:r>
     </w:p>
     <w:p>
       <w:pPr>
         <w:spacing w:line="336" w:lineRule="auto" w:after="180"/>
-        <w:shd w:fill="EDF7F3"/>
       </w:pPr>
       <w:r>
         <w:rPr>
           <w:b w:val="0"/>
         </w:rPr>
-        <w:t>Project checkpoint: Evaluate and revise. Compare with your starting method, explain errors and record a justified revision.</w:t>
+        <w:t xml:space="preserve">Use the weekly teacher answer for topic-specific reasoning. A saved progress tick is an activity record; judge mastery from the learner’s explanation and </w:t>
+      </w:r>
+      <w:r>
+        <w:rPr>
+          <w:b/>
+        </w:rPr>
+        <w:t>evidence</w:t>
+      </w:r>
+      <w:r>
+        <w:rPr>
+          <w:b w:val="0"/>
+        </w:rPr>
+        <w:t>.</w:t>
       </w:r>
     </w:p>
     <w:p>
       <w:pPr>
-        <w:spacing w:line="336" w:lineRule="auto" w:after="180"/>
-      </w:pPr>
-      <w:r>
-        <w:rPr>
-          <w:b w:val="0"/>
-        </w:rPr>
-        <w:t xml:space="preserve">Use the weekly teacher answer for topic-specific reasoning. A saved progress tick is an activity record; judge mastery from the learner’s explanation and </w:t>
-      </w:r>
-      <w:r>
-        <w:rPr>
-          <w:b/>
-        </w:rPr>
-        <w:t>evidence</w:t>
-      </w:r>
-      <w:r>
-        <w:rPr>
-          <w:b w:val="0"/>
-        </w:rPr>
-        <w:t>.</w:t>
+        <w:pStyle w:val="Heading1"/>
+      </w:pPr>
+      <w:r>
+        <w:t>08. Reference · Feedback,labs and repair paths</w:t>
       </w:r>
     </w:p>
     <w:p>
-      <w:pPr>
-        <w:pStyle w:val="Heading1"/>
-      </w:pPr>
-      <w:r>
-        <w:t>08. Use feedback, labs and repair paths</w:t>
+      <w:r>
+        <w:t>Retain the first attempt and the evidence used for a repair.</w:t>
       </w:r>
     </w:p>
     <w:p>
-      <w:r>
-        <w:t>Use feedback, earlier review and portfolios purposefully. Apply the coding routine only when this lesson has an executable lab.</w:t>
+      <w:pPr>
+        <w:pStyle w:val="Heading2"/>
+      </w:pPr>
+      <w:r>
+        <w:t>Feedback and record guidance</w:t>
       </w:r>
     </w:p>
     <w:p>
@@ -4523,40 +5458,42 @@
       </w:r>
     </w:p>
     <w:p>
-      <w:pPr>
-        <w:pStyle w:val="Heading3"/>
-      </w:pPr>
-      <w:r>
-        <w:t>For later coding lessons</w:t>
+      <w:r>
+        <w:t>This week has no code block. Use this routine when a later lesson includes an executable lab.</w:t>
       </w:r>
     </w:p>
     <w:p>
-      <w:r>
-        <w:t>This week has no code block. Use this routine when a later lesson includes an executable lab.</w:t>
+      <w:pPr>
+        <w:spacing w:line="336" w:lineRule="auto" w:after="180"/>
+      </w:pPr>
+      <w:r>
+        <w:rPr>
+          <w:b w:val="0"/>
+        </w:rPr>
+        <w:t xml:space="preserve">Ask students to predict before running code. Preserve errors and actual </w:t>
+      </w:r>
+      <w:r>
+        <w:rPr>
+          <w:b/>
+        </w:rPr>
+        <w:t>output</w:t>
+      </w:r>
+      <w:r>
+        <w:rPr>
+          <w:b w:val="0"/>
+        </w:rPr>
+        <w:t>s; collect a changed test and an explanation. The branch-boundary and indexing lessons deliberately include failure cases.</w:t>
       </w:r>
     </w:p>
     <w:p>
       <w:pPr>
         <w:spacing w:line="336" w:lineRule="auto" w:after="180"/>
-        <w:shd w:fill="F1F6F8"/>
       </w:pPr>
       <w:r>
         <w:rPr>
           <w:b w:val="0"/>
         </w:rPr>
-        <w:t xml:space="preserve">Ask students to predict before running code. Preserve errors and actual </w:t>
-      </w:r>
-      <w:r>
-        <w:rPr>
-          <w:b/>
-        </w:rPr>
-        <w:t>output</w:t>
-      </w:r>
-      <w:r>
-        <w:rPr>
-          <w:b w:val="0"/>
-        </w:rPr>
-        <w:t>s; collect a changed test and an explanation. The branch-boundary and indexing lessons deliberately include failure cases.</w:t>
+        <w:t>Use the earlier worked-explanation links to address a specific missing building block, then return to the current question. Adapt this suggestion after observing the learner; it is not an automatic diagnosis.</w:t>
       </w:r>
     </w:p>
     <w:p>
@@ -4567,71 +5504,37 @@
         <w:rPr>
           <w:b w:val="0"/>
         </w:rPr>
-        <w:t>Use the earlier worked-explanation links to address a specific missing building block, then return to the current question. Adapt this suggestion after observing the learner; it is not an automatic diagnosis.</w:t>
+        <w:t xml:space="preserve">Collect the completed-work portfolio as </w:t>
+      </w:r>
+      <w:r>
+        <w:rPr>
+          <w:b/>
+        </w:rPr>
+        <w:t>evidence</w:t>
+      </w:r>
+      <w:r>
+        <w:rPr>
+          <w:b w:val="0"/>
+        </w:rPr>
+        <w:t>. Record support separately from correctness, and assess explanation, trace/test and limitations. Progress ticks and quiz selections alone do not establish mastery.</w:t>
       </w:r>
     </w:p>
     <w:p>
       <w:pPr>
-        <w:spacing w:line="336" w:lineRule="auto" w:after="180"/>
-      </w:pPr>
-      <w:r>
-        <w:rPr>
-          <w:b w:val="0"/>
-        </w:rPr>
-        <w:t xml:space="preserve">Collect the completed-work portfolio as </w:t>
-      </w:r>
-      <w:r>
-        <w:rPr>
-          <w:b/>
-        </w:rPr>
-        <w:t>evidence</w:t>
-      </w:r>
-      <w:r>
-        <w:rPr>
-          <w:b w:val="0"/>
-        </w:rPr>
-        <w:t>. Record support separately from correctness, and assess explanation, trace/test and limitations. Progress ticks and quiz selections alone do not establish mastery.</w:t>
+        <w:pStyle w:val="Heading1"/>
+      </w:pPr>
+      <w:r>
+        <w:t>09. Reference · Teach with the six pictures</w:t>
       </w:r>
     </w:p>
     <w:p>
-      <w:pPr>
-        <w:pStyle w:val="Heading1"/>
-      </w:pPr>
-      <w:r>
-        <w:t>09. Visual concept journey</w:t>
+      <w:r>
+        <w:t>Choose one picture for a particular reasoning move.</w:t>
       </w:r>
     </w:p>
     <w:p>
-      <w:r>
-        <w:t>Show one Research ethics and consent graphic at a time, request a prediction and discuss its trace before the independent assessment.</w:t>
-      </w:r>
-    </w:p>
-    <w:p>
-      <w:pPr>
-        <w:spacing w:line="336" w:lineRule="auto" w:after="180"/>
-      </w:pPr>
-      <w:r>
-        <w:rPr>
-          <w:b w:val="0"/>
-        </w:rPr>
-        <w:t xml:space="preserve">Use one picture at a time. Hide a worked result before asking for a </w:t>
-      </w:r>
-      <w:r>
-        <w:rPr>
-          <w:b/>
-        </w:rPr>
-        <w:t>prediction</w:t>
-      </w:r>
-      <w:r>
-        <w:rPr>
-          <w:b w:val="0"/>
-        </w:rPr>
-        <w:t>, then reveal it for feedback. These are supported teaching cases; retain the separate independent assessment for a fresh first attempt.</w:t>
-      </w:r>
-    </w:p>
-    <w:p>
-      <w:pPr>
-        <w:pStyle w:val="Heading3"/>
+      <w:pPr>
+        <w:pStyle w:val="Heading2"/>
       </w:pPr>
       <w:r>
         <w:t>01. Research ethics and consent: the case</w:t>
@@ -4642,7 +5545,7 @@
         <w:drawing>
           <wp:inline xmlns:a="http://schemas.openxmlformats.org/drawingml/2006/main" xmlns:pic="http://schemas.openxmlformats.org/drawingml/2006/picture">
             <wp:extent cx="5486400" cy="2834640"/>
-            <wp:docPr id="2" name="Picture 2" descr="Consent is specific, not universal. A fictional study asks adults to submit anonymous drawings for one pattern-recognition investigation. Supplied facts: Consent covers this study only. It excludes public posting of originals and unrelated face-recognition research."/>
+            <wp:docPr id="4" name="Picture 4" descr="Consent is specific, not universal. A fictional study asks adults to submit anonymous drawings for one pattern-recognition investigation. Supplied facts: Consent covers this study only. It excludes public posting of originals and unrelated face-recognition research."/>
             <wp:cNvGraphicFramePr>
               <a:graphicFrameLocks noChangeAspect="1"/>
             </wp:cNvGraphicFramePr>
@@ -4654,7 +5557,7 @@
                     <pic:cNvPicPr/>
                   </pic:nvPicPr>
                   <pic:blipFill>
-                    <a:blip r:embed="rId10"/>
+                    <a:blip r:embed="rId12"/>
                     <a:stretch>
                       <a:fillRect/>
                     </a:stretch>
@@ -4716,7 +5619,6 @@
     <w:p>
       <w:pPr>
         <w:spacing w:line="336" w:lineRule="auto" w:after="180"/>
-        <w:shd w:fill="F5F1FB"/>
       </w:pPr>
       <w:r>
         <w:rPr>
@@ -4727,27 +5629,18 @@
     </w:p>
     <w:p>
       <w:pPr>
-        <w:pStyle w:val="Heading3"/>
-      </w:pPr>
-      <w:r>
-        <w:t>Discuss while showing the picture</w:t>
+        <w:spacing w:line="336" w:lineRule="auto" w:after="180"/>
+      </w:pPr>
+      <w:r>
+        <w:rPr>
+          <w:b w:val="0"/>
+        </w:rPr>
+        <w:t>Teacher prompt: Point to the given fact that matters most. Explain why it matters. Ask learners to describe one label or arrow in ordinary words. Use the adjacent transcript if the image is difficult to see.</w:t>
       </w:r>
     </w:p>
     <w:p>
       <w:pPr>
-        <w:spacing w:line="336" w:lineRule="auto" w:after="180"/>
-        <w:shd w:fill="F1F6F8"/>
-      </w:pPr>
-      <w:r>
-        <w:rPr>
-          <w:b w:val="0"/>
-        </w:rPr>
-        <w:t>Teacher prompt: Point to the given fact that matters most. Explain why it matters. Ask learners to describe one label or arrow in ordinary words. Use the adjacent transcript if the image is difficult to see.</w:t>
-      </w:r>
-    </w:p>
-    <w:p>
-      <w:pPr>
-        <w:pStyle w:val="Heading3"/>
+        <w:pStyle w:val="Heading2"/>
       </w:pPr>
       <w:r>
         <w:t>02. Follow the deciding steps</w:t>
@@ -4758,7 +5651,7 @@
         <w:drawing>
           <wp:inline xmlns:a="http://schemas.openxmlformats.org/drawingml/2006/main" xmlns:pic="http://schemas.openxmlformats.org/drawingml/2006/picture">
             <wp:extent cx="5486400" cy="3182112"/>
-            <wp:docPr id="3" name="Picture 3" descr="State the purpose: Explain the drawing task and planned use before participation. → Respect exclusions: Do not publish originals or transfer them to the unrelated project. → Keep the agreement: Record permitted uses and the approved withdrawal procedure."/>
+            <wp:docPr id="5" name="Picture 5" descr="State the purpose: Explain the drawing task and planned use before participation. → Respect exclusions: Do not publish originals or transfer them to the unrelated project. → Keep the agreement: Record permitted uses and the approved withdrawal procedure."/>
             <wp:cNvGraphicFramePr>
               <a:graphicFrameLocks noChangeAspect="1"/>
             </wp:cNvGraphicFramePr>
@@ -4770,7 +5663,7 @@
                     <pic:cNvPicPr/>
                   </pic:nvPicPr>
                   <pic:blipFill>
-                    <a:blip r:embed="rId11"/>
+                    <a:blip r:embed="rId10"/>
                     <a:stretch>
                       <a:fillRect/>
                     </a:stretch>
@@ -4803,7 +5696,6 @@
     <w:p>
       <w:pPr>
         <w:spacing w:line="336" w:lineRule="auto" w:after="180"/>
-        <w:shd w:fill="F5F1FB"/>
       </w:pPr>
       <w:r>
         <w:rPr>
@@ -4826,39 +5718,30 @@
     </w:p>
     <w:p>
       <w:pPr>
-        <w:pStyle w:val="Heading3"/>
-      </w:pPr>
-      <w:r>
-        <w:t>Discuss while showing the picture</w:t>
+        <w:spacing w:line="336" w:lineRule="auto" w:after="180"/>
+      </w:pPr>
+      <w:r>
+        <w:rPr>
+          <w:b w:val="0"/>
+        </w:rPr>
+        <w:t xml:space="preserve">Teacher prompt: Point to each numbered stage and explain which recorded </w:t>
+      </w:r>
+      <w:r>
+        <w:rPr>
+          <w:b/>
+        </w:rPr>
+        <w:t>input</w:t>
+      </w:r>
+      <w:r>
+        <w:rPr>
+          <w:b w:val="0"/>
+        </w:rPr>
+        <w:t xml:space="preserve"> it uses. Ask learners to describe one label or arrow in ordinary words. Use the adjacent transcript if the image is difficult to see.</w:t>
       </w:r>
     </w:p>
     <w:p>
       <w:pPr>
-        <w:spacing w:line="336" w:lineRule="auto" w:after="180"/>
-        <w:shd w:fill="F1F6F8"/>
-      </w:pPr>
-      <w:r>
-        <w:rPr>
-          <w:b w:val="0"/>
-        </w:rPr>
-        <w:t xml:space="preserve">Teacher prompt: Point to each numbered stage and explain which recorded </w:t>
-      </w:r>
-      <w:r>
-        <w:rPr>
-          <w:b/>
-        </w:rPr>
-        <w:t>input</w:t>
-      </w:r>
-      <w:r>
-        <w:rPr>
-          <w:b w:val="0"/>
-        </w:rPr>
-        <w:t xml:space="preserve"> it uses. Ask learners to describe one label or arrow in ordinary words. Use the adjacent transcript if the image is difficult to see.</w:t>
-      </w:r>
-    </w:p>
-    <w:p>
-      <w:pPr>
-        <w:pStyle w:val="Heading3"/>
+        <w:pStyle w:val="Heading2"/>
       </w:pPr>
       <w:r>
         <w:t>03. Research ethics and consent — evidence trace</w:t>
@@ -4869,7 +5752,7 @@
         <w:drawing>
           <wp:inline xmlns:a="http://schemas.openxmlformats.org/drawingml/2006/main" xmlns:pic="http://schemas.openxmlformats.org/drawingml/2006/picture">
             <wp:extent cx="5486400" cy="3297936"/>
-            <wp:docPr id="4" name="Picture 4" descr="Research ethics and consent — evidence trace. Proposal automatically copies student essays into a study because they were submitted for grading. | Use fictional records for this course. For the supplied classroom policy, a real study needs responsible review, plain-language purpose, opt-in consent and withdrawal handling before collection. Do not implement real recruitment in this exercise. | The grading purpose does not establish research permission under the policy. Redesign around fictional data or obtain required review and voluntary permission before collection."/>
+            <wp:docPr id="6" name="Picture 6" descr="Research ethics and consent — evidence trace. Proposal automatically copies student essays into a study because they were submitted for grading. | Use fictional records for this course. For the supplied classroom policy, a real study needs responsible review, plain-language purpose, opt-in consent and withdrawal handling before collection. Do not implement real recruitment in this exercise. | The grading purpose does not establish research permission under the policy. Redesign around fictional data or obtain required review and voluntary permission before collection."/>
             <wp:cNvGraphicFramePr>
               <a:graphicFrameLocks noChangeAspect="1"/>
             </wp:cNvGraphicFramePr>
@@ -4881,7 +5764,7 @@
                     <pic:cNvPicPr/>
                   </pic:nvPicPr>
                   <pic:blipFill>
-                    <a:blip r:embed="rId12"/>
+                    <a:blip r:embed="rId13"/>
                     <a:stretch>
                       <a:fillRect/>
                     </a:stretch>
@@ -4983,7 +5866,6 @@
     <w:p>
       <w:pPr>
         <w:spacing w:line="336" w:lineRule="auto" w:after="180"/>
-        <w:shd w:fill="F5F1FB"/>
       </w:pPr>
       <w:r>
         <w:rPr>
@@ -4994,27 +5876,18 @@
     </w:p>
     <w:p>
       <w:pPr>
-        <w:pStyle w:val="Heading3"/>
-      </w:pPr>
-      <w:r>
-        <w:t>Discuss while showing the picture</w:t>
+        <w:spacing w:line="336" w:lineRule="auto" w:after="180"/>
+      </w:pPr>
+      <w:r>
+        <w:rPr>
+          <w:b w:val="0"/>
+        </w:rPr>
+        <w:t>Teacher prompt: Read the labels and values. Explain the relationship the model shows. Ask learners to describe one label or arrow in ordinary words. Use the adjacent transcript if the image is difficult to see.</w:t>
       </w:r>
     </w:p>
     <w:p>
       <w:pPr>
-        <w:spacing w:line="336" w:lineRule="auto" w:after="180"/>
-        <w:shd w:fill="F1F6F8"/>
-      </w:pPr>
-      <w:r>
-        <w:rPr>
-          <w:b w:val="0"/>
-        </w:rPr>
-        <w:t>Teacher prompt: Read the labels and values. Explain the relationship the model shows. Ask learners to describe one label or arrow in ordinary words. Use the adjacent transcript if the image is difficult to see.</w:t>
-      </w:r>
-    </w:p>
-    <w:p>
-      <w:pPr>
-        <w:pStyle w:val="Heading3"/>
+        <w:pStyle w:val="Heading2"/>
       </w:pPr>
       <w:r>
         <w:t>04. Change one thing. Trace what follows.</w:t>
@@ -5025,7 +5898,7 @@
         <w:drawing>
           <wp:inline xmlns:a="http://schemas.openxmlformats.org/drawingml/2006/main" xmlns:pic="http://schemas.openxmlformats.org/drawingml/2006/picture">
             <wp:extent cx="5486400" cy="3026664"/>
-            <wp:docPr id="5" name="Picture 5" descr="Original case: Record permitted uses and the approved withdrawal procedure. Changed condition: A new project requests the same drawings for an excluded purpose. Expected result: Do not reuse them under the existing consent; seek the required new authorisation. Reason: The new purpose falls outside the stated agreement."/>
+            <wp:docPr id="7" name="Picture 7" descr="Original case: Record permitted uses and the approved withdrawal procedure. Changed condition: A new project requests the same drawings for an excluded purpose. Expected result: Do not reuse them under the existing consent; seek the required new authorisation. Reason: The new purpose falls outside the stated agreement."/>
             <wp:cNvGraphicFramePr>
               <a:graphicFrameLocks noChangeAspect="1"/>
             </wp:cNvGraphicFramePr>
@@ -5037,7 +5910,7 @@
                     <pic:cNvPicPr/>
                   </pic:nvPicPr>
                   <pic:blipFill>
-                    <a:blip r:embed="rId13"/>
+                    <a:blip r:embed="rId14"/>
                     <a:stretch>
                       <a:fillRect/>
                     </a:stretch>
@@ -5093,7 +5966,6 @@
     <w:p>
       <w:pPr>
         <w:spacing w:line="336" w:lineRule="auto" w:after="180"/>
-        <w:shd w:fill="F5F1FB"/>
       </w:pPr>
       <w:r>
         <w:rPr>
@@ -5104,39 +5976,29 @@
     </w:p>
     <w:p>
       <w:pPr>
-        <w:pStyle w:val="Heading3"/>
-      </w:pPr>
-      <w:r>
-        <w:t>Discuss while showing the picture</w:t>
+        <w:spacing w:line="336" w:lineRule="auto" w:after="180"/>
+      </w:pPr>
+      <w:r>
+        <w:rPr>
+          <w:b w:val="0"/>
+        </w:rPr>
+        <w:t>Teacher prompt: Predict before checking the worked changed-case result. Name what changed and what the supplied facts allow you to conclude. Ask learners to describe one label or arrow in ordinary words.</w:t>
       </w:r>
     </w:p>
     <w:p>
       <w:pPr>
         <w:spacing w:line="336" w:lineRule="auto" w:after="180"/>
-        <w:shd w:fill="F1F6F8"/>
       </w:pPr>
       <w:r>
         <w:rPr>
           <w:b w:val="0"/>
         </w:rPr>
-        <w:t>Teacher prompt: Predict before checking the worked changed-case result. Name what changed and what the supplied facts allow you to conclude. Ask learners to describe one label or arrow in ordinary words.</w:t>
+        <w:t>Use the adjacent transcript if the image is difficult to see. Changed-case reasoning: The new purpose falls outside the stated agreement.</w:t>
       </w:r>
     </w:p>
     <w:p>
       <w:pPr>
-        <w:spacing w:line="336" w:lineRule="auto" w:after="180"/>
-        <w:shd w:fill="F1F6F8"/>
-      </w:pPr>
-      <w:r>
-        <w:rPr>
-          <w:b w:val="0"/>
-        </w:rPr>
-        <w:t>Use the adjacent transcript if the image is difficult to see. Changed-case reasoning: The new purpose falls outside the stated agreement.</w:t>
-      </w:r>
-    </w:p>
-    <w:p>
-      <w:pPr>
-        <w:pStyle w:val="Heading3"/>
+        <w:pStyle w:val="Heading2"/>
       </w:pPr>
       <w:r>
         <w:t>05. Connect the explanation to its limit</w:t>
@@ -5147,7 +6009,7 @@
         <w:drawing>
           <wp:inline xmlns:a="http://schemas.openxmlformats.org/drawingml/2006/main" xmlns:pic="http://schemas.openxmlformats.org/drawingml/2006/picture">
             <wp:extent cx="5486400" cy="2834640"/>
-            <wp:docPr id="6" name="Picture 6" descr="Research ethics includes what people agree to, how they can decline and how risks are addressed. A contribution does not grant unlimited reuse. Limit: This fictional adult scenario is not approval for research with children; real oversight and applicable rules are separate requirements."/>
+            <wp:docPr id="8" name="Picture 8" descr="Research ethics includes what people agree to, how they can decline and how risks are addressed. A contribution does not grant unlimited reuse. Limit: This fictional adult scenario is not approval for research with children; real oversight and applicable rules are separate requirements."/>
             <wp:cNvGraphicFramePr>
               <a:graphicFrameLocks noChangeAspect="1"/>
             </wp:cNvGraphicFramePr>
@@ -5159,7 +6021,7 @@
                     <pic:cNvPicPr/>
                   </pic:nvPicPr>
                   <pic:blipFill>
-                    <a:blip r:embed="rId14"/>
+                    <a:blip r:embed="rId15"/>
                     <a:stretch>
                       <a:fillRect/>
                     </a:stretch>
@@ -5203,7 +6065,6 @@
     <w:p>
       <w:pPr>
         <w:spacing w:line="336" w:lineRule="auto" w:after="180"/>
-        <w:shd w:fill="F5F1FB"/>
       </w:pPr>
       <w:r>
         <w:rPr>
@@ -5214,39 +6075,29 @@
     </w:p>
     <w:p>
       <w:pPr>
-        <w:pStyle w:val="Heading3"/>
-      </w:pPr>
-      <w:r>
-        <w:t>Discuss while showing the picture</w:t>
+        <w:spacing w:line="336" w:lineRule="auto" w:after="180"/>
+      </w:pPr>
+      <w:r>
+        <w:rPr>
+          <w:b w:val="0"/>
+        </w:rPr>
+        <w:t>Teacher prompt: Explain the case, then point to a limit on the claim. Ask learners to describe one label or arrow in ordinary words. Use the adjacent transcript if the image is difficult to see.</w:t>
       </w:r>
     </w:p>
     <w:p>
       <w:pPr>
         <w:spacing w:line="336" w:lineRule="auto" w:after="180"/>
-        <w:shd w:fill="F1F6F8"/>
       </w:pPr>
       <w:r>
         <w:rPr>
           <w:b w:val="0"/>
         </w:rPr>
-        <w:t>Teacher prompt: Explain the case, then point to a limit on the claim. Ask learners to describe one label or arrow in ordinary words. Use the adjacent transcript if the image is difficult to see.</w:t>
+        <w:t>Keep the stated scope: This fictional adult scenario is not approval for research with children; real oversight and applicable rules are separate requirements.</w:t>
       </w:r>
     </w:p>
     <w:p>
       <w:pPr>
-        <w:spacing w:line="336" w:lineRule="auto" w:after="180"/>
-        <w:shd w:fill="F1F6F8"/>
-      </w:pPr>
-      <w:r>
-        <w:rPr>
-          <w:b w:val="0"/>
-        </w:rPr>
-        <w:t>Keep the stated scope: This fictional adult scenario is not approval for research with children; real oversight and applicable rules are separate requirements.</w:t>
-      </w:r>
-    </w:p>
-    <w:p>
-      <w:pPr>
-        <w:pStyle w:val="Heading3"/>
+        <w:pStyle w:val="Heading2"/>
       </w:pPr>
       <w:r>
         <w:t>06. Make the idea visible in your project</w:t>
@@ -5257,7 +6108,7 @@
         <w:drawing>
           <wp:inline xmlns:a="http://schemas.openxmlformats.org/drawingml/2006/main" xmlns:pic="http://schemas.openxmlformats.org/drawingml/2006/picture">
             <wp:extent cx="5486400" cy="3681984"/>
-            <wp:docPr id="7" name="Picture 7" descr="For the Reproducible AI Research Study, retain an annotated worked trace and the changed-case reasoning. Connect the claim to its records, units and assumptions so another investigator can challenge or reproduce it. Draw your input, deciding step, result and limit. Supported question: Identify which uses the drawing consent permits and excludes. Can the unrelated project reuse the drawings under this agreement, and what new authorisation would be needed?"/>
+            <wp:docPr id="9" name="Picture 9" descr="For the Reproducible AI Research Study, retain an annotated worked trace and the changed-case reasoning. Connect the claim to its records, units and assumptions so another investigator can challenge or reproduce it. Draw your input, deciding step, result and limit. Supported question: Identify which uses the drawing consent permits and excludes. Can the unrelated project reuse the drawings under this agreement, and what new authorisation would be needed?"/>
             <wp:cNvGraphicFramePr>
               <a:graphicFrameLocks noChangeAspect="1"/>
             </wp:cNvGraphicFramePr>
@@ -5269,7 +6120,7 @@
                     <pic:cNvPicPr/>
                   </pic:nvPicPr>
                   <pic:blipFill>
-                    <a:blip r:embed="rId15"/>
+                    <a:blip r:embed="rId16"/>
                     <a:stretch>
                       <a:fillRect/>
                     </a:stretch>
@@ -5348,7 +6199,6 @@
     <w:p>
       <w:pPr>
         <w:spacing w:line="336" w:lineRule="auto" w:after="180"/>
-        <w:shd w:fill="F5F1FB"/>
       </w:pPr>
       <w:r>
         <w:rPr>
@@ -5371,70 +6221,138 @@
     </w:p>
     <w:p>
       <w:pPr>
-        <w:pStyle w:val="Heading3"/>
-      </w:pPr>
-      <w:r>
-        <w:t>Discuss while showing the picture</w:t>
+        <w:spacing w:line="336" w:lineRule="auto" w:after="180"/>
+      </w:pPr>
+      <w:r>
+        <w:rPr>
+          <w:b w:val="0"/>
+        </w:rPr>
+        <w:t xml:space="preserve">Teacher prompt: Draw your project trace and justify the deciding step using </w:t>
+      </w:r>
+      <w:r>
+        <w:rPr>
+          <w:b/>
+        </w:rPr>
+        <w:t>evidence</w:t>
+      </w:r>
+      <w:r>
+        <w:rPr>
+          <w:b w:val="0"/>
+        </w:rPr>
+        <w:t>. Ask learners to describe one label or arrow in ordinary words. Use the adjacent transcript if the image is difficult to see.</w:t>
       </w:r>
     </w:p>
     <w:p>
       <w:pPr>
         <w:spacing w:line="336" w:lineRule="auto" w:after="180"/>
-        <w:shd w:fill="F1F6F8"/>
       </w:pPr>
       <w:r>
         <w:rPr>
           <w:b w:val="0"/>
         </w:rPr>
-        <w:t xml:space="preserve">Teacher prompt: Draw your project trace and justify the deciding step using </w:t>
-      </w:r>
-      <w:r>
-        <w:rPr>
-          <w:b/>
-        </w:rPr>
-        <w:t>evidence</w:t>
-      </w:r>
-      <w:r>
-        <w:rPr>
-          <w:b w:val="0"/>
-        </w:rPr>
-        <w:t>. Ask learners to describe one label or arrow in ordinary words. Use the adjacent transcript if the image is difficult to see.</w:t>
+        <w:t>Supported practice key: Explain the drawing task and planned use before participation. Do not publish originals or transfer them to the unrelated project. Record permitted uses and the approved withdrawal procedure.</w:t>
       </w:r>
     </w:p>
     <w:p>
       <w:pPr>
         <w:spacing w:line="336" w:lineRule="auto" w:after="180"/>
-        <w:shd w:fill="F1F6F8"/>
       </w:pPr>
       <w:r>
         <w:rPr>
           <w:b w:val="0"/>
         </w:rPr>
-        <w:t>Supported practice key: Explain the drawing task and planned use before participation. Do not publish originals or transfer them to the unrelated project. Record permitted uses and the approved withdrawal procedure.</w:t>
+        <w:t xml:space="preserve">Changed case: Do not reuse them under the existing </w:t>
+      </w:r>
+      <w:r>
+        <w:rPr>
+          <w:b/>
+        </w:rPr>
+        <w:t>consent</w:t>
+      </w:r>
+      <w:r>
+        <w:rPr>
+          <w:b w:val="0"/>
+        </w:rPr>
+        <w:t>; seek the required new authorisation. The new purpose falls outside the stated agreement.</w:t>
       </w:r>
     </w:p>
     <w:p>
       <w:pPr>
+        <w:pStyle w:val="Heading2"/>
+      </w:pPr>
+      <w:r>
+        <w:t>Earlier wording, alternatives and picture transcripts · reference / check after trying</w:t>
+      </w:r>
+    </w:p>
+    <w:p>
+      <w:pPr>
         <w:spacing w:line="336" w:lineRule="auto" w:after="180"/>
-        <w:shd w:fill="F1F6F8"/>
       </w:pPr>
       <w:r>
         <w:rPr>
           <w:b w:val="0"/>
         </w:rPr>
-        <w:t xml:space="preserve">Changed case: Do not reuse them under the existing </w:t>
+        <w:t xml:space="preserve">Use one picture at a time. Hide a worked result before asking for a </w:t>
       </w:r>
       <w:r>
         <w:rPr>
           <w:b/>
         </w:rPr>
-        <w:t>consent</w:t>
+        <w:t>prediction</w:t>
       </w:r>
       <w:r>
         <w:rPr>
           <w:b w:val="0"/>
         </w:rPr>
-        <w:t>; seek the required new authorisation. The new purpose falls outside the stated agreement.</w:t>
+        <w:t>, then reveal it for feedback. These are supported teaching cases; retain the separate independent assessment for a fresh first attempt.</w:t>
+      </w:r>
+    </w:p>
+    <w:p>
+      <w:pPr>
+        <w:pStyle w:val="Heading3"/>
+      </w:pPr>
+      <w:r>
+        <w:t>01. Research ethics and consent: the case</w:t>
+      </w:r>
+    </w:p>
+    <w:p>
+      <w:pPr>
+        <w:pStyle w:val="Heading3"/>
+      </w:pPr>
+      <w:r>
+        <w:t>02. Follow the deciding steps</w:t>
+      </w:r>
+    </w:p>
+    <w:p>
+      <w:pPr>
+        <w:pStyle w:val="Heading3"/>
+      </w:pPr>
+      <w:r>
+        <w:t>03. Research ethics and consent — evidence trace</w:t>
+      </w:r>
+    </w:p>
+    <w:p>
+      <w:pPr>
+        <w:pStyle w:val="Heading3"/>
+      </w:pPr>
+      <w:r>
+        <w:t>04. Change one thing. Trace what follows.</w:t>
+      </w:r>
+    </w:p>
+    <w:p>
+      <w:pPr>
+        <w:pStyle w:val="Heading3"/>
+      </w:pPr>
+      <w:r>
+        <w:t>05. Connect the explanation to its limit</w:t>
+      </w:r>
+    </w:p>
+    <w:p>
+      <w:pPr>
+        <w:pStyle w:val="Heading3"/>
+      </w:pPr>
+      <w:r>
+        <w:t>06. Make the idea visible in your project</w:t>
       </w:r>
     </w:p>
     <w:sectPr>
